--- a/dashboard/public/iran-war/reports/05_europe_assessment_2026-05_v2.docx
+++ b/dashboard/public/iran-war/reports/05_europe_assessment_2026-05_v2.docx
@@ -230,7 +230,34 @@
         <w:t xml:space="preserve">(能源应急</w:t>
       </w:r>
       <w:r>
-        <w:t xml:space="preserve"> + ReArm €800B + </w:t>
+        <w:t xml:space="preserve"> + ReArm </w:t>
+      </w:r>
+      <w:r>
+        <w:rPr>
+          <w:rFonts w:hint="eastAsia"/>
+        </w:rPr>
+        <w:t xml:space="preserve">Europe（欧洲重整军备计划，2026</w:t>
+      </w:r>
+      <w:r>
+        <w:t xml:space="preserve"> </w:t>
+      </w:r>
+      <w:r>
+        <w:rPr>
+          <w:rFonts w:hint="eastAsia"/>
+        </w:rPr>
+        <w:t xml:space="preserve">年启动，规模约</w:t>
+      </w:r>
+      <w:r>
+        <w:t xml:space="preserve"> 8000 </w:t>
+      </w:r>
+      <w:r>
+        <w:rPr>
+          <w:rFonts w:hint="eastAsia"/>
+        </w:rPr>
+        <w:t xml:space="preserve">亿欧元）€800B</w:t>
+      </w:r>
+      <w:r>
+        <w:t xml:space="preserve"> + </w:t>
       </w:r>
       <w:r>
         <w:rPr>
@@ -265,15 +292,31 @@
           <w:b/>
           <w:bCs/>
         </w:rPr>
-        <w:t xml:space="preserve"> MAGA </w:t>
-      </w:r>
-      <w:r>
-        <w:rPr>
-          <w:rFonts w:hint="eastAsia"/>
-          <w:b/>
-          <w:bCs/>
-        </w:rPr>
-        <w:t xml:space="preserve">那种右,而且净矢量是脱离</w:t>
+        <w:t xml:space="preserve"> </w:t>
+      </w:r>
+      <w:r>
+        <w:rPr>
+          <w:rFonts w:hint="eastAsia"/>
+          <w:b/>
+          <w:bCs/>
+        </w:rPr>
+        <w:t xml:space="preserve">MAGA（</w:t>
+      </w:r>
+      <w:r>
+        <w:rPr>
+          <w:rFonts w:hint="eastAsia"/>
+          <w:b/>
+          <w:bCs/>
+        </w:rPr>
+        <w:t xml:space="preserve">“让美国再次伟大”</w:t>
+      </w:r>
+      <w:r>
+        <w:rPr>
+          <w:rFonts w:hint="eastAsia"/>
+          <w:b/>
+          <w:bCs/>
+        </w:rPr>
+        <w:t xml:space="preserve">，特朗普的政治运动）那种右,而且净矢量是脱离</w:t>
       </w:r>
       <w:r>
         <w:rPr>
@@ -413,7 +456,19 @@
         <w:t xml:space="preserve">经霍尔木兹</w:t>
       </w:r>
       <w:r>
-        <w:t xml:space="preserve">(S&amp;P Global / Kpler)</w:t>
+        <w:rPr>
+          <w:rFonts w:hint="eastAsia"/>
+        </w:rPr>
+        <w:t xml:space="preserve">（数据来源:S&amp;P</w:t>
+      </w:r>
+      <w:r>
+        <w:t xml:space="preserve"> Global / </w:t>
+      </w:r>
+      <w:r>
+        <w:rPr>
+          <w:rFonts w:hint="eastAsia"/>
+        </w:rPr>
+        <w:t xml:space="preserve">Kpler（大宗商品船运追踪机构））</w:t>
       </w:r>
     </w:p>
     <w:p>
@@ -458,22 +513,22 @@
           <w:b/>
           <w:bCs/>
         </w:rPr>
-        <w:t xml:space="preserve">轮制裁(2026</w:t>
-      </w:r>
-      <w:r>
-        <w:rPr>
-          <w:b/>
-          <w:bCs/>
-        </w:rPr>
-        <w:t xml:space="preserve"> </w:t>
-      </w:r>
-      <w:r>
-        <w:rPr>
-          <w:rFonts w:hint="eastAsia"/>
-          <w:b/>
-          <w:bCs/>
-        </w:rPr>
-        <w:t xml:space="preserve">起禁”用俄油炼的成品油”)把印度柴油这个替代源用政策自己关掉了</w:t>
+        <w:t xml:space="preserve">轮制裁（2026</w:t>
+      </w:r>
+      <w:r>
+        <w:rPr>
+          <w:b/>
+          <w:bCs/>
+        </w:rPr>
+        <w:t xml:space="preserve"> </w:t>
+      </w:r>
+      <w:r>
+        <w:rPr>
+          <w:rFonts w:hint="eastAsia"/>
+          <w:b/>
+          <w:bCs/>
+        </w:rPr>
+        <w:t xml:space="preserve">起禁”用俄油炼的成品油”）把印度柴油这个替代源用政策自己关掉了</w:t>
       </w:r>
     </w:p>
     <w:p>
@@ -510,10 +565,16 @@
         <w:rPr>
           <w:rFonts w:hint="eastAsia"/>
         </w:rPr>
-        <w:t xml:space="preserve">击中,与物理进口量无关——Bruegel(Simone</w:t>
-      </w:r>
-      <w:r>
-        <w:t xml:space="preserve"> Tagliapietra):</w:t>
+        <w:t xml:space="preserve">击中,与物理进口量无关——Bruegel（Simone</w:t>
+      </w:r>
+      <w:r>
+        <w:t xml:space="preserve"> </w:t>
+      </w:r>
+      <w:r>
+        <w:rPr>
+          <w:rFonts w:hint="eastAsia"/>
+        </w:rPr>
+        <w:t xml:space="preserve">Tagliapietra）:</w:t>
       </w:r>
       <w:r>
         <w:rPr>
@@ -525,7 +586,7 @@
         <w:rPr>
           <w:rFonts w:hint="eastAsia"/>
         </w:rPr>
-        <w:t xml:space="preserve">;储气进入</w:t>
+        <w:t xml:space="preserve">。储气进入</w:t>
       </w:r>
       <w:r>
         <w:t xml:space="preserve"> 2026 </w:t>
@@ -547,16 +608,22 @@
         <w:t xml:space="preserve">46 bcm</w:t>
       </w:r>
       <w:r>
-        <w:t xml:space="preserve">(2024 </w:t>
-      </w:r>
-      <w:r>
-        <w:rPr>
-          <w:rFonts w:hint="eastAsia"/>
-        </w:rPr>
-        <w:t xml:space="preserve">是</w:t>
-      </w:r>
-      <w:r>
-        <w:t xml:space="preserve"> 77)</w:t>
+        <w:rPr>
+          <w:rFonts w:hint="eastAsia"/>
+        </w:rPr>
+        <w:t xml:space="preserve">（bcm:十亿立方米，天然气储量单位）——相比之下</w:t>
+      </w:r>
+      <w:r>
+        <w:t xml:space="preserve"> 2024 </w:t>
+      </w:r>
+      <w:r>
+        <w:rPr>
+          <w:rFonts w:hint="eastAsia"/>
+        </w:rPr>
+        <w:t xml:space="preserve">年为</w:t>
+      </w:r>
+      <w:r>
+        <w:t xml:space="preserve"> 77 bcm。</w:t>
       </w:r>
     </w:p>
     <w:p>
@@ -568,13 +635,10 @@
         </w:numPr>
       </w:pPr>
       <w:r>
-        <w:t xml:space="preserve">IEA </w:t>
-      </w:r>
-      <w:r>
-        <w:rPr>
-          <w:rFonts w:hint="eastAsia"/>
-        </w:rPr>
-        <w:t xml:space="preserve">放储</w:t>
+        <w:rPr>
+          <w:rFonts w:hint="eastAsia"/>
+        </w:rPr>
+        <w:t xml:space="preserve">IEA（国际能源署）放储</w:t>
       </w:r>
       <w:r>
         <w:t xml:space="preserve"> 4 </w:t>
@@ -722,10 +786,41 @@
       </w:r>
       <w:r>
         <w:rPr>
-          <w:b/>
-          <w:bCs/>
-        </w:rPr>
-        <w:t xml:space="preserve">1.1%(−0.3pp)</w:t>
+          <w:rFonts w:hint="eastAsia"/>
+          <w:b/>
+          <w:bCs/>
+        </w:rPr>
+        <w:t xml:space="preserve">1.1%（−0.3pp（pp:百分点，</w:t>
+      </w:r>
+      <w:r>
+        <w:rPr>
+          <w:b/>
+          <w:bCs/>
+        </w:rPr>
+        <w:t xml:space="preserve">“−0.3pp”</w:t>
+      </w:r>
+      <w:r>
+        <w:rPr>
+          <w:rFonts w:hint="eastAsia"/>
+          <w:b/>
+          <w:bCs/>
+        </w:rPr>
+        <w:t xml:space="preserve">即减少</w:t>
+      </w:r>
+      <w:r>
+        <w:rPr>
+          <w:b/>
+          <w:bCs/>
+        </w:rPr>
+        <w:t xml:space="preserve"> 0.3 </w:t>
+      </w:r>
+      <w:r>
+        <w:rPr>
+          <w:rFonts w:hint="eastAsia"/>
+          <w:b/>
+          <w:bCs/>
+        </w:rPr>
+        <w:t xml:space="preserve">个百分点））</w:t>
       </w:r>
       <w:r>
         <w:rPr>
@@ -738,10 +833,11 @@
       </w:r>
       <w:r>
         <w:rPr>
-          <w:b/>
-          <w:bCs/>
-        </w:rPr>
-        <w:t xml:space="preserve">3.1%(+1.0pp)</w:t>
+          <w:rFonts w:hint="eastAsia"/>
+          <w:b/>
+          <w:bCs/>
+        </w:rPr>
+        <w:t xml:space="preserve">3.1%（+1.0pp）</w:t>
       </w:r>
       <w:r>
         <w:rPr>
@@ -763,18 +859,26 @@
       </w:pPr>
       <w:r>
         <w:rPr>
-          <w:b/>
-          <w:bCs/>
-        </w:rPr>
-        <w:t xml:space="preserve">EC/JRC GM-DSGE </w:t>
-      </w:r>
-      <w:r>
-        <w:rPr>
-          <w:rFonts w:hint="eastAsia"/>
-          <w:b/>
-          <w:bCs/>
-        </w:rPr>
-        <w:t xml:space="preserve">严重情景(2026-05-27)</w:t>
+          <w:rFonts w:hint="eastAsia"/>
+          <w:b/>
+          <w:bCs/>
+        </w:rPr>
+        <w:t xml:space="preserve">EC/JRC（欧盟联合研究中心）GM-DSGE</w:t>
+      </w:r>
+      <w:r>
+        <w:rPr>
+          <w:b/>
+          <w:bCs/>
+        </w:rPr>
+        <w:t xml:space="preserve"> </w:t>
+      </w:r>
+      <w:r>
+        <w:rPr>
+          <w:rFonts w:hint="eastAsia"/>
+          <w:b/>
+          <w:bCs/>
+        </w:rPr>
+        <w:t xml:space="preserve">严重情景（2026-05-27）</w:t>
       </w:r>
       <w:r>
         <w:t xml:space="preserve">:Brent</w:t>
@@ -817,7 +921,7 @@
         <w:rPr>
           <w:rFonts w:hint="eastAsia"/>
         </w:rPr>
-        <w:t xml:space="preserve">仅部分重开,EU</w:t>
+        <w:t xml:space="preserve">仅部分重开，EU</w:t>
       </w:r>
       <w:r>
         <w:t xml:space="preserve"> </w:t>
@@ -833,10 +937,26 @@
       </w:r>
       <w:r>
         <w:rPr>
-          <w:b/>
-          <w:bCs/>
-        </w:rPr>
-        <w:t xml:space="preserve">0.7%(vs 1.1%)</w:t>
+          <w:rFonts w:hint="eastAsia"/>
+          <w:b/>
+          <w:bCs/>
+        </w:rPr>
+        <w:t xml:space="preserve">0.7%（vs</w:t>
+      </w:r>
+      <w:r>
+        <w:rPr>
+          <w:b/>
+          <w:bCs/>
+        </w:rPr>
+        <w:t xml:space="preserve"> </w:t>
+      </w:r>
+      <w:r>
+        <w:rPr>
+          <w:rFonts w:hint="eastAsia"/>
+          <w:b/>
+          <w:bCs/>
+        </w:rPr>
+        <w:t xml:space="preserve">1.1%）</w:t>
       </w:r>
       <w:r>
         <w:rPr>
@@ -858,7 +978,7 @@
         <w:rPr>
           <w:rFonts w:hint="eastAsia"/>
         </w:rPr>
-        <w:t xml:space="preserve">(JRC:几乎全由油气价格驱动)</w:t>
+        <w:t xml:space="preserve">（JRC:几乎全由油气价格驱动）</w:t>
       </w:r>
     </w:p>
     <w:p>
@@ -904,13 +1024,22 @@
         <w:t xml:space="preserve">通胀</w:t>
       </w:r>
       <w:r>
-        <w:t xml:space="preserve"> / −0.6% GDP;$170 → </w:t>
-      </w:r>
-      <w:r>
-        <w:rPr>
-          <w:rFonts w:hint="eastAsia"/>
-        </w:rPr>
-        <w:t xml:space="preserve">约翻倍(滞胀)</w:t>
+        <w:t xml:space="preserve"> / −0.6% </w:t>
+      </w:r>
+      <w:r>
+        <w:rPr>
+          <w:rFonts w:hint="eastAsia"/>
+        </w:rPr>
+        <w:t xml:space="preserve">GDP；$170</w:t>
+      </w:r>
+      <w:r>
+        <w:t xml:space="preserve"> → </w:t>
+      </w:r>
+      <w:r>
+        <w:rPr>
+          <w:rFonts w:hint="eastAsia"/>
+        </w:rPr>
+        <w:t xml:space="preserve">约翻倍（滞胀）</w:t>
       </w:r>
     </w:p>
     <w:p>
@@ -922,7 +1051,13 @@
         </w:numPr>
       </w:pPr>
       <w:r>
-        <w:t xml:space="preserve">ECB:3 </w:t>
+        <w:rPr>
+          <w:rFonts w:hint="eastAsia"/>
+        </w:rPr>
+        <w:t xml:space="preserve">ECB（欧洲央行）:3</w:t>
+      </w:r>
+      <w:r>
+        <w:t xml:space="preserve"> </w:t>
       </w:r>
       <w:r>
         <w:rPr>
@@ -937,7 +1072,7 @@
         <w:rPr>
           <w:rFonts w:hint="eastAsia"/>
         </w:rPr>
-        <w:t xml:space="preserve">月按兵不动;Lagarde</w:t>
+        <w:t xml:space="preserve">月按兵不动；Lagarde</w:t>
       </w:r>
       <w:r>
         <w:t xml:space="preserve"> </w:t>
@@ -1048,7 +1183,7 @@
           <w:b/>
           <w:bCs/>
         </w:rPr>
-        <w:t xml:space="preserve">关键纠正(德语源)</w:t>
+        <w:t xml:space="preserve">关键纠正（德语源）</w:t>
       </w:r>
       <w:r>
         <w:t xml:space="preserve">:BASF Ludwigshafen </w:t>
@@ -1075,7 +1210,7 @@
           <w:b/>
           <w:bCs/>
         </w:rPr>
-        <w:t xml:space="preserve">年(乌克兰断气危机),不是</w:t>
+        <w:t xml:space="preserve">年（乌克兰断气危机），不是</w:t>
       </w:r>
       <w:r>
         <w:rPr>
@@ -1194,7 +1329,7 @@
         <w:rPr>
           <w:rFonts w:hint="eastAsia"/>
         </w:rPr>
-        <w:t xml:space="preserve">实证(德语比英文聚合强):</w:t>
+        <w:t xml:space="preserve">实证（德语比英文聚合强）:</w:t>
       </w:r>
       <w:r>
         <w:t xml:space="preserve"> </w:t>
@@ -1253,7 +1388,7 @@
         <w:rPr>
           <w:rFonts w:hint="eastAsia"/>
         </w:rPr>
-        <w:t xml:space="preserve">投北美;EU-US</w:t>
+        <w:t xml:space="preserve">投北美；EU-US</w:t>
       </w:r>
       <w:r>
         <w:t xml:space="preserve"> </w:t>
@@ -1271,7 +1406,7 @@
         <w:rPr>
           <w:rFonts w:hint="eastAsia"/>
         </w:rPr>
-        <w:t xml:space="preserve">~$10/MMBtu;基础化工”每三家就有一家离开欧陆”</w:t>
+        <w:t xml:space="preserve">~$10/MMBtu（MMBtu:百万英热单位，天然气价格单位）；基础化工”每三家就有一家离开欧陆”</w:t>
       </w:r>
       <w:r>
         <w:t xml:space="preserve"> </w:t>
@@ -1284,33 +1419,34 @@
       </w:r>
       <w:r>
         <w:rPr>
-          <w:b/>
-          <w:bCs/>
-        </w:rPr>
-        <w:t xml:space="preserve">VCI</w:t>
-      </w:r>
-      <w:r>
-        <w:rPr>
-          <w:rFonts w:hint="eastAsia"/>
-        </w:rPr>
-        <w:t xml:space="preserve">(德国化工协会):化工开工率</w:t>
-      </w:r>
-      <w:r>
-        <w:t xml:space="preserve"> </w:t>
-      </w:r>
-      <w:r>
-        <w:rPr>
-          <w:rFonts w:hint="eastAsia"/>
-          <w:b/>
-          <w:bCs/>
-        </w:rPr>
-        <w:t xml:space="preserve">70%(历史低点)</w:t>
-      </w:r>
-      <w:r>
-        <w:rPr>
-          <w:rFonts w:hint="eastAsia"/>
-        </w:rPr>
-        <w:t xml:space="preserve">,订单较</w:t>
+          <w:rFonts w:hint="eastAsia"/>
+          <w:b/>
+          <w:bCs/>
+        </w:rPr>
+        <w:t xml:space="preserve">VCI（德国化工工业协会）</w:t>
+      </w:r>
+      <w:r>
+        <w:rPr>
+          <w:rFonts w:hint="eastAsia"/>
+        </w:rPr>
+        <w:t xml:space="preserve">:化工开工率</w:t>
+      </w:r>
+      <w:r>
+        <w:t xml:space="preserve"> </w:t>
+      </w:r>
+      <w:r>
+        <w:rPr>
+          <w:rFonts w:hint="eastAsia"/>
+          <w:b/>
+          <w:bCs/>
+        </w:rPr>
+        <w:t xml:space="preserve">70%（历史低点）</w:t>
+      </w:r>
+      <w:r>
+        <w:rPr>
+          <w:rFonts w:hint="eastAsia"/>
+        </w:rPr>
+        <w:t xml:space="preserve">，订单较</w:t>
       </w:r>
       <w:r>
         <w:t xml:space="preserve"> 2021 </w:t>
@@ -1409,10 +1545,10 @@
         <w:rPr>
           <w:rFonts w:hint="eastAsia"/>
         </w:rPr>
-        <w:t xml:space="preserve">化工/金属/矿物/纸消费</w:t>
-      </w:r>
-      <w:r>
-        <w:t xml:space="preserve"> ~65% </w:t>
+        <w:t xml:space="preserve">化工/金属/矿物/纸消费约</w:t>
+      </w:r>
+      <w:r>
+        <w:t xml:space="preserve"> 65% </w:t>
       </w:r>
       <w:r>
         <w:rPr>
@@ -1427,16 +1563,16 @@
         <w:rPr>
           <w:rFonts w:hint="eastAsia"/>
         </w:rPr>
-        <w:t xml:space="preserve">工业天然气,在</w:t>
-      </w:r>
-      <w:r>
-        <w:t xml:space="preserve"> ~4 </w:t>
-      </w:r>
-      <w:r>
-        <w:rPr>
-          <w:rFonts w:hint="eastAsia"/>
-        </w:rPr>
-        <w:t xml:space="preserve">倍于美国的气价下——最先流血的部门(Bruegel</w:t>
+        <w:t xml:space="preserve">工业天然气，在约</w:t>
+      </w:r>
+      <w:r>
+        <w:t xml:space="preserve"> 4 </w:t>
+      </w:r>
+      <w:r>
+        <w:rPr>
+          <w:rFonts w:hint="eastAsia"/>
+        </w:rPr>
+        <w:t xml:space="preserve">倍于美国的气价下——最先流血的部门（Bruegel</w:t>
       </w:r>
       <w:r>
         <w:t xml:space="preserve"> 2023 </w:t>
@@ -1445,16 +1581,16 @@
         <w:rPr>
           <w:rFonts w:hint="eastAsia"/>
         </w:rPr>
-        <w:t xml:space="preserve">部门结构数据,标注为前危机</w:t>
-      </w:r>
-      <w:r>
-        <w:t xml:space="preserve"> </w:t>
-      </w:r>
-      <w:r>
-        <w:rPr>
-          <w:rFonts w:hint="eastAsia"/>
-        </w:rPr>
-        <w:t xml:space="preserve">vintage,仅用结构)</w:t>
+        <w:t xml:space="preserve">部门结构数据，标注为前危机</w:t>
+      </w:r>
+      <w:r>
+        <w:t xml:space="preserve"> </w:t>
+      </w:r>
+      <w:r>
+        <w:rPr>
+          <w:rFonts w:hint="eastAsia"/>
+        </w:rPr>
+        <w:t xml:space="preserve">vintage，仅用结构）</w:t>
       </w:r>
     </w:p>
     <w:bookmarkEnd w:id="18"/>
@@ -1509,7 +1645,7 @@
         <w:rPr>
           <w:rFonts w:hint="eastAsia"/>
         </w:rPr>
-        <w:t xml:space="preserve">€524.5B、国防安全</w:t>
+        <w:t xml:space="preserve">€524.5B：国防安全</w:t>
       </w:r>
       <w:r>
         <w:t xml:space="preserve"> </w:t>
@@ -1536,7 +1672,7 @@
         <w:rPr>
           <w:rFonts w:hint="eastAsia"/>
         </w:rPr>
-        <w:t xml:space="preserve">€34.4B,全撞债务刹车;赤字推到</w:t>
+        <w:t xml:space="preserve">€34.4B，全撞债务刹车；赤字推到</w:t>
       </w:r>
       <w:r>
         <w:t xml:space="preserve"> </w:t>
@@ -1562,16 +1698,39 @@
           <w:b/>
           <w:bCs/>
         </w:rPr>
-        <w:t xml:space="preserve">ReArm Europe / SAFE</w:t>
-      </w:r>
-      <w:r>
-        <w:t xml:space="preserve"> </w:t>
-      </w:r>
-      <w:r>
-        <w:rPr>
-          <w:rFonts w:hint="eastAsia"/>
-        </w:rPr>
-        <w:t xml:space="preserve">~€800B(含</w:t>
+        <w:t xml:space="preserve">ReArm Europe / </w:t>
+      </w:r>
+      <w:r>
+        <w:rPr>
+          <w:rFonts w:hint="eastAsia"/>
+          <w:b/>
+          <w:bCs/>
+        </w:rPr>
+        <w:t xml:space="preserve">SAFE（欧盟安全武器采购计划，ReArm</w:t>
+      </w:r>
+      <w:r>
+        <w:rPr>
+          <w:b/>
+          <w:bCs/>
+        </w:rPr>
+        <w:t xml:space="preserve"> Europe </w:t>
+      </w:r>
+      <w:r>
+        <w:rPr>
+          <w:rFonts w:hint="eastAsia"/>
+          <w:b/>
+          <w:bCs/>
+        </w:rPr>
+        <w:t xml:space="preserve">子项目）</w:t>
+      </w:r>
+      <w:r>
+        <w:t xml:space="preserve"> </w:t>
+      </w:r>
+      <w:r>
+        <w:rPr>
+          <w:rFonts w:hint="eastAsia"/>
+        </w:rPr>
+        <w:t xml:space="preserve">~€800B（含</w:t>
       </w:r>
       <w:r>
         <w:t xml:space="preserve"> €150B </w:t>
@@ -1580,7 +1739,7 @@
         <w:rPr>
           <w:rFonts w:hint="eastAsia"/>
         </w:rPr>
-        <w:t xml:space="preserve">联合贷款);</w:t>
+        <w:t xml:space="preserve">联合贷款）；</w:t>
       </w:r>
       <w:r>
         <w:rPr>
@@ -1609,7 +1768,7 @@
         <w:rPr>
           <w:rFonts w:hint="eastAsia"/>
         </w:rPr>
-        <w:t xml:space="preserve">(2026-27,资本市场借款,非冻结资产)</w:t>
+        <w:t xml:space="preserve">（2026-27，资本市场借款，非冻结资产）</w:t>
       </w:r>
     </w:p>
     <w:p>
@@ -1633,7 +1792,22 @@
           <w:b/>
           <w:bCs/>
         </w:rPr>
-        <w:t xml:space="preserve"> Industriestrompreis(€0.05/kWh)= </w:t>
+        <w:t xml:space="preserve"> </w:t>
+      </w:r>
+      <w:r>
+        <w:rPr>
+          <w:rFonts w:hint="eastAsia"/>
+          <w:b/>
+          <w:bCs/>
+        </w:rPr>
+        <w:t xml:space="preserve">Industriestrompreis（德国工业电价上限政策，€0.05/kWh）=</w:t>
+      </w:r>
+      <w:r>
+        <w:rPr>
+          <w:b/>
+          <w:bCs/>
+        </w:rPr>
+        <w:t xml:space="preserve"> </w:t>
       </w:r>
       <w:r>
         <w:rPr>
@@ -1662,25 +1836,25 @@
         <w:rPr>
           <w:rFonts w:hint="eastAsia"/>
         </w:rPr>
-        <w:t xml:space="preserve">;德国还enacted</w:t>
-      </w:r>
-      <w:r>
-        <w:t xml:space="preserve"> </w:t>
-      </w:r>
-      <w:r>
-        <w:rPr>
-          <w:rFonts w:hint="eastAsia"/>
-        </w:rPr>
-        <w:t xml:space="preserve">经济学家反对的</w:t>
-      </w:r>
-      <w:r>
-        <w:t xml:space="preserve"> Tankrabatt(5/1 </w:t>
-      </w:r>
-      <w:r>
-        <w:rPr>
-          <w:rFonts w:hint="eastAsia"/>
-        </w:rPr>
-        <w:t xml:space="preserve">燃油折扣)</w:t>
+        <w:t xml:space="preserve">；德国还推行了经济学家反对的</w:t>
+      </w:r>
+      <w:r>
+        <w:t xml:space="preserve"> </w:t>
+      </w:r>
+      <w:r>
+        <w:rPr>
+          <w:rFonts w:hint="eastAsia"/>
+        </w:rPr>
+        <w:t xml:space="preserve">Tankrabatt（德国临时燃油折扣补贴政策，于</w:t>
+      </w:r>
+      <w:r>
+        <w:t xml:space="preserve"> 2022 </w:t>
+      </w:r>
+      <w:r>
+        <w:rPr>
+          <w:rFonts w:hint="eastAsia"/>
+        </w:rPr>
+        <w:t xml:space="preserve">年试行）</w:t>
       </w:r>
     </w:p>
     <w:p>
@@ -1695,7 +1869,7 @@
         <w:rPr>
           <w:rFonts w:hint="eastAsia"/>
         </w:rPr>
-        <w:t xml:space="preserve">全欧取舍(Bruegel</w:t>
+        <w:t xml:space="preserve">全欧取舍（Bruegel</w:t>
       </w:r>
       <w:r>
         <w:t xml:space="preserve"> / Bini </w:t>
@@ -1704,7 +1878,7 @@
         <w:rPr>
           <w:rFonts w:hint="eastAsia"/>
         </w:rPr>
-        <w:t xml:space="preserve">Smaghi/OMFIF):补贴保工业(碎裂单一市场、拖慢转型)vs</w:t>
+        <w:t xml:space="preserve">Smaghi/OMFIF）:补贴保工业（碎裂单一市场、拖慢转型）vs</w:t>
       </w:r>
       <w:r>
         <w:t xml:space="preserve"> </w:t>
@@ -1749,16 +1923,16 @@
         <w:rPr>
           <w:rFonts w:hint="eastAsia"/>
         </w:rPr>
-        <w:t xml:space="preserve">(通胀</w:t>
-      </w:r>
-      <w:r>
-        <w:t xml:space="preserve"> </w:t>
-      </w:r>
-      <w:r>
-        <w:rPr>
-          <w:rFonts w:hint="eastAsia"/>
-        </w:rPr>
-        <w:t xml:space="preserve">+1.7%,比德国温和)</w:t>
+        <w:t xml:space="preserve">（通胀</w:t>
+      </w:r>
+      <w:r>
+        <w:t xml:space="preserve"> </w:t>
+      </w:r>
+      <w:r>
+        <w:rPr>
+          <w:rFonts w:hint="eastAsia"/>
+        </w:rPr>
+        <w:t xml:space="preserve">+1.7%，比德国温和）</w:t>
       </w:r>
     </w:p>
     <w:p>
@@ -1778,13 +1952,22 @@
         <w:t xml:space="preserve">但燃油分配政治更易爆</w:t>
       </w:r>
       <w:r>
-        <w:t xml:space="preserve">:gilets-jaunes </w:t>
-      </w:r>
-      <w:r>
-        <w:rPr>
-          <w:rFonts w:hint="eastAsia"/>
-        </w:rPr>
-        <w:t xml:space="preserve">记忆、RN</w:t>
+        <w:t xml:space="preserve">:gilets </w:t>
+      </w:r>
+      <w:r>
+        <w:rPr>
+          <w:rFonts w:hint="eastAsia"/>
+        </w:rPr>
+        <w:t xml:space="preserve">jaunes（黄背心运动，2018-19</w:t>
+      </w:r>
+      <w:r>
+        <w:t xml:space="preserve"> </w:t>
+      </w:r>
+      <w:r>
+        <w:rPr>
+          <w:rFonts w:hint="eastAsia"/>
+        </w:rPr>
+        <w:t xml:space="preserve">年法国燃油税引发的全国抗议）记忆犹新、RN</w:t>
       </w:r>
       <w:r>
         <w:t xml:space="preserve"> </w:t>
@@ -1826,7 +2009,7 @@
         <w:rPr>
           <w:rFonts w:hint="eastAsia"/>
         </w:rPr>
-        <w:t xml:space="preserve">结构:德国是工业震中(收缩),法国是核护工业、燃油政治更燃</w:t>
+        <w:t xml:space="preserve">结构:德国是工业震中（收缩），法国是核护工业、燃油政治更燃</w:t>
       </w:r>
     </w:p>
     <w:bookmarkEnd w:id="20"/>
@@ -1863,7 +2046,7 @@
         <w:rPr>
           <w:rFonts w:hint="eastAsia"/>
         </w:rPr>
-        <w:t xml:space="preserve">能源从”流量冲击”变”产能冲击”:OIES(Fattouh</w:t>
+        <w:t xml:space="preserve">能源从”流量冲击”变”产能冲击”:OIES（Fattouh</w:t>
       </w:r>
       <w:r>
         <w:t xml:space="preserve"> &amp; </w:t>
@@ -1872,7 +2055,7 @@
         <w:rPr>
           <w:rFonts w:hint="eastAsia"/>
         </w:rPr>
-        <w:t xml:space="preserve">Economou)——全面中断海湾损失</w:t>
+        <w:t xml:space="preserve">Economou）——全面中断海湾损失</w:t>
       </w:r>
       <w:r>
         <w:rPr>
@@ -1895,10 +2078,13 @@
           <w:b/>
           <w:bCs/>
         </w:rPr>
-        <w:t xml:space="preserve">万桶/天</w:t>
-      </w:r>
-      <w:r>
-        <w:t xml:space="preserve">,</w:t>
+        <w:t xml:space="preserve">万桶/天（mb/d:百万桶/天，石油流量单位）</w:t>
+      </w:r>
+      <w:r>
+        <w:rPr>
+          <w:rFonts w:hint="eastAsia"/>
+        </w:rPr>
+        <w:t xml:space="preserve">，</w:t>
       </w:r>
       <w:r>
         <w:rPr>
@@ -1907,73 +2093,6 @@
           <w:bCs/>
         </w:rPr>
         <w:t xml:space="preserve">闲置产能在封锁内部、无释放阀</w:t>
-      </w:r>
-      <w:r>
-        <w:rPr>
-          <w:rFonts w:hint="eastAsia"/>
-        </w:rPr>
-        <w:t xml:space="preserve">;OIES(Fulwood)气——removes</w:t>
-      </w:r>
-      <w:r>
-        <w:t xml:space="preserve"> </w:t>
-      </w:r>
-      <w:r>
-        <w:rPr>
-          <w:b/>
-          <w:bCs/>
-        </w:rPr>
-        <w:t xml:space="preserve">~20% </w:t>
-      </w:r>
-      <w:r>
-        <w:rPr>
-          <w:rFonts w:hint="eastAsia"/>
-          <w:b/>
-          <w:bCs/>
-        </w:rPr>
-        <w:t xml:space="preserve">全球</w:t>
-      </w:r>
-      <w:r>
-        <w:rPr>
-          <w:b/>
-          <w:bCs/>
-        </w:rPr>
-        <w:t xml:space="preserve"> LNG</w:t>
-      </w:r>
-      <w:r>
-        <w:rPr>
-          <w:rFonts w:hint="eastAsia"/>
-        </w:rPr>
-        <w:t xml:space="preserve">、欧亚枢纽价</w:t>
-      </w:r>
-      <w:r>
-        <w:rPr>
-          <w:rFonts w:hint="eastAsia"/>
-          <w:b/>
-          <w:bCs/>
-        </w:rPr>
-        <w:t xml:space="preserve">翻三倍到</w:t>
-      </w:r>
-      <w:r>
-        <w:rPr>
-          <w:b/>
-          <w:bCs/>
-        </w:rPr>
-        <w:t xml:space="preserve"> ~$30/MMBtu</w:t>
-      </w:r>
-      <w:r>
-        <w:rPr>
-          <w:rFonts w:hint="eastAsia"/>
-        </w:rPr>
-        <w:t xml:space="preserve">(Europe”在体量上不成比例地受损”,因</w:t>
-      </w:r>
-      <w:r>
-        <w:t xml:space="preserve"> LNG </w:t>
-      </w:r>
-      <w:r>
-        <w:rPr>
-          <w:rFonts w:hint="eastAsia"/>
-        </w:rPr>
-        <w:t xml:space="preserve">转流向亚洲)</w:t>
       </w:r>
     </w:p>
     <w:p>
@@ -1985,40 +2104,84 @@
         </w:numPr>
       </w:pPr>
       <w:r>
-        <w:t xml:space="preserve">IMF WEO </w:t>
-      </w:r>
-      <w:r>
-        <w:rPr>
-          <w:rFonts w:hint="eastAsia"/>
-        </w:rPr>
-        <w:t xml:space="preserve">严重情景(Gourinchas):油</w:t>
-      </w:r>
-      <w:r>
-        <w:t xml:space="preserve"> </w:t>
-      </w:r>
-      <w:r>
-        <w:rPr>
-          <w:rFonts w:hint="eastAsia"/>
-        </w:rPr>
-        <w:t xml:space="preserve">$110/$125、全球增长</w:t>
-      </w:r>
-      <w:r>
-        <w:t xml:space="preserve"> </w:t>
-      </w:r>
-      <w:r>
-        <w:rPr>
-          <w:rFonts w:hint="eastAsia"/>
-        </w:rPr>
-        <w:t xml:space="preserve">~2%、通胀</w:t>
-      </w:r>
-      <w:r>
-        <w:t xml:space="preserve"> &gt;6%——</w:t>
-      </w:r>
-      <w:r>
-        <w:rPr>
-          <w:rFonts w:hint="eastAsia"/>
-        </w:rPr>
-        <w:t xml:space="preserve">“全球衰退一线之差”</w:t>
+        <w:rPr>
+          <w:rFonts w:hint="eastAsia"/>
+        </w:rPr>
+        <w:t xml:space="preserve">OIES（Fulwood）气——移除</w:t>
+      </w:r>
+      <w:r>
+        <w:rPr>
+          <w:rFonts w:hint="eastAsia"/>
+          <w:b/>
+          <w:bCs/>
+        </w:rPr>
+        <w:t xml:space="preserve">约</w:t>
+      </w:r>
+      <w:r>
+        <w:rPr>
+          <w:b/>
+          <w:bCs/>
+        </w:rPr>
+        <w:t xml:space="preserve"> 20% </w:t>
+      </w:r>
+      <w:r>
+        <w:rPr>
+          <w:rFonts w:hint="eastAsia"/>
+          <w:b/>
+          <w:bCs/>
+        </w:rPr>
+        <w:t xml:space="preserve">全球</w:t>
+      </w:r>
+      <w:r>
+        <w:rPr>
+          <w:b/>
+          <w:bCs/>
+        </w:rPr>
+        <w:t xml:space="preserve"> </w:t>
+      </w:r>
+      <w:r>
+        <w:rPr>
+          <w:rFonts w:hint="eastAsia"/>
+          <w:b/>
+          <w:bCs/>
+        </w:rPr>
+        <w:t xml:space="preserve">LNG（液化天然气）</w:t>
+      </w:r>
+      <w:r>
+        <w:rPr>
+          <w:rFonts w:hint="eastAsia"/>
+        </w:rPr>
+        <w:t xml:space="preserve">、欧亚枢纽价</w:t>
+      </w:r>
+      <w:r>
+        <w:rPr>
+          <w:rFonts w:hint="eastAsia"/>
+          <w:b/>
+          <w:bCs/>
+        </w:rPr>
+        <w:t xml:space="preserve">翻三倍到</w:t>
+      </w:r>
+      <w:r>
+        <w:rPr>
+          <w:b/>
+          <w:bCs/>
+        </w:rPr>
+        <w:t xml:space="preserve"> ~$30/MMBtu</w:t>
+      </w:r>
+      <w:r>
+        <w:rPr>
+          <w:rFonts w:hint="eastAsia"/>
+        </w:rPr>
+        <w:t xml:space="preserve">（Europe”在体量上不成比例地受损”，因</w:t>
+      </w:r>
+      <w:r>
+        <w:t xml:space="preserve"> LNG </w:t>
+      </w:r>
+      <w:r>
+        <w:rPr>
+          <w:rFonts w:hint="eastAsia"/>
+        </w:rPr>
+        <w:t xml:space="preserve">转流向亚洲）</w:t>
       </w:r>
     </w:p>
     <w:p>
@@ -2030,6 +2193,51 @@
         </w:numPr>
       </w:pPr>
       <w:r>
+        <w:t xml:space="preserve">IMF WEO </w:t>
+      </w:r>
+      <w:r>
+        <w:rPr>
+          <w:rFonts w:hint="eastAsia"/>
+        </w:rPr>
+        <w:t xml:space="preserve">严重情景（Gourinchas）:油</w:t>
+      </w:r>
+      <w:r>
+        <w:t xml:space="preserve"> </w:t>
+      </w:r>
+      <w:r>
+        <w:rPr>
+          <w:rFonts w:hint="eastAsia"/>
+        </w:rPr>
+        <w:t xml:space="preserve">$110/$125、全球增长</w:t>
+      </w:r>
+      <w:r>
+        <w:t xml:space="preserve"> </w:t>
+      </w:r>
+      <w:r>
+        <w:rPr>
+          <w:rFonts w:hint="eastAsia"/>
+        </w:rPr>
+        <w:t xml:space="preserve">~2%、通胀</w:t>
+      </w:r>
+      <w:r>
+        <w:t xml:space="preserve"> &gt;6%——</w:t>
+      </w:r>
+      <w:r>
+        <w:rPr>
+          <w:rFonts w:hint="eastAsia"/>
+        </w:rPr>
+        <w:t xml:space="preserve">“全球衰退一线之差”</w:t>
+      </w:r>
+    </w:p>
+    <w:p>
+      <w:pPr>
+        <w:pStyle w:val="Compact"/>
+        <w:numPr>
+          <w:ilvl w:val="0"/>
+          <w:numId w:val="1005"/>
+        </w:numPr>
+      </w:pPr>
+      <w:r>
         <w:rPr>
           <w:rFonts w:hint="eastAsia"/>
         </w:rPr>
@@ -2051,7 +2259,7 @@
         <w:rPr>
           <w:rFonts w:hint="eastAsia"/>
         </w:rPr>
-        <w:t xml:space="preserve">严重情景是上限锚;三线财政在严重情景下变急性</w:t>
+        <w:t xml:space="preserve">严重情景是上限锚；三线财政在严重情景下变急性</w:t>
       </w:r>
     </w:p>
     <w:bookmarkEnd w:id="21"/>
@@ -2113,7 +2321,10 @@
         <w:rPr>
           <w:rFonts w:hint="eastAsia"/>
         </w:rPr>
-        <w:t xml:space="preserve">领跑德国民调(27-29%);但</w:t>
+        <w:t xml:space="preserve">领跑德国民调（27-29%）；但</w:t>
+      </w:r>
+      <w:r>
+        <w:t xml:space="preserve"> </w:t>
       </w:r>
       <w:r>
         <w:rPr>
@@ -2134,7 +2345,7 @@
         <w:rPr>
           <w:rFonts w:hint="eastAsia"/>
         </w:rPr>
-        <w:t xml:space="preserve">(旗舰塌)、Meloni</w:t>
+        <w:t xml:space="preserve">（旗舰塌）、Meloni</w:t>
       </w:r>
       <w:r>
         <w:t xml:space="preserve"> </w:t>
@@ -2164,7 +2375,7 @@
         <w:rPr>
           <w:rFonts w:hint="eastAsia"/>
         </w:rPr>
-        <w:t xml:space="preserve">Carnegie(Balfour/Lehne/Ventura):极右”总体稳定”,</w:t>
+        <w:t xml:space="preserve">Carnegie（Balfour/Lehne/Ventura）:极右”总体稳定”，</w:t>
       </w:r>
       <w:r>
         <w:t xml:space="preserve">“Trump </w:t>
@@ -2229,7 +2440,7 @@
           <w:b/>
           <w:bCs/>
         </w:rPr>
-        <w:t xml:space="preserve">俄罗斯(最深)</w:t>
+        <w:t xml:space="preserve">俄罗斯（最深）</w:t>
       </w:r>
       <w:r>
         <w:rPr>
@@ -2270,16 +2481,34 @@
           <w:b/>
           <w:bCs/>
         </w:rPr>
-        <w:t xml:space="preserve">科技监管(最具体的经济战)</w:t>
-      </w:r>
-      <w:r>
-        <w:t xml:space="preserve">:EU DMA/DSA/AI Act </w:t>
-      </w:r>
-      <w:r>
-        <w:rPr>
-          <w:rFonts w:hint="eastAsia"/>
-        </w:rPr>
-        <w:t xml:space="preserve">罚硅谷(对</w:t>
+        <w:t xml:space="preserve">科技监管（最具体的经济战）</w:t>
+      </w:r>
+      <w:r>
+        <w:t xml:space="preserve">:EU </w:t>
+      </w:r>
+      <w:r>
+        <w:rPr>
+          <w:rFonts w:hint="eastAsia"/>
+        </w:rPr>
+        <w:t xml:space="preserve">DMA（《数字市场法》，欧盟对大型科技平台的反垄断监管立法）/DSA（《数字服务法》，欧盟对平台内容责任的监管立法）/AI</w:t>
+      </w:r>
+      <w:r>
+        <w:t xml:space="preserve"> </w:t>
+      </w:r>
+      <w:r>
+        <w:rPr>
+          <w:rFonts w:hint="eastAsia"/>
+        </w:rPr>
+        <w:t xml:space="preserve">Act（《人工智能法》，欧盟对</w:t>
+      </w:r>
+      <w:r>
+        <w:t xml:space="preserve"> AI </w:t>
+      </w:r>
+      <w:r>
+        <w:rPr>
+          <w:rFonts w:hint="eastAsia"/>
+        </w:rPr>
+        <w:t xml:space="preserve">系统的分级风险监管立法）罚硅谷（对</w:t>
       </w:r>
       <w:r>
         <w:t xml:space="preserve"> X €1.2 </w:t>
@@ -2288,24 +2517,24 @@
         <w:rPr>
           <w:rFonts w:hint="eastAsia"/>
         </w:rPr>
-        <w:t xml:space="preserve">亿),Trump</w:t>
-      </w:r>
-      <w:r>
-        <w:t xml:space="preserve"> </w:t>
-      </w:r>
-      <w:r>
-        <w:rPr>
-          <w:rFonts w:hint="eastAsia"/>
-        </w:rPr>
-        <w:t xml:space="preserve">威胁报复;</w:t>
-      </w:r>
-      <w:r>
-        <w:rPr>
-          <w:rFonts w:hint="eastAsia"/>
-          <w:b/>
-          <w:bCs/>
-        </w:rPr>
-        <w:t xml:space="preserve">连欧洲主权派右翼都想监管美国科技,不放松</w:t>
+        <w:t xml:space="preserve">亿），Trump</w:t>
+      </w:r>
+      <w:r>
+        <w:t xml:space="preserve"> </w:t>
+      </w:r>
+      <w:r>
+        <w:rPr>
+          <w:rFonts w:hint="eastAsia"/>
+        </w:rPr>
+        <w:t xml:space="preserve">威胁报复；</w:t>
+      </w:r>
+      <w:r>
+        <w:rPr>
+          <w:rFonts w:hint="eastAsia"/>
+          <w:b/>
+          <w:bCs/>
+        </w:rPr>
+        <w:t xml:space="preserve">连欧洲主权派右翼都想监管美国科技，不放松</w:t>
       </w:r>
       <w:r>
         <w:rPr>
@@ -2370,10 +2599,25 @@
         <w:rPr>
           <w:rFonts w:hint="eastAsia"/>
         </w:rPr>
-        <w:t xml:space="preserve">中间地带collapse(de</w:t>
-      </w:r>
-      <w:r>
-        <w:t xml:space="preserve"> Gruyter)</w:t>
+        <w:t xml:space="preserve">中间地带</w:t>
+      </w:r>
+      <w:r>
+        <w:t xml:space="preserve"> </w:t>
+      </w:r>
+      <w:r>
+        <w:rPr>
+          <w:rFonts w:hint="eastAsia"/>
+        </w:rPr>
+        <w:t xml:space="preserve">collapse（de</w:t>
+      </w:r>
+      <w:r>
+        <w:t xml:space="preserve"> </w:t>
+      </w:r>
+      <w:r>
+        <w:rPr>
+          <w:rFonts w:hint="eastAsia"/>
+        </w:rPr>
+        <w:t xml:space="preserve">Gruyter）</w:t>
       </w:r>
     </w:p>
     <w:p>
@@ -2386,14 +2630,22 @@
           <w:b/>
           <w:bCs/>
         </w:rPr>
-        <w:t xml:space="preserve">最关键洞察(Krastev</w:t>
-      </w:r>
-      <w:r>
-        <w:rPr>
-          <w:b/>
-          <w:bCs/>
-        </w:rPr>
-        <w:t xml:space="preserve"> &amp; Leonard, ECFR)</w:t>
+        <w:t xml:space="preserve">最关键洞察（Krastev</w:t>
+      </w:r>
+      <w:r>
+        <w:rPr>
+          <w:b/>
+          <w:bCs/>
+        </w:rPr>
+        <w:t xml:space="preserve"> &amp; Leonard, </w:t>
+      </w:r>
+      <w:r>
+        <w:rPr>
+          <w:rFonts w:hint="eastAsia"/>
+          <w:b/>
+          <w:bCs/>
+        </w:rPr>
+        <w:t xml:space="preserve">ECFR（欧洲外交关系委员会））</w:t>
       </w:r>
       <w:r>
         <w:t xml:space="preserve">:Trump </w:t>
@@ -2402,7 +2654,7 @@
         <w:rPr>
           <w:rFonts w:hint="eastAsia"/>
         </w:rPr>
-        <w:t xml:space="preserve">把极右重塑为跨国先锋,</w:t>
+        <w:t xml:space="preserve">把极右重塑为跨国先锋，</w:t>
       </w:r>
       <w:r>
         <w:rPr>
@@ -2416,39 +2668,42 @@
         <w:rPr>
           <w:rFonts w:hint="eastAsia"/>
         </w:rPr>
-        <w:t xml:space="preserve">——反美迁移到中间派,亲美成了极右标记。</w:t>
-      </w:r>
-      <w:r>
-        <w:rPr>
-          <w:rFonts w:hint="eastAsia"/>
-          <w:b/>
-          <w:bCs/>
-        </w:rPr>
-        <w:t xml:space="preserve">战略自主(脱离</w:t>
-      </w:r>
-      <w:r>
-        <w:rPr>
-          <w:b/>
-          <w:bCs/>
-        </w:rPr>
-        <w:t xml:space="preserve"> </w:t>
-      </w:r>
-      <w:r>
-        <w:rPr>
-          <w:rFonts w:hint="eastAsia"/>
-          <w:b/>
-          <w:bCs/>
-        </w:rPr>
-        <w:t xml:space="preserve">MAGA-美国)正在变成中间派事业。</w:t>
-      </w:r>
-      <w:r>
-        <w:t xml:space="preserve"> </w:t>
-      </w:r>
-      <w:r>
-        <w:rPr>
-          <w:rFonts w:hint="eastAsia"/>
-        </w:rPr>
-        <w:t xml:space="preserve">净矢量:ReArm、</w:t>
+        <w:t xml:space="preserve">——反美迁移到中间派，亲美成了极右标记。</w:t>
+      </w:r>
+      <w:r>
+        <w:rPr>
+          <w:rFonts w:hint="eastAsia"/>
+          <w:b/>
+          <w:bCs/>
+        </w:rPr>
+        <w:t xml:space="preserve">战略自主（脱离</w:t>
+      </w:r>
+      <w:r>
+        <w:rPr>
+          <w:b/>
+          <w:bCs/>
+        </w:rPr>
+        <w:t xml:space="preserve"> </w:t>
+      </w:r>
+      <w:r>
+        <w:rPr>
+          <w:rFonts w:hint="eastAsia"/>
+          <w:b/>
+          <w:bCs/>
+        </w:rPr>
+        <w:t xml:space="preserve">MAGA-美国）正在变成中间派事业。</w:t>
+      </w:r>
+      <w:r>
+        <w:t xml:space="preserve"> </w:t>
+      </w:r>
+      <w:r>
+        <w:rPr>
+          <w:rFonts w:hint="eastAsia"/>
+        </w:rPr>
+        <w:t xml:space="preserve">净矢量:ReArm</w:t>
+      </w:r>
+      <w:r>
+        <w:t xml:space="preserve"> Europe、</w:t>
       </w:r>
       <w:r>
         <w:rPr>
@@ -2460,7 +2715,7 @@
         <w:rPr>
           <w:rFonts w:hint="eastAsia"/>
         </w:rPr>
-        <w:t xml:space="preserve">(丹麦选</w:t>
+        <w:t xml:space="preserve">（丹麦选</w:t>
       </w:r>
       <w:r>
         <w:t xml:space="preserve"> SAMP/T </w:t>
@@ -2469,15 +2724,15 @@
         <w:rPr>
           <w:rFonts w:hint="eastAsia"/>
         </w:rPr>
-        <w:t xml:space="preserve">而非爱国者)——</w:t>
-      </w:r>
-      <w:r>
-        <w:rPr>
-          <w:rFonts w:hint="eastAsia"/>
-          <w:b/>
-          <w:bCs/>
-        </w:rPr>
-        <w:t xml:space="preserve">脱钩,不是合流</w:t>
+        <w:t xml:space="preserve">而非爱国者）——</w:t>
+      </w:r>
+      <w:r>
+        <w:rPr>
+          <w:rFonts w:hint="eastAsia"/>
+          <w:b/>
+          <w:bCs/>
+        </w:rPr>
+        <w:t xml:space="preserve">脱钩，不是合流</w:t>
       </w:r>
       <w:r>
         <w:t xml:space="preserve">。</w:t>
@@ -2582,16 +2837,7 @@
         <w:rPr>
           <w:rFonts w:hint="eastAsia"/>
         </w:rPr>
-        <w:t xml:space="preserve">:已倒——最entrenched</w:t>
-      </w:r>
-      <w:r>
-        <w:t xml:space="preserve"> </w:t>
-      </w:r>
-      <w:r>
-        <w:rPr>
-          <w:rFonts w:hint="eastAsia"/>
-        </w:rPr>
-        <w:t xml:space="preserve">的也可被击败</w:t>
+        <w:t xml:space="preserve">:已倒——最根深蒂固的政权也可被击败</w:t>
       </w:r>
     </w:p>
     <w:p>
@@ -2613,7 +2859,7 @@
         <w:rPr>
           <w:rFonts w:hint="eastAsia"/>
         </w:rPr>
-        <w:t xml:space="preserve">:正常化/建制化(选大西洋主义</w:t>
+        <w:t xml:space="preserve">:正常化/建制化（选大西洋主义</w:t>
       </w:r>
       <w:r>
         <w:t xml:space="preserve"> + EU </w:t>
@@ -2622,7 +2868,7 @@
         <w:rPr>
           <w:rFonts w:hint="eastAsia"/>
         </w:rPr>
-        <w:t xml:space="preserve">合作),非激进化</w:t>
+        <w:t xml:space="preserve">合作），非激进化</w:t>
       </w:r>
     </w:p>
     <w:p>
@@ -2658,7 +2904,7 @@
         <w:rPr>
           <w:rFonts w:hint="eastAsia"/>
         </w:rPr>
-        <w:t xml:space="preserve">(若</w:t>
+        <w:t xml:space="preserve">（若</w:t>
       </w:r>
       <w:r>
         <w:t xml:space="preserve"> CDU </w:t>
@@ -2667,7 +2913,7 @@
         <w:rPr>
           <w:rFonts w:hint="eastAsia"/>
         </w:rPr>
-        <w:t xml:space="preserve">裂,脱钩论削弱)</w:t>
+        <w:t xml:space="preserve">裂，脱钩论削弱）</w:t>
       </w:r>
     </w:p>
     <w:p>
@@ -2692,16 +2938,16 @@
         <w:rPr>
           <w:rFonts w:hint="eastAsia"/>
         </w:rPr>
-        <w:t xml:space="preserve">被判禁选,Bardella</w:t>
-      </w:r>
-      <w:r>
-        <w:t xml:space="preserve"> </w:t>
-      </w:r>
-      <w:r>
-        <w:rPr>
-          <w:rFonts w:hint="eastAsia"/>
-        </w:rPr>
-        <w:t xml:space="preserve">继承,大城市撞顶,2027</w:t>
+        <w:t xml:space="preserve">被判禁选，Bardella</w:t>
+      </w:r>
+      <w:r>
+        <w:t xml:space="preserve"> </w:t>
+      </w:r>
+      <w:r>
+        <w:rPr>
+          <w:rFonts w:hint="eastAsia"/>
+        </w:rPr>
+        <w:t xml:space="preserve">继承，大城市撞顶，2027</w:t>
       </w:r>
       <w:r>
         <w:t xml:space="preserve"> </w:t>
@@ -2772,7 +3018,7 @@
         <w:rPr>
           <w:rFonts w:hint="eastAsia"/>
         </w:rPr>
-        <w:t xml:space="preserve">经济上:伊朗冲击给本已进行的去工业化踩油门;最受</w:t>
+        <w:t xml:space="preserve">经济上:伊朗冲击给本已进行的去工业化踩油门；最受</w:t>
       </w:r>
       <w:r>
         <w:rPr>
@@ -2786,7 +3032,7 @@
         <w:rPr>
           <w:rFonts w:hint="eastAsia"/>
         </w:rPr>
-        <w:t xml:space="preserve">(无快杠杆</w:t>
+        <w:t xml:space="preserve">（无快杠杆</w:t>
       </w:r>
       <w:r>
         <w:t xml:space="preserve"> + </w:t>
@@ -2795,7 +3041,7 @@
         <w:rPr>
           <w:rFonts w:hint="eastAsia"/>
         </w:rPr>
-        <w:t xml:space="preserve">三线财政挤压);外迁是最硬的一环</w:t>
+        <w:t xml:space="preserve">三线财政挤压）；外迁是最硬的一环</w:t>
       </w:r>
       <w:r>
         <w:t xml:space="preserve"> </w:t>
@@ -2807,16 +3053,16 @@
         <w:rPr>
           <w:rFonts w:hint="eastAsia"/>
         </w:rPr>
-        <w:t xml:space="preserve">政治上:右转但碎裂;净脱离</w:t>
-      </w:r>
-      <w:r>
-        <w:t xml:space="preserve"> </w:t>
-      </w:r>
-      <w:r>
-        <w:rPr>
-          <w:rFonts w:hint="eastAsia"/>
-        </w:rPr>
-        <w:t xml:space="preserve">MAGA-美国而非合流;主流变”新主权派”</w:t>
+        <w:t xml:space="preserve">政治上:右转但碎裂；净脱离</w:t>
+      </w:r>
+      <w:r>
+        <w:t xml:space="preserve"> </w:t>
+      </w:r>
+      <w:r>
+        <w:rPr>
+          <w:rFonts w:hint="eastAsia"/>
+        </w:rPr>
+        <w:t xml:space="preserve">MAGA-美国而非合流；主流变”新主权派”</w:t>
       </w:r>
       <w:r>
         <w:t xml:space="preserve"> </w:t>
@@ -2837,7 +3083,7 @@
         <w:rPr>
           <w:rFonts w:hint="eastAsia"/>
         </w:rPr>
-        <w:t xml:space="preserve">政治摇摆案例;法国是镜像(核护工业、燃油政治更燃)</w:t>
+        <w:t xml:space="preserve">政治摇摆案例；法国是镜像（核护工业、燃油政治更燃）</w:t>
       </w:r>
     </w:p>
     <w:p>
@@ -2877,7 +3123,7 @@
         <w:rPr>
           <w:rFonts w:hint="eastAsia"/>
         </w:rPr>
-        <w:t xml:space="preserve">背书的党在涨而非见顶的地方;若防火墙破,脱钩论大幅削弱。</w:t>
+        <w:t xml:space="preserve">背书的党在涨而非见顶的地方；若防火墙破，脱钩论大幅削弱。</w:t>
       </w:r>
     </w:p>
     <w:bookmarkEnd w:id="27"/>
@@ -2914,7 +3160,7 @@
         <w:rPr>
           <w:rFonts w:hint="eastAsia"/>
         </w:rPr>
-        <w:t xml:space="preserve">宏观与能源数据;BASF</w:t>
+        <w:t xml:space="preserve">宏观与能源数据；BASF</w:t>
       </w:r>
       <w:r>
         <w:t xml:space="preserve"> 2023 </w:t>
@@ -2923,7 +3169,7 @@
         <w:rPr>
           <w:rFonts w:hint="eastAsia"/>
         </w:rPr>
-        <w:t xml:space="preserve">关厂时序;ReArm/对乌财政数</w:t>
+        <w:t xml:space="preserve">关厂时序；ReArm/对乌财政数</w:t>
       </w:r>
     </w:p>
     <w:p>
@@ -2938,7 +3184,7 @@
         <w:rPr>
           <w:rFonts w:hint="eastAsia"/>
         </w:rPr>
-        <w:t xml:space="preserve">中:外迁意向调查数(单一调查);</w:t>
+        <w:t xml:space="preserve">中:外迁意向调查数（单一调查）；</w:t>
       </w:r>
       <w:r>
         <w:rPr>
@@ -2959,7 +3205,7 @@
         <w:rPr>
           <w:rFonts w:hint="eastAsia"/>
         </w:rPr>
-        <w:t xml:space="preserve">支持但解释性判断,Kundnani/Münchau”自主能力跟不上意愿”是反方</w:t>
+        <w:t xml:space="preserve">支持但解释性判断，Kundnani/Münchau”自主能力跟不上意愿”是反方</w:t>
       </w:r>
     </w:p>
     <w:p>
@@ -2974,7 +3220,7 @@
         <w:rPr>
           <w:rFonts w:hint="eastAsia"/>
         </w:rPr>
-        <w:t xml:space="preserve">推断/缺口:伊朗冲击→极右上升是经能源价格中介的推断,无单独隔离研究;ECFR/FA</w:t>
+        <w:t xml:space="preserve">推断/缺口:伊朗冲击→极右上升是经能源价格中介的推断，无单独隔离研究；ECFR/FA</w:t>
       </w:r>
       <w:r>
         <w:t xml:space="preserve"> </w:t>
@@ -2992,7 +3238,7 @@
         <w:rPr>
           <w:rFonts w:hint="eastAsia"/>
         </w:rPr>
-        <w:t xml:space="preserve">403,经检索引述</w:t>
+        <w:t xml:space="preserve">403，经检索引述</w:t>
       </w:r>
     </w:p>
     <w:p>
@@ -3008,13 +3254,49 @@
         <w:t xml:space="preserve">具名分析师/机构</w:t>
       </w:r>
       <w:r>
-        <w:t xml:space="preserve">:Krastev &amp; Leonard、Balfour/Lehne/Ventura、de Gruyter(ECFR/Carnegie)· Tagliapietra(Bruegel)· Fattouh/Economou/Fulwood(OIES)· Gourinchas(IMF)· EC/JRC · Ifo/VCI/BDI · </w:t>
-      </w:r>
-      <w:r>
-        <w:rPr>
-          <w:rFonts w:hint="eastAsia"/>
-        </w:rPr>
-        <w:t xml:space="preserve">Kundnani、Münchau(反方)</w:t>
+        <w:t xml:space="preserve">:Krastev &amp; Leonard、Balfour/Lehne/Ventura、de </w:t>
+      </w:r>
+      <w:r>
+        <w:rPr>
+          <w:rFonts w:hint="eastAsia"/>
+        </w:rPr>
+        <w:t xml:space="preserve">Gruyter（ECFR/Carnegie）·</w:t>
+      </w:r>
+      <w:r>
+        <w:t xml:space="preserve"> </w:t>
+      </w:r>
+      <w:r>
+        <w:rPr>
+          <w:rFonts w:hint="eastAsia"/>
+        </w:rPr>
+        <w:t xml:space="preserve">Tagliapietra（Bruegel）·</w:t>
+      </w:r>
+      <w:r>
+        <w:t xml:space="preserve"> </w:t>
+      </w:r>
+      <w:r>
+        <w:rPr>
+          <w:rFonts w:hint="eastAsia"/>
+        </w:rPr>
+        <w:t xml:space="preserve">Fattouh/Economou/Fulwood（OIES）·</w:t>
+      </w:r>
+      <w:r>
+        <w:t xml:space="preserve"> </w:t>
+      </w:r>
+      <w:r>
+        <w:rPr>
+          <w:rFonts w:hint="eastAsia"/>
+        </w:rPr>
+        <w:t xml:space="preserve">Gourinchas（IMF）·</w:t>
+      </w:r>
+      <w:r>
+        <w:t xml:space="preserve"> EC/JRC · Ifo/VCI/BDI · </w:t>
+      </w:r>
+      <w:r>
+        <w:rPr>
+          <w:rFonts w:hint="eastAsia"/>
+        </w:rPr>
+        <w:t xml:space="preserve">Kundnani、Münchau（反方）</w:t>
       </w:r>
     </w:p>
     <w:p>
@@ -3049,7 +3331,7 @@
           <w:i/>
           <w:iCs/>
         </w:rPr>
-        <w:t xml:space="preserve">2026-05-30。概率/机制分析,非确定性预测。</w:t>
+        <w:t xml:space="preserve">2026-05-30。概率/机制分析，非确定性预测。</w:t>
       </w:r>
     </w:p>
     <w:bookmarkEnd w:id="28"/>

--- a/dashboard/public/iran-war/reports/05_europe_assessment_2026-05_v2.docx
+++ b/dashboard/public/iran-war/reports/05_europe_assessment_2026-05_v2.docx
@@ -2,7 +2,7 @@
 <file path=word/document.xml><?xml version="1.0" encoding="utf-8"?>
 <w:document xmlns:w="http://schemas.openxmlformats.org/wordprocessingml/2006/main" xmlns:m="http://schemas.openxmlformats.org/officeDocument/2006/math" xmlns:r="http://schemas.openxmlformats.org/officeDocument/2006/relationships" xmlns:o="urn:schemas-microsoft-com:office:office" xmlns:v="urn:schemas-microsoft-com:vml" xmlns:w10="urn:schemas-microsoft-com:office:word" xmlns:a="http://schemas.openxmlformats.org/drawingml/2006/main" xmlns:pic="http://schemas.openxmlformats.org/drawingml/2006/picture" xmlns:wp="http://schemas.openxmlformats.org/drawingml/2006/wordprocessingDrawing">
   <w:body>
-    <w:bookmarkStart w:id="60" w:name="欧洲在伊朗冲击下的评估管理式收缩与主权派脱钩"/>
+    <w:bookmarkStart w:id="70" w:name="欧洲在伊朗冲击下的评估管理式收缩与主权派脱钩"/>
     <w:p>
       <w:pPr>
         <w:pStyle w:val="Heading1"/>
@@ -1909,7 +1909,7 @@
       </w:r>
     </w:p>
     <w:bookmarkEnd w:id="24"/>
-    <w:bookmarkStart w:id="29" w:name="三去工业化加速器而非起点"/>
+    <w:bookmarkStart w:id="39" w:name="三去工业化加速器而非起点"/>
     <w:p>
       <w:pPr>
         <w:pStyle w:val="Heading2"/>
@@ -2617,68 +2617,123 @@
         <w:rPr>
           <w:rFonts w:hint="eastAsia"/>
         </w:rPr>
-        <w:t xml:space="preserve">驱动外迁的最直接经济激励是能源成本差距：EU-US</w:t>
-      </w:r>
-      <w:r>
-        <w:t xml:space="preserve"> </w:t>
-      </w:r>
-      <w:r>
-        <w:rPr>
-          <w:rFonts w:hint="eastAsia"/>
-        </w:rPr>
-        <w:t xml:space="preserve">天然气价差约</w:t>
-      </w:r>
-      <w:r>
-        <w:t xml:space="preserve"> </w:t>
-      </w:r>
-      <w:r>
-        <w:rPr>
-          <w:b/>
-          <w:bCs/>
-        </w:rPr>
-        <w:t xml:space="preserve">$10/MMBtu</w:t>
-      </w:r>
-      <w:r>
-        <w:rPr>
-          <w:rFonts w:hint="eastAsia"/>
-        </w:rPr>
-        <w:t xml:space="preserve">（美国约</w:t>
-      </w:r>
-      <w:r>
-        <w:t xml:space="preserve"> </w:t>
-      </w:r>
-      <w:r>
-        <w:rPr>
-          <w:rFonts w:hint="eastAsia"/>
-        </w:rPr>
-        <w:t xml:space="preserve">$2-3，德国约</w:t>
-      </w:r>
-      <w:r>
-        <w:t xml:space="preserve"> </w:t>
-      </w:r>
-      <w:r>
-        <w:rPr>
-          <w:rFonts w:hint="eastAsia"/>
-        </w:rPr>
-        <w:t xml:space="preserve">$12-13）。在这个成本结构下，能源密集型化工生产在德国本土维持盈利变得系统性困难。Bruegel</w:t>
-      </w:r>
-      <w:r>
-        <w:t xml:space="preserve"> </w:t>
-      </w:r>
-      <w:r>
-        <w:rPr>
-          <w:rFonts w:hint="eastAsia"/>
-        </w:rPr>
-        <w:t xml:space="preserve">的部门结构数据（2023</w:t>
-      </w:r>
-      <w:r>
-        <w:t xml:space="preserve"> </w:t>
-      </w:r>
-      <w:r>
-        <w:rPr>
-          <w:rFonts w:hint="eastAsia"/>
-        </w:rPr>
-        <w:t xml:space="preserve">年，用于结构分析而非当前数字）显示化工/金属/矿物/纸消费约</w:t>
+        <w:t xml:space="preserve">驱动外迁的最直接经济激励是能源成本差距：</w:t>
+      </w:r>
+      <w:hyperlink r:id="rId29">
+        <w:r>
+          <w:rPr>
+            <w:rStyle w:val="Hyperlink"/>
+          </w:rPr>
+          <w:t xml:space="preserve">EIA </w:t>
+        </w:r>
+        <w:r>
+          <w:rPr>
+            <w:rStyle w:val="Hyperlink"/>
+            <w:rFonts w:hint="eastAsia"/>
+          </w:rPr>
+          <w:t xml:space="preserve">2025年数据</w:t>
+        </w:r>
+      </w:hyperlink>
+      <w:r>
+        <w:rPr>
+          <w:rFonts w:hint="eastAsia"/>
+        </w:rPr>
+        <w:t xml:space="preserve">显示美国</w:t>
+      </w:r>
+      <w:r>
+        <w:t xml:space="preserve"> Henry Hub 2025 </w:t>
+      </w:r>
+      <w:r>
+        <w:rPr>
+          <w:rFonts w:hint="eastAsia"/>
+        </w:rPr>
+        <w:t xml:space="preserve">年均价约</w:t>
+      </w:r>
+      <w:r>
+        <w:t xml:space="preserve"> </w:t>
+      </w:r>
+      <w:r>
+        <w:rPr>
+          <w:b/>
+          <w:bCs/>
+        </w:rPr>
+        <w:t xml:space="preserve">$3.5/MMBtu</w:t>
+      </w:r>
+      <w:r>
+        <w:rPr>
+          <w:rFonts w:hint="eastAsia"/>
+        </w:rPr>
+        <w:t xml:space="preserve">，德国</w:t>
+      </w:r>
+      <w:r>
+        <w:t xml:space="preserve"> TTF </w:t>
+      </w:r>
+      <w:r>
+        <w:rPr>
+          <w:rFonts w:hint="eastAsia"/>
+        </w:rPr>
+        <w:t xml:space="preserve">约</w:t>
+      </w:r>
+      <w:r>
+        <w:t xml:space="preserve"> </w:t>
+      </w:r>
+      <w:r>
+        <w:rPr>
+          <w:b/>
+          <w:bCs/>
+        </w:rPr>
+        <w:t xml:space="preserve">$12–15/MMBtu</w:t>
+      </w:r>
+      <w:r>
+        <w:rPr>
+          <w:rFonts w:hint="eastAsia"/>
+        </w:rPr>
+        <w:t xml:space="preserve">，差距约</w:t>
+      </w:r>
+      <w:r>
+        <w:t xml:space="preserve"> </w:t>
+      </w:r>
+      <w:r>
+        <w:rPr>
+          <w:b/>
+          <w:bCs/>
+        </w:rPr>
+        <w:t xml:space="preserve">3–4 </w:t>
+      </w:r>
+      <w:r>
+        <w:rPr>
+          <w:rFonts w:hint="eastAsia"/>
+          <w:b/>
+          <w:bCs/>
+        </w:rPr>
+        <w:t xml:space="preserve">倍</w:t>
+      </w:r>
+      <w:r>
+        <w:rPr>
+          <w:rFonts w:hint="eastAsia"/>
+        </w:rPr>
+        <w:t xml:space="preserve">。在这个成本结构下，能源密集型化工生产在德国本土维持盈利变得系统性困难。</w:t>
+      </w:r>
+      <w:hyperlink r:id="rId30">
+        <w:r>
+          <w:rPr>
+            <w:rStyle w:val="Hyperlink"/>
+          </w:rPr>
+          <w:t xml:space="preserve">Bruegel </w:t>
+        </w:r>
+        <w:r>
+          <w:rPr>
+            <w:rStyle w:val="Hyperlink"/>
+            <w:rFonts w:hint="eastAsia"/>
+          </w:rPr>
+          <w:t xml:space="preserve">的部门结构数据</w:t>
+        </w:r>
+      </w:hyperlink>
+      <w:r>
+        <w:rPr>
+          <w:rFonts w:hint="eastAsia"/>
+        </w:rPr>
+        <w:t xml:space="preserve">显示化工/金属/矿物/纸消费约</w:t>
       </w:r>
       <w:r>
         <w:t xml:space="preserve"> 65% </w:t>
@@ -2696,16 +2751,1044 @@
         <w:rPr>
           <w:rFonts w:hint="eastAsia"/>
         </w:rPr>
-        <w:t xml:space="preserve">工业天然气，是在约</w:t>
-      </w:r>
-      <w:r>
-        <w:t xml:space="preserve"> 4 </w:t>
-      </w:r>
-      <w:r>
-        <w:rPr>
-          <w:rFonts w:hint="eastAsia"/>
-        </w:rPr>
-        <w:t xml:space="preserve">倍于美国气价下运营的最脆弱部门群。</w:t>
+        <w:t xml:space="preserve">工业天然气，是欧洲工业中最暴露的部门群。</w:t>
+      </w:r>
+    </w:p>
+    <w:bookmarkStart w:id="38" w:name="外迁去哪里不同产业有不同目的地"/>
+    <w:p>
+      <w:pPr>
+        <w:pStyle w:val="Heading3"/>
+      </w:pPr>
+      <w:r>
+        <w:t xml:space="preserve">3.1 </w:t>
+      </w:r>
+      <w:r>
+        <w:rPr>
+          <w:rFonts w:hint="eastAsia"/>
+        </w:rPr>
+        <w:t xml:space="preserve">外迁去哪里：不同产业有不同目的地</w:t>
+      </w:r>
+    </w:p>
+    <w:p>
+      <w:pPr>
+        <w:pStyle w:val="FirstParagraph"/>
+      </w:pPr>
+      <w:r>
+        <w:rPr>
+          <w:rFonts w:hint="eastAsia"/>
+        </w:rPr>
+        <w:t xml:space="preserve">这是报告中最容易被回避的问题。</w:t>
+      </w:r>
+      <w:r>
+        <w:rPr>
+          <w:rFonts w:hint="eastAsia"/>
+        </w:rPr>
+        <w:t xml:space="preserve">“外迁是最硬的证据”</w:t>
+      </w:r>
+      <w:r>
+        <w:rPr>
+          <w:rFonts w:hint="eastAsia"/>
+        </w:rPr>
+        <w:t xml:space="preserve">——但外迁到哪里，不是一个统一答案。</w:t>
+      </w:r>
+    </w:p>
+    <w:p>
+      <w:pPr>
+        <w:pStyle w:val="BodyText"/>
+      </w:pPr>
+      <w:r>
+        <w:rPr>
+          <w:b/>
+          <w:bCs/>
+        </w:rPr>
+        <w:t xml:space="preserve">→ </w:t>
+      </w:r>
+      <w:r>
+        <w:rPr>
+          <w:rFonts w:hint="eastAsia"/>
+          <w:b/>
+          <w:bCs/>
+        </w:rPr>
+        <w:t xml:space="preserve">美国：能源密集型化工的主要目的地</w:t>
+      </w:r>
+    </w:p>
+    <w:p>
+      <w:pPr>
+        <w:pStyle w:val="BodyText"/>
+      </w:pPr>
+      <w:r>
+        <w:rPr>
+          <w:rFonts w:hint="eastAsia"/>
+        </w:rPr>
+        <w:t xml:space="preserve">能源价差叠加美国《通胀削减法案》（IRA，</w:t>
+      </w:r>
+      <w:hyperlink r:id="rId31">
+        <w:r>
+          <w:rPr>
+            <w:rStyle w:val="Hyperlink"/>
+          </w:rPr>
+          <w:t xml:space="preserve">$3690 </w:t>
+        </w:r>
+        <w:r>
+          <w:rPr>
+            <w:rStyle w:val="Hyperlink"/>
+            <w:rFonts w:hint="eastAsia"/>
+          </w:rPr>
+          <w:t xml:space="preserve">亿美元清洁能源补贴，CBO/JCT</w:t>
+        </w:r>
+        <w:r>
+          <w:rPr>
+            <w:rStyle w:val="Hyperlink"/>
+          </w:rPr>
+          <w:t xml:space="preserve"> </w:t>
+        </w:r>
+        <w:r>
+          <w:rPr>
+            <w:rStyle w:val="Hyperlink"/>
+            <w:rFonts w:hint="eastAsia"/>
+          </w:rPr>
+          <w:t xml:space="preserve">官方测算</w:t>
+        </w:r>
+      </w:hyperlink>
+      <w:r>
+        <w:rPr>
+          <w:rFonts w:hint="eastAsia"/>
+        </w:rPr>
+        <w:t xml:space="preserve">）的双重拉力，使美国成为欧洲能源密集型产业外迁的首选。最重要的量化证据来自</w:t>
+      </w:r>
+      <w:r>
+        <w:t xml:space="preserve"> </w:t>
+      </w:r>
+      <w:hyperlink r:id="rId32">
+        <w:r>
+          <w:rPr>
+            <w:rStyle w:val="Hyperlink"/>
+          </w:rPr>
+          <w:t xml:space="preserve">Bruegel × Rhodium </w:t>
+        </w:r>
+        <w:r>
+          <w:rPr>
+            <w:rStyle w:val="Hyperlink"/>
+            <w:rFonts w:hint="eastAsia"/>
+          </w:rPr>
+          <w:t xml:space="preserve">Group”跨大西洋清洁投资追踪”系列</w:t>
+        </w:r>
+      </w:hyperlink>
+      <w:r>
+        <w:rPr>
+          <w:rFonts w:hint="eastAsia"/>
+        </w:rPr>
+        <w:t xml:space="preserve">：2024</w:t>
+      </w:r>
+      <w:r>
+        <w:t xml:space="preserve"> </w:t>
+      </w:r>
+      <w:r>
+        <w:rPr>
+          <w:rFonts w:hint="eastAsia"/>
+        </w:rPr>
+        <w:t xml:space="preserve">年</w:t>
+      </w:r>
+      <w:r>
+        <w:t xml:space="preserve"> </w:t>
+      </w:r>
+      <w:r>
+        <w:rPr>
+          <w:rFonts w:hint="eastAsia"/>
+        </w:rPr>
+        <w:t xml:space="preserve">Q4，美国电池制造投资约</w:t>
+      </w:r>
+      <w:r>
+        <w:t xml:space="preserve"> </w:t>
+      </w:r>
+      <w:r>
+        <w:rPr>
+          <w:b/>
+          <w:bCs/>
+        </w:rPr>
+        <w:t xml:space="preserve">120 </w:t>
+      </w:r>
+      <w:r>
+        <w:rPr>
+          <w:rFonts w:hint="eastAsia"/>
+          <w:b/>
+          <w:bCs/>
+        </w:rPr>
+        <w:t xml:space="preserve">亿美元</w:t>
+      </w:r>
+      <w:r>
+        <w:rPr>
+          <w:rFonts w:hint="eastAsia"/>
+        </w:rPr>
+        <w:t xml:space="preserve">，欧洲约</w:t>
+      </w:r>
+      <w:r>
+        <w:t xml:space="preserve"> </w:t>
+      </w:r>
+      <w:r>
+        <w:rPr>
+          <w:b/>
+          <w:bCs/>
+        </w:rPr>
+        <w:t xml:space="preserve">35 </w:t>
+      </w:r>
+      <w:r>
+        <w:rPr>
+          <w:rFonts w:hint="eastAsia"/>
+          <w:b/>
+          <w:bCs/>
+        </w:rPr>
+        <w:t xml:space="preserve">亿美元</w:t>
+      </w:r>
+      <w:r>
+        <w:rPr>
+          <w:rFonts w:hint="eastAsia"/>
+        </w:rPr>
+        <w:t xml:space="preserve">——差距</w:t>
+      </w:r>
+      <w:r>
+        <w:t xml:space="preserve"> 3.4 </w:t>
+      </w:r>
+      <w:r>
+        <w:rPr>
+          <w:rFonts w:hint="eastAsia"/>
+        </w:rPr>
+        <w:t xml:space="preserve">倍，且差距仍在扩大。</w:t>
+      </w:r>
+    </w:p>
+    <w:p>
+      <w:pPr>
+        <w:pStyle w:val="BodyText"/>
+      </w:pPr>
+      <w:r>
+        <w:rPr>
+          <w:rFonts w:hint="eastAsia"/>
+        </w:rPr>
+        <w:t xml:space="preserve">绿色制造领域，</w:t>
+      </w:r>
+      <w:hyperlink r:id="rId33">
+        <w:r>
+          <w:rPr>
+            <w:rStyle w:val="Hyperlink"/>
+          </w:rPr>
+          <w:t xml:space="preserve">Northvolt </w:t>
+        </w:r>
+        <w:r>
+          <w:rPr>
+            <w:rStyle w:val="Hyperlink"/>
+            <w:rFonts w:hint="eastAsia"/>
+          </w:rPr>
+          <w:t xml:space="preserve">于</w:t>
+        </w:r>
+        <w:r>
+          <w:rPr>
+            <w:rStyle w:val="Hyperlink"/>
+          </w:rPr>
+          <w:t xml:space="preserve"> 2024 </w:t>
+        </w:r>
+        <w:r>
+          <w:rPr>
+            <w:rStyle w:val="Hyperlink"/>
+            <w:rFonts w:hint="eastAsia"/>
+          </w:rPr>
+          <w:t xml:space="preserve">年</w:t>
+        </w:r>
+        <w:r>
+          <w:rPr>
+            <w:rStyle w:val="Hyperlink"/>
+          </w:rPr>
+          <w:t xml:space="preserve"> 11 </w:t>
+        </w:r>
+        <w:r>
+          <w:rPr>
+            <w:rStyle w:val="Hyperlink"/>
+            <w:rFonts w:hint="eastAsia"/>
+          </w:rPr>
+          <w:t xml:space="preserve">月</w:t>
+        </w:r>
+        <w:r>
+          <w:rPr>
+            <w:rStyle w:val="Hyperlink"/>
+          </w:rPr>
+          <w:t xml:space="preserve"> 21 </w:t>
+        </w:r>
+        <w:r>
+          <w:rPr>
+            <w:rStyle w:val="Hyperlink"/>
+            <w:rFonts w:hint="eastAsia"/>
+          </w:rPr>
+          <w:t xml:space="preserve">日申请</w:t>
+        </w:r>
+        <w:r>
+          <w:rPr>
+            <w:rStyle w:val="Hyperlink"/>
+          </w:rPr>
+          <w:t xml:space="preserve"> Chapter 11 </w:t>
+        </w:r>
+        <w:r>
+          <w:rPr>
+            <w:rStyle w:val="Hyperlink"/>
+            <w:rFonts w:hint="eastAsia"/>
+          </w:rPr>
+          <w:t xml:space="preserve">破产保护</w:t>
+        </w:r>
+      </w:hyperlink>
+      <w:r>
+        <w:rPr>
+          <w:rFonts w:hint="eastAsia"/>
+        </w:rPr>
+        <w:t xml:space="preserve">，负债约</w:t>
+      </w:r>
+      <w:r>
+        <w:t xml:space="preserve"> </w:t>
+      </w:r>
+      <w:r>
+        <w:rPr>
+          <w:b/>
+          <w:bCs/>
+        </w:rPr>
+        <w:t xml:space="preserve">58 </w:t>
+      </w:r>
+      <w:r>
+        <w:rPr>
+          <w:rFonts w:hint="eastAsia"/>
+          <w:b/>
+          <w:bCs/>
+        </w:rPr>
+        <w:t xml:space="preserve">亿美元</w:t>
+      </w:r>
+      <w:r>
+        <w:rPr>
+          <w:rFonts w:hint="eastAsia"/>
+        </w:rPr>
+        <w:t xml:space="preserve">，是欧洲电池雄心的最大挫折——直接原因是宝马</w:t>
+      </w:r>
+      <w:r>
+        <w:t xml:space="preserve"> 20 </w:t>
+      </w:r>
+      <w:r>
+        <w:rPr>
+          <w:rFonts w:hint="eastAsia"/>
+        </w:rPr>
+        <w:t xml:space="preserve">亿美元订单取消和产能爬坡失败，背景是美国/亚洲竞争对手的规模优势。这个案例把欧洲绿色制造的结构性劣势从理论变成了事实。</w:t>
+      </w:r>
+    </w:p>
+    <w:p>
+      <w:pPr>
+        <w:pStyle w:val="BodyText"/>
+      </w:pPr>
+      <w:r>
+        <w:rPr>
+          <w:rFonts w:hint="eastAsia"/>
+        </w:rPr>
+        <w:t xml:space="preserve">铝产业是能源冲击最直接的受害者：</w:t>
+      </w:r>
+      <w:hyperlink r:id="rId34">
+        <w:r>
+          <w:rPr>
+            <w:rStyle w:val="Hyperlink"/>
+          </w:rPr>
+          <w:t xml:space="preserve">Eurometaux </w:t>
+        </w:r>
+        <w:r>
+          <w:rPr>
+            <w:rStyle w:val="Hyperlink"/>
+            <w:rFonts w:hint="eastAsia"/>
+          </w:rPr>
+          <w:t xml:space="preserve">数据（ING</w:t>
+        </w:r>
+        <w:r>
+          <w:rPr>
+            <w:rStyle w:val="Hyperlink"/>
+          </w:rPr>
+          <w:t xml:space="preserve"> Think </w:t>
+        </w:r>
+        <w:r>
+          <w:rPr>
+            <w:rStyle w:val="Hyperlink"/>
+            <w:rFonts w:hint="eastAsia"/>
+          </w:rPr>
+          <w:t xml:space="preserve">引用）</w:t>
+        </w:r>
+      </w:hyperlink>
+      <w:r>
+        <w:rPr>
+          <w:rFonts w:hint="eastAsia"/>
+        </w:rPr>
+        <w:t xml:space="preserve">显示</w:t>
+      </w:r>
+      <w:r>
+        <w:t xml:space="preserve"> 2022 </w:t>
+      </w:r>
+      <w:r>
+        <w:rPr>
+          <w:rFonts w:hint="eastAsia"/>
+        </w:rPr>
+        <w:t xml:space="preserve">年欧盟约</w:t>
+      </w:r>
+      <w:r>
+        <w:t xml:space="preserve"> </w:t>
+      </w:r>
+      <w:r>
+        <w:rPr>
+          <w:b/>
+          <w:bCs/>
+        </w:rPr>
+        <w:t xml:space="preserve">110 </w:t>
+      </w:r>
+      <w:r>
+        <w:rPr>
+          <w:rFonts w:hint="eastAsia"/>
+          <w:b/>
+          <w:bCs/>
+        </w:rPr>
+        <w:t xml:space="preserve">万吨</w:t>
+      </w:r>
+      <w:r>
+        <w:rPr>
+          <w:rFonts w:hint="eastAsia"/>
+        </w:rPr>
+        <w:t xml:space="preserve">铝产能因电力危机被迫停产，约占欧盟铝产量的</w:t>
+      </w:r>
+      <w:r>
+        <w:t xml:space="preserve"> </w:t>
+      </w:r>
+      <w:r>
+        <w:rPr>
+          <w:rFonts w:hint="eastAsia"/>
+        </w:rPr>
+        <w:t xml:space="preserve">50%；具体关停案例包括罗马尼亚</w:t>
+      </w:r>
+      <w:r>
+        <w:t xml:space="preserve"> </w:t>
+      </w:r>
+      <w:r>
+        <w:rPr>
+          <w:rFonts w:hint="eastAsia"/>
+        </w:rPr>
+        <w:t xml:space="preserve">ALRO（28.3</w:t>
+      </w:r>
+      <w:r>
+        <w:t xml:space="preserve"> </w:t>
+      </w:r>
+      <w:r>
+        <w:rPr>
+          <w:rFonts w:hint="eastAsia"/>
+        </w:rPr>
+        <w:t xml:space="preserve">万吨）、荷兰</w:t>
+      </w:r>
+      <w:r>
+        <w:t xml:space="preserve"> </w:t>
+      </w:r>
+      <w:r>
+        <w:rPr>
+          <w:rFonts w:hint="eastAsia"/>
+        </w:rPr>
+        <w:t xml:space="preserve">Aldel（15</w:t>
+      </w:r>
+      <w:r>
+        <w:t xml:space="preserve"> </w:t>
+      </w:r>
+      <w:r>
+        <w:rPr>
+          <w:rFonts w:hint="eastAsia"/>
+        </w:rPr>
+        <w:t xml:space="preserve">万吨）、德国</w:t>
+      </w:r>
+      <w:r>
+        <w:t xml:space="preserve"> Speira Rheinwerk </w:t>
+      </w:r>
+      <w:r>
+        <w:rPr>
+          <w:rFonts w:hint="eastAsia"/>
+        </w:rPr>
+        <w:t xml:space="preserve">等。这些产能并未统一迁往某个目的地，而是被中东和北美的低成本产地填补。</w:t>
+      </w:r>
+    </w:p>
+    <w:p>
+      <w:pPr>
+        <w:pStyle w:val="BodyText"/>
+      </w:pPr>
+      <w:r>
+        <w:rPr>
+          <w:b/>
+          <w:bCs/>
+        </w:rPr>
+        <w:t xml:space="preserve">→ </w:t>
+      </w:r>
+      <w:r>
+        <w:rPr>
+          <w:rFonts w:hint="eastAsia"/>
+          <w:b/>
+          <w:bCs/>
+        </w:rPr>
+        <w:t xml:space="preserve">中国：悖论性的同步深化</w:t>
+      </w:r>
+    </w:p>
+    <w:p>
+      <w:pPr>
+        <w:pStyle w:val="BodyText"/>
+      </w:pPr>
+      <w:r>
+        <w:rPr>
+          <w:rFonts w:hint="eastAsia"/>
+        </w:rPr>
+        <w:t xml:space="preserve">欧洲企业嘴上谈脱钩，资本却在加倍押注中国。最强的一手证据：</w:t>
+      </w:r>
+      <w:hyperlink r:id="rId35">
+        <w:r>
+          <w:rPr>
+            <w:rStyle w:val="Hyperlink"/>
+          </w:rPr>
+          <w:t xml:space="preserve">BASF </w:t>
+        </w:r>
+        <w:r>
+          <w:rPr>
+            <w:rStyle w:val="Hyperlink"/>
+            <w:rFonts w:hint="eastAsia"/>
+          </w:rPr>
+          <w:t xml:space="preserve">于</w:t>
+        </w:r>
+        <w:r>
+          <w:rPr>
+            <w:rStyle w:val="Hyperlink"/>
+          </w:rPr>
+          <w:t xml:space="preserve"> 2026 </w:t>
+        </w:r>
+        <w:r>
+          <w:rPr>
+            <w:rStyle w:val="Hyperlink"/>
+            <w:rFonts w:hint="eastAsia"/>
+          </w:rPr>
+          <w:t xml:space="preserve">年</w:t>
+        </w:r>
+        <w:r>
+          <w:rPr>
+            <w:rStyle w:val="Hyperlink"/>
+          </w:rPr>
+          <w:t xml:space="preserve"> 3 </w:t>
+        </w:r>
+        <w:r>
+          <w:rPr>
+            <w:rStyle w:val="Hyperlink"/>
+            <w:rFonts w:hint="eastAsia"/>
+          </w:rPr>
+          <w:t xml:space="preserve">月</w:t>
+        </w:r>
+        <w:r>
+          <w:rPr>
+            <w:rStyle w:val="Hyperlink"/>
+          </w:rPr>
+          <w:t xml:space="preserve"> 26 </w:t>
+        </w:r>
+        <w:r>
+          <w:rPr>
+            <w:rStyle w:val="Hyperlink"/>
+            <w:rFonts w:hint="eastAsia"/>
+          </w:rPr>
+          <w:t xml:space="preserve">日正式投产中国湛江一体化</w:t>
+        </w:r>
+        <w:r>
+          <w:rPr>
+            <w:rStyle w:val="Hyperlink"/>
+          </w:rPr>
+          <w:t xml:space="preserve"> Verbund </w:t>
+        </w:r>
+        <w:r>
+          <w:rPr>
+            <w:rStyle w:val="Hyperlink"/>
+            <w:rFonts w:hint="eastAsia"/>
+          </w:rPr>
+          <w:t xml:space="preserve">基地</w:t>
+        </w:r>
+      </w:hyperlink>
+      <w:r>
+        <w:rPr>
+          <w:rFonts w:hint="eastAsia"/>
+        </w:rPr>
+        <w:t xml:space="preserve">，总投资</w:t>
+      </w:r>
+      <w:r>
+        <w:t xml:space="preserve"> </w:t>
+      </w:r>
+      <w:r>
+        <w:rPr>
+          <w:b/>
+          <w:bCs/>
+        </w:rPr>
+        <w:t xml:space="preserve">87 </w:t>
+      </w:r>
+      <w:r>
+        <w:rPr>
+          <w:rFonts w:hint="eastAsia"/>
+          <w:b/>
+          <w:bCs/>
+        </w:rPr>
+        <w:t xml:space="preserve">亿欧元</w:t>
+      </w:r>
+      <w:r>
+        <w:rPr>
+          <w:rFonts w:hint="eastAsia"/>
+        </w:rPr>
+        <w:t xml:space="preserve">（约合</w:t>
+      </w:r>
+      <w:r>
+        <w:t xml:space="preserve"> 100 </w:t>
+      </w:r>
+      <w:r>
+        <w:rPr>
+          <w:rFonts w:hint="eastAsia"/>
+        </w:rPr>
+        <w:t xml:space="preserve">亿美元），18</w:t>
+      </w:r>
+      <w:r>
+        <w:t xml:space="preserve"> </w:t>
+      </w:r>
+      <w:r>
+        <w:rPr>
+          <w:rFonts w:hint="eastAsia"/>
+        </w:rPr>
+        <w:t xml:space="preserve">套装置、32</w:t>
+      </w:r>
+      <w:r>
+        <w:t xml:space="preserve"> </w:t>
+      </w:r>
+      <w:r>
+        <w:rPr>
+          <w:rFonts w:hint="eastAsia"/>
+        </w:rPr>
+        <w:t xml:space="preserve">条生产线、年产乙烯</w:t>
+      </w:r>
+      <w:r>
+        <w:t xml:space="preserve"> 100 </w:t>
+      </w:r>
+      <w:r>
+        <w:rPr>
+          <w:rFonts w:hint="eastAsia"/>
+        </w:rPr>
+        <w:t xml:space="preserve">万吨，是</w:t>
+      </w:r>
+      <w:r>
+        <w:t xml:space="preserve"> BASF </w:t>
+      </w:r>
+      <w:r>
+        <w:rPr>
+          <w:rFonts w:hint="eastAsia"/>
+        </w:rPr>
+        <w:t xml:space="preserve">在中国有史以来最大投资，也是其全球三大</w:t>
+      </w:r>
+      <w:r>
+        <w:t xml:space="preserve"> Verbund </w:t>
+      </w:r>
+      <w:r>
+        <w:rPr>
+          <w:rFonts w:hint="eastAsia"/>
+        </w:rPr>
+        <w:t xml:space="preserve">基地之一。这不是”将欧洲产能迁往中国”，而是”在中国为中国市场建立独立的生产体系”——两者性质不同，但都意味着欧洲本土不再是全球化工投资的优先选项。</w:t>
+      </w:r>
+    </w:p>
+    <w:p>
+      <w:pPr>
+        <w:pStyle w:val="BodyText"/>
+      </w:pPr>
+      <w:r>
+        <w:rPr>
+          <w:b/>
+          <w:bCs/>
+        </w:rPr>
+        <w:t xml:space="preserve">→ </w:t>
+      </w:r>
+      <w:r>
+        <w:rPr>
+          <w:rFonts w:hint="eastAsia"/>
+          <w:b/>
+          <w:bCs/>
+        </w:rPr>
+        <w:t xml:space="preserve">中东：反向流动——海湾资本在收购欧洲资产</w:t>
+      </w:r>
+    </w:p>
+    <w:p>
+      <w:pPr>
+        <w:pStyle w:val="BodyText"/>
+      </w:pPr>
+      <w:r>
+        <w:rPr>
+          <w:rFonts w:hint="eastAsia"/>
+        </w:rPr>
+        <w:t xml:space="preserve">与通常想象的”欧洲企业去中东建厂”相反，实际发生的是海湾国家通过资本收购控制欧洲产业资产，同时关闭欧洲高成本装置。两个最硬的案例：</w:t>
+      </w:r>
+    </w:p>
+    <w:p>
+      <w:pPr>
+        <w:pStyle w:val="BodyText"/>
+      </w:pPr>
+      <w:r>
+        <w:rPr>
+          <w:rFonts w:hint="eastAsia"/>
+        </w:rPr>
+        <w:t xml:space="preserve">第一，</w:t>
+      </w:r>
+      <w:hyperlink r:id="rId36">
+        <w:r>
+          <w:rPr>
+            <w:rStyle w:val="Hyperlink"/>
+            <w:rFonts w:hint="eastAsia"/>
+          </w:rPr>
+          <w:t xml:space="preserve">阿联酋</w:t>
+        </w:r>
+        <w:r>
+          <w:rPr>
+            <w:rStyle w:val="Hyperlink"/>
+          </w:rPr>
+          <w:t xml:space="preserve"> ADNOC </w:t>
+        </w:r>
+        <w:r>
+          <w:rPr>
+            <w:rStyle w:val="Hyperlink"/>
+            <w:rFonts w:hint="eastAsia"/>
+          </w:rPr>
+          <w:t xml:space="preserve">于</w:t>
+        </w:r>
+        <w:r>
+          <w:rPr>
+            <w:rStyle w:val="Hyperlink"/>
+          </w:rPr>
+          <w:t xml:space="preserve"> 2024 </w:t>
+        </w:r>
+        <w:r>
+          <w:rPr>
+            <w:rStyle w:val="Hyperlink"/>
+            <w:rFonts w:hint="eastAsia"/>
+          </w:rPr>
+          <w:t xml:space="preserve">年</w:t>
+        </w:r>
+        <w:r>
+          <w:rPr>
+            <w:rStyle w:val="Hyperlink"/>
+          </w:rPr>
+          <w:t xml:space="preserve"> 10 </w:t>
+        </w:r>
+        <w:r>
+          <w:rPr>
+            <w:rStyle w:val="Hyperlink"/>
+            <w:rFonts w:hint="eastAsia"/>
+          </w:rPr>
+          <w:t xml:space="preserve">月</w:t>
+        </w:r>
+        <w:r>
+          <w:rPr>
+            <w:rStyle w:val="Hyperlink"/>
+          </w:rPr>
+          <w:t xml:space="preserve"> 1 </w:t>
+        </w:r>
+        <w:r>
+          <w:rPr>
+            <w:rStyle w:val="Hyperlink"/>
+            <w:rFonts w:hint="eastAsia"/>
+          </w:rPr>
+          <w:t xml:space="preserve">日完成对德国化工巨头科思创（Covestro）的收购</w:t>
+        </w:r>
+      </w:hyperlink>
+      <w:r>
+        <w:rPr>
+          <w:rFonts w:hint="eastAsia"/>
+        </w:rPr>
+        <w:t xml:space="preserve">，总价约</w:t>
+      </w:r>
+      <w:r>
+        <w:t xml:space="preserve"> </w:t>
+      </w:r>
+      <w:r>
+        <w:rPr>
+          <w:b/>
+          <w:bCs/>
+        </w:rPr>
+        <w:t xml:space="preserve">164 </w:t>
+      </w:r>
+      <w:r>
+        <w:rPr>
+          <w:rFonts w:hint="eastAsia"/>
+          <w:b/>
+          <w:bCs/>
+        </w:rPr>
+        <w:t xml:space="preserve">亿美元（147</w:t>
+      </w:r>
+      <w:r>
+        <w:rPr>
+          <w:b/>
+          <w:bCs/>
+        </w:rPr>
+        <w:t xml:space="preserve"> </w:t>
+      </w:r>
+      <w:r>
+        <w:rPr>
+          <w:rFonts w:hint="eastAsia"/>
+          <w:b/>
+          <w:bCs/>
+        </w:rPr>
+        <w:t xml:space="preserve">亿欧元）</w:t>
+      </w:r>
+      <w:r>
+        <w:rPr>
+          <w:rFonts w:hint="eastAsia"/>
+        </w:rPr>
+        <w:t xml:space="preserve">，是</w:t>
+      </w:r>
+      <w:r>
+        <w:t xml:space="preserve"> ADNOC </w:t>
+      </w:r>
+      <w:r>
+        <w:rPr>
+          <w:rFonts w:hint="eastAsia"/>
+        </w:rPr>
+        <w:t xml:space="preserve">有史以来最大收购。科思创是全球聚碳酸酯和聚氨酯前体的主要生产商，员工</w:t>
+      </w:r>
+      <w:r>
+        <w:t xml:space="preserve"> 17500 </w:t>
+      </w:r>
+      <w:r>
+        <w:rPr>
+          <w:rFonts w:hint="eastAsia"/>
+        </w:rPr>
+        <w:t xml:space="preserve">人，49</w:t>
+      </w:r>
+      <w:r>
+        <w:t xml:space="preserve"> </w:t>
+      </w:r>
+      <w:r>
+        <w:rPr>
+          <w:rFonts w:hint="eastAsia"/>
+        </w:rPr>
+        <w:t xml:space="preserve">个全球生产基地——欧洲核心化工资产通过资本市场转移到海湾主权基金手中。</w:t>
+      </w:r>
+    </w:p>
+    <w:p>
+      <w:pPr>
+        <w:pStyle w:val="BodyText"/>
+      </w:pPr>
+      <w:r>
+        <w:rPr>
+          <w:rFonts w:hint="eastAsia"/>
+        </w:rPr>
+        <w:t xml:space="preserve">第二，</w:t>
+      </w:r>
+      <w:hyperlink r:id="rId37">
+        <w:r>
+          <w:rPr>
+            <w:rStyle w:val="Hyperlink"/>
+            <w:rFonts w:hint="eastAsia"/>
+          </w:rPr>
+          <w:t xml:space="preserve">沙特</w:t>
+        </w:r>
+        <w:r>
+          <w:rPr>
+            <w:rStyle w:val="Hyperlink"/>
+          </w:rPr>
+          <w:t xml:space="preserve"> SABIC </w:t>
+        </w:r>
+        <w:r>
+          <w:rPr>
+            <w:rStyle w:val="Hyperlink"/>
+            <w:rFonts w:hint="eastAsia"/>
+          </w:rPr>
+          <w:t xml:space="preserve">于</w:t>
+        </w:r>
+        <w:r>
+          <w:rPr>
+            <w:rStyle w:val="Hyperlink"/>
+          </w:rPr>
+          <w:t xml:space="preserve"> 2024 </w:t>
+        </w:r>
+        <w:r>
+          <w:rPr>
+            <w:rStyle w:val="Hyperlink"/>
+            <w:rFonts w:hint="eastAsia"/>
+          </w:rPr>
+          <w:t xml:space="preserve">年</w:t>
+        </w:r>
+        <w:r>
+          <w:rPr>
+            <w:rStyle w:val="Hyperlink"/>
+          </w:rPr>
+          <w:t xml:space="preserve"> 4 </w:t>
+        </w:r>
+        <w:r>
+          <w:rPr>
+            <w:rStyle w:val="Hyperlink"/>
+            <w:rFonts w:hint="eastAsia"/>
+          </w:rPr>
+          <w:t xml:space="preserve">月正式关闭荷兰</w:t>
+        </w:r>
+        <w:r>
+          <w:rPr>
+            <w:rStyle w:val="Hyperlink"/>
+          </w:rPr>
+          <w:t xml:space="preserve"> Geleen </w:t>
+        </w:r>
+        <w:r>
+          <w:rPr>
+            <w:rStyle w:val="Hyperlink"/>
+            <w:rFonts w:hint="eastAsia"/>
+          </w:rPr>
+          <w:t xml:space="preserve">裂解装置</w:t>
+        </w:r>
+      </w:hyperlink>
+      <w:r>
+        <w:rPr>
+          <w:rFonts w:hint="eastAsia"/>
+        </w:rPr>
+        <w:t xml:space="preserve">，乙烯产能</w:t>
+      </w:r>
+      <w:r>
+        <w:t xml:space="preserve"> 55 </w:t>
+      </w:r>
+      <w:r>
+        <w:rPr>
+          <w:rFonts w:hint="eastAsia"/>
+        </w:rPr>
+        <w:t xml:space="preserve">万吨/年永久退出。SABIC</w:t>
+      </w:r>
+      <w:r>
+        <w:t xml:space="preserve"> </w:t>
+      </w:r>
+      <w:r>
+        <w:rPr>
+          <w:rFonts w:hint="eastAsia"/>
+        </w:rPr>
+        <w:t xml:space="preserve">明确将其归因于”欧洲市场条件”——低成本原料在沙特本土更具竞争力，没有理由在欧洲维持高成本生产。</w:t>
+      </w:r>
+    </w:p>
+    <w:p>
+      <w:pPr>
+        <w:pStyle w:val="BodyText"/>
+      </w:pPr>
+      <w:r>
+        <w:rPr>
+          <w:rFonts w:hint="eastAsia"/>
+        </w:rPr>
+        <w:t xml:space="preserve">这两个案例揭示的是同一个方向：能源成本结构使欧洲成为化工的</w:t>
+      </w:r>
+      <w:r>
+        <w:rPr>
+          <w:rFonts w:hint="eastAsia"/>
+          <w:b/>
+          <w:bCs/>
+        </w:rPr>
+        <w:t xml:space="preserve">消费市场</w:t>
+      </w:r>
+      <w:r>
+        <w:rPr>
+          <w:rFonts w:hint="eastAsia"/>
+        </w:rPr>
+        <w:t xml:space="preserve">而非</w:t>
+      </w:r>
+      <w:r>
+        <w:rPr>
+          <w:rFonts w:hint="eastAsia"/>
+          <w:b/>
+          <w:bCs/>
+        </w:rPr>
+        <w:t xml:space="preserve">生产基地</w:t>
+      </w:r>
+      <w:r>
+        <w:rPr>
+          <w:rFonts w:hint="eastAsia"/>
+        </w:rPr>
+        <w:t xml:space="preserve">，海湾国家通过低成本能源优势同时做两件事——收购有价值的欧洲品牌技术，关闭不再经济的欧洲产能。</w:t>
+      </w:r>
+    </w:p>
+    <w:p>
+      <w:pPr>
+        <w:pStyle w:val="BodyText"/>
+      </w:pPr>
+      <w:r>
+        <w:rPr>
+          <w:b/>
+          <w:bCs/>
+        </w:rPr>
+        <w:t xml:space="preserve">→ </w:t>
+      </w:r>
+      <w:r>
+        <w:rPr>
+          <w:rFonts w:hint="eastAsia"/>
+          <w:b/>
+          <w:bCs/>
+        </w:rPr>
+        <w:t xml:space="preserve">印度与东南亚：非主要目的地</w:t>
+      </w:r>
+    </w:p>
+    <w:p>
+      <w:pPr>
+        <w:pStyle w:val="BodyText"/>
+      </w:pPr>
+      <w:r>
+        <w:rPr>
+          <w:rFonts w:hint="eastAsia"/>
+        </w:rPr>
+        <w:t xml:space="preserve">印度更适合接收劳动密集型和制药原料药类产业，承接欧洲重化工的产业基础不在——基础设施差距、监管不确定性、EU-India</w:t>
+      </w:r>
+      <w:r>
+        <w:t xml:space="preserve"> FTA </w:t>
+      </w:r>
+      <w:r>
+        <w:rPr>
+          <w:rFonts w:hint="eastAsia"/>
+        </w:rPr>
+        <w:t xml:space="preserve">尚未签署。东南亚已经是”中国+1”的电子组装接收地（越南、马来西亚），但承接欧洲钢铁/化工的产业条件不具备。两者对欧洲工业外迁的吸引力，在</w:t>
+      </w:r>
+      <w:r>
+        <w:t xml:space="preserve"> 2026 </w:t>
+      </w:r>
+      <w:r>
+        <w:rPr>
+          <w:rFonts w:hint="eastAsia"/>
+        </w:rPr>
+        <w:t xml:space="preserve">年的时间节点上，基本可以排除在主要目的地之外。</w:t>
+      </w:r>
+    </w:p>
+    <w:p>
+      <w:pPr>
+        <w:pStyle w:val="BodyText"/>
+      </w:pPr>
+      <w:r>
+        <w:rPr>
+          <w:rFonts w:hint="eastAsia"/>
+          <w:b/>
+          <w:bCs/>
+        </w:rPr>
+        <w:t xml:space="preserve">底线</w:t>
+      </w:r>
+      <w:r>
+        <w:rPr>
+          <w:rFonts w:hint="eastAsia"/>
+        </w:rPr>
+        <w:t xml:space="preserve">：欧洲去工业化的目的地不是统一的——能源密集型化工随价差流向美国和被中东收购；绿色制造在美欧之间争夺；汽车产能在美国/中国分别扩张；欧洲本土保留的是高附加值、依赖技能和制度的制造环节。</w:t>
+      </w:r>
+      <w:r>
+        <w:rPr>
+          <w:rFonts w:hint="eastAsia"/>
+        </w:rPr>
+        <w:t xml:space="preserve">“去工业化”</w:t>
+      </w:r>
+      <w:r>
+        <w:rPr>
+          <w:rFonts w:hint="eastAsia"/>
+        </w:rPr>
+        <w:t xml:space="preserve">描述的不是整体迁移，而是</w:t>
+      </w:r>
+      <w:r>
+        <w:rPr>
+          <w:rFonts w:hint="eastAsia"/>
+          <w:b/>
+          <w:bCs/>
+        </w:rPr>
+        <w:t xml:space="preserve">产业链在全球重新落位</w:t>
+      </w:r>
+      <w:r>
+        <w:rPr>
+          <w:rFonts w:hint="eastAsia"/>
+        </w:rPr>
+        <w:t xml:space="preserve">，欧洲在这个过程中丢失的是能源密集的中间段。</w:t>
       </w:r>
     </w:p>
     <w:p>
@@ -2715,8 +3798,9 @@
         </w:pict>
       </w:r>
     </w:p>
-    <w:bookmarkEnd w:id="29"/>
-    <w:bookmarkStart w:id="31" w:name="四三线财政重压与政策取舍"/>
+    <w:bookmarkEnd w:id="38"/>
+    <w:bookmarkEnd w:id="39"/>
+    <w:bookmarkStart w:id="41" w:name="四三线财政重压与政策取舍"/>
     <w:p>
       <w:pPr>
         <w:pStyle w:val="Heading2"/>
@@ -2878,7 +3962,7 @@
       <w:pPr>
         <w:pStyle w:val="BodyText"/>
       </w:pPr>
-      <w:hyperlink r:id="rId30">
+      <w:hyperlink r:id="rId40">
         <w:r>
           <w:rPr>
             <w:rStyle w:val="Hyperlink"/>
@@ -2994,8 +4078,8 @@
         </w:pict>
       </w:r>
     </w:p>
-    <w:bookmarkEnd w:id="31"/>
-    <w:bookmarkStart w:id="37" w:name="五三场分析师辩论"/>
+    <w:bookmarkEnd w:id="41"/>
+    <w:bookmarkStart w:id="47" w:name="五三场分析师辩论"/>
     <w:p>
       <w:pPr>
         <w:pStyle w:val="Heading2"/>
@@ -3007,7 +4091,7 @@
         <w:t xml:space="preserve">五、三场分析师辩论</w:t>
       </w:r>
     </w:p>
-    <w:bookmarkStart w:id="34" w:name="辩论一欧洲会与-maga-合流吗"/>
+    <w:bookmarkStart w:id="44" w:name="辩论一欧洲会与-maga-合流吗"/>
     <w:p>
       <w:pPr>
         <w:pStyle w:val="Heading3"/>
@@ -3061,7 +4145,7 @@
         </w:rPr>
         <w:t xml:space="preserve">：</w:t>
       </w:r>
-      <w:hyperlink r:id="rId32">
+      <w:hyperlink r:id="rId42">
         <w:r>
           <w:rPr>
             <w:rStyle w:val="Hyperlink"/>
@@ -3284,7 +4368,7 @@
         </w:rPr>
         <w:t xml:space="preserve">：</w:t>
       </w:r>
-      <w:hyperlink r:id="rId33">
+      <w:hyperlink r:id="rId43">
         <w:r>
           <w:rPr>
             <w:rStyle w:val="Hyperlink"/>
@@ -3467,8 +4551,8 @@
         <w:t xml:space="preserve">指出的结构约束。</w:t>
       </w:r>
     </w:p>
-    <w:bookmarkEnd w:id="34"/>
-    <w:bookmarkStart w:id="35" w:name="辩论二rearm-europe-能实现战略自主吗"/>
+    <w:bookmarkEnd w:id="44"/>
+    <w:bookmarkStart w:id="45" w:name="辩论二rearm-europe-能实现战略自主吗"/>
     <w:p>
       <w:pPr>
         <w:pStyle w:val="Heading3"/>
@@ -3697,8 +4781,8 @@
         <w:t xml:space="preserve">在财政规模上是真实的，但在能力实现上是结构性延迟的。最有可能的中期结果：欧盟拥有更多防务资金，但仍有大量资金流入美国供应商；防务工业整合局部推进但不完整；战略自主在政治语言上稳固，在技术能力上仍依赖。这与”合流”相反，但也不是真正的独立自主。</w:t>
       </w:r>
     </w:p>
-    <w:bookmarkEnd w:id="35"/>
-    <w:bookmarkStart w:id="36" w:name="辩论三欧洲去工业化是危机还是结构性转型机遇"/>
+    <w:bookmarkEnd w:id="45"/>
+    <w:bookmarkStart w:id="46" w:name="辩论三欧洲去工业化是危机还是结构性转型机遇"/>
     <w:p>
       <w:pPr>
         <w:pStyle w:val="Heading3"/>
@@ -3753,7 +4837,7 @@
         </w:rPr>
         <w:t xml:space="preserve">倍的结构性现实。伊朗冲击打开了已存在的价格传导管道，加速了这一结构性调整。</w:t>
       </w:r>
-      <w:hyperlink r:id="rId30">
+      <w:hyperlink r:id="rId40">
         <w:r>
           <w:rPr>
             <w:rStyle w:val="Hyperlink"/>
@@ -3972,9 +5056,9 @@
         </w:pict>
       </w:r>
     </w:p>
-    <w:bookmarkEnd w:id="36"/>
-    <w:bookmarkEnd w:id="37"/>
-    <w:bookmarkStart w:id="40" w:name="六德国是震中法国是镜像"/>
+    <w:bookmarkEnd w:id="46"/>
+    <w:bookmarkEnd w:id="47"/>
+    <w:bookmarkStart w:id="50" w:name="六德国是震中法国是镜像"/>
     <w:p>
       <w:pPr>
         <w:pStyle w:val="Heading2"/>
@@ -4122,7 +5206,7 @@
         </w:rPr>
         <w:t xml:space="preserve">：</w:t>
       </w:r>
-      <w:hyperlink r:id="rId38">
+      <w:hyperlink r:id="rId48">
         <w:r>
           <w:rPr>
             <w:rStyle w:val="Hyperlink"/>
@@ -4275,7 +5359,7 @@
       <w:r>
         <w:t xml:space="preserve">。</w:t>
       </w:r>
-      <w:hyperlink r:id="rId39">
+      <w:hyperlink r:id="rId49">
         <w:r>
           <w:rPr>
             <w:rStyle w:val="Hyperlink"/>
@@ -4516,8 +5600,8 @@
         </w:pict>
       </w:r>
     </w:p>
-    <w:bookmarkEnd w:id="40"/>
-    <w:bookmarkStart w:id="49" w:name="七右翼碎裂三条结构性断裂"/>
+    <w:bookmarkEnd w:id="50"/>
+    <w:bookmarkStart w:id="59" w:name="七右翼碎裂三条结构性断裂"/>
     <w:p>
       <w:pPr>
         <w:pStyle w:val="Heading2"/>
@@ -4549,7 +5633,7 @@
         <w:t xml:space="preserve">合流是结构性不可能的。原因不是价值观分歧，而是三条具体的利益断裂。</w:t>
       </w:r>
     </w:p>
-    <w:bookmarkStart w:id="41" w:name="断裂一俄罗斯问题最深的分裂"/>
+    <w:bookmarkStart w:id="51" w:name="断裂一俄罗斯问题最深的分裂"/>
     <w:p>
       <w:pPr>
         <w:pStyle w:val="Heading3"/>
@@ -4822,8 +5906,8 @@
         <w:t xml:space="preserve">这一分裂直接阻止了任何能覆盖欧洲右翼主要力量的统一平台。</w:t>
       </w:r>
     </w:p>
-    <w:bookmarkEnd w:id="41"/>
-    <w:bookmarkStart w:id="43" w:name="断裂二科技监管主权最具体的经济战"/>
+    <w:bookmarkEnd w:id="51"/>
+    <w:bookmarkStart w:id="53" w:name="断裂二科技监管主权最具体的经济战"/>
     <w:p>
       <w:pPr>
         <w:pStyle w:val="Heading3"/>
@@ -4872,7 +5956,7 @@
         </w:rPr>
         <w:t xml:space="preserve">日，</w:t>
       </w:r>
-      <w:hyperlink r:id="rId42">
+      <w:hyperlink r:id="rId52">
         <w:r>
           <w:rPr>
             <w:rStyle w:val="Hyperlink"/>
@@ -5052,8 +6136,8 @@
         <w:t xml:space="preserve">合流的第二条结构性障碍。</w:t>
       </w:r>
     </w:p>
-    <w:bookmarkEnd w:id="43"/>
-    <w:bookmarkStart w:id="48" w:name="断裂三关税与福利基本盘的利益冲突"/>
+    <w:bookmarkEnd w:id="53"/>
+    <w:bookmarkStart w:id="58" w:name="断裂三关税与福利基本盘的利益冲突"/>
     <w:p>
       <w:pPr>
         <w:pStyle w:val="Heading3"/>
@@ -5318,7 +6402,7 @@
         </w:rPr>
         <w:t xml:space="preserve">关税最大受害者社区的代言人。</w:t>
       </w:r>
-      <w:hyperlink r:id="rId44">
+      <w:hyperlink r:id="rId54">
         <w:r>
           <w:rPr>
             <w:rStyle w:val="Hyperlink"/>
@@ -5385,18 +6469,18 @@
           <wp:inline>
             <wp:extent cx="5334000" cy="2665722"/>
             <wp:effectExtent b="0" l="0" r="0" t="0"/>
-            <wp:docPr descr="图3 欧洲右翼政治——支持度与结构性断裂（Carnegie/ECFR数据）" title="" id="46" name="Picture"/>
+            <wp:docPr descr="图3 欧洲右翼政治——支持度与结构性断裂（Carnegie/ECFR数据）" title="" id="56" name="Picture"/>
             <a:graphic>
               <a:graphicData uri="http://schemas.openxmlformats.org/drawingml/2006/picture">
                 <pic:pic>
                   <pic:nvPicPr>
-                    <pic:cNvPr descr="assets/fig05_3.png" id="47" name="Picture"/>
+                    <pic:cNvPr descr="assets/fig05_3.png" id="57" name="Picture"/>
                     <pic:cNvPicPr>
                       <a:picLocks noChangeArrowheads="1" noChangeAspect="1"/>
                     </pic:cNvPicPr>
                   </pic:nvPicPr>
                   <pic:blipFill>
-                    <a:blip r:embed="rId45"/>
+                    <a:blip r:embed="rId55"/>
                     <a:stretch>
                       <a:fillRect/>
                     </a:stretch>
@@ -5450,9 +6534,9 @@
         </w:pict>
       </w:r>
     </w:p>
-    <w:bookmarkEnd w:id="48"/>
-    <w:bookmarkEnd w:id="49"/>
-    <w:bookmarkStart w:id="53" w:name="八强人轨迹2026-年的具体成绩单"/>
+    <w:bookmarkEnd w:id="58"/>
+    <w:bookmarkEnd w:id="59"/>
+    <w:bookmarkStart w:id="63" w:name="八强人轨迹2026-年的具体成绩单"/>
     <w:p>
       <w:pPr>
         <w:pStyle w:val="Heading2"/>
@@ -5503,7 +6587,7 @@
         </w:rPr>
         <w:t xml:space="preserve">【事实·已核实】</w:t>
       </w:r>
-      <w:hyperlink r:id="rId50">
+      <w:hyperlink r:id="rId60">
         <w:r>
           <w:rPr>
             <w:rStyle w:val="Hyperlink"/>
@@ -5654,7 +6738,7 @@
       <w:pPr>
         <w:pStyle w:val="BodyText"/>
       </w:pPr>
-      <w:hyperlink r:id="rId51">
+      <w:hyperlink r:id="rId61">
         <w:r>
           <w:rPr>
             <w:rStyle w:val="Hyperlink"/>
@@ -5895,7 +6979,7 @@
         </w:rPr>
         <w:t xml:space="preserve">个百分点。</w:t>
       </w:r>
-      <w:hyperlink r:id="rId52">
+      <w:hyperlink r:id="rId62">
         <w:r>
           <w:rPr>
             <w:rStyle w:val="Hyperlink"/>
@@ -6112,8 +7196,8 @@
         </w:pict>
       </w:r>
     </w:p>
-    <w:bookmarkEnd w:id="53"/>
-    <w:bookmarkStart w:id="54" w:name="九概率与轨迹判断"/>
+    <w:bookmarkEnd w:id="63"/>
+    <w:bookmarkStart w:id="64" w:name="九概率与轨迹判断"/>
     <w:p>
       <w:pPr>
         <w:pStyle w:val="Heading2"/>
@@ -6426,8 +7510,8 @@
         </w:pict>
       </w:r>
     </w:p>
-    <w:bookmarkEnd w:id="54"/>
-    <w:bookmarkStart w:id="55" w:name="十判断可能错在哪"/>
+    <w:bookmarkEnd w:id="64"/>
+    <w:bookmarkStart w:id="65" w:name="十判断可能错在哪"/>
     <w:p>
       <w:pPr>
         <w:pStyle w:val="Heading2"/>
@@ -6707,8 +7791,8 @@
         </w:pict>
       </w:r>
     </w:p>
-    <w:bookmarkEnd w:id="55"/>
-    <w:bookmarkStart w:id="57" w:name="不确定性账本"/>
+    <w:bookmarkEnd w:id="65"/>
+    <w:bookmarkStart w:id="67" w:name="不确定性账本"/>
     <w:p>
       <w:pPr>
         <w:pStyle w:val="Heading2"/>
@@ -7170,7 +8254,7 @@
         </w:rPr>
         <w:t xml:space="preserve">：</w:t>
       </w:r>
-      <w:hyperlink r:id="rId32">
+      <w:hyperlink r:id="rId42">
         <w:r>
           <w:rPr>
             <w:rStyle w:val="Hyperlink"/>
@@ -7194,7 +8278,7 @@
       <w:r>
         <w:t xml:space="preserve"> </w:t>
       </w:r>
-      <w:hyperlink r:id="rId56">
+      <w:hyperlink r:id="rId66">
         <w:r>
           <w:rPr>
             <w:rStyle w:val="Hyperlink"/>
@@ -7212,7 +8296,7 @@
       <w:r>
         <w:t xml:space="preserve"> </w:t>
       </w:r>
-      <w:hyperlink r:id="rId33">
+      <w:hyperlink r:id="rId43">
         <w:r>
           <w:rPr>
             <w:rStyle w:val="Hyperlink"/>
@@ -7243,7 +8327,7 @@
       <w:r>
         <w:t xml:space="preserve"> </w:t>
       </w:r>
-      <w:hyperlink r:id="rId30">
+      <w:hyperlink r:id="rId40">
         <w:r>
           <w:rPr>
             <w:rStyle w:val="Hyperlink"/>
@@ -7293,8 +8377,8 @@
         </w:pict>
       </w:r>
     </w:p>
-    <w:bookmarkEnd w:id="57"/>
-    <w:bookmarkStart w:id="59" w:name="附录关键数据表"/>
+    <w:bookmarkEnd w:id="67"/>
+    <w:bookmarkStart w:id="69" w:name="附录关键数据表"/>
     <w:p>
       <w:pPr>
         <w:pStyle w:val="Heading2"/>
@@ -7852,7 +8936,7 @@
             <w:pPr>
               <w:pStyle w:val="Compact"/>
             </w:pPr>
-            <w:hyperlink r:id="rId30">
+            <w:hyperlink r:id="rId40">
               <w:r>
                 <w:rPr>
                   <w:rStyle w:val="Hyperlink"/>
@@ -8245,7 +9329,7 @@
             <w:pPr>
               <w:pStyle w:val="Compact"/>
             </w:pPr>
-            <w:hyperlink r:id="rId58">
+            <w:hyperlink r:id="rId68">
               <w:r>
                 <w:rPr>
                   <w:rStyle w:val="Hyperlink"/>
@@ -8415,7 +9499,7 @@
             <w:pPr>
               <w:pStyle w:val="Compact"/>
             </w:pPr>
-            <w:hyperlink r:id="rId42">
+            <w:hyperlink r:id="rId52">
               <w:r>
                 <w:rPr>
                   <w:rStyle w:val="Hyperlink"/>
@@ -8473,7 +9557,7 @@
             <w:pPr>
               <w:pStyle w:val="Compact"/>
             </w:pPr>
-            <w:hyperlink r:id="rId50">
+            <w:hyperlink r:id="rId60">
               <w:r>
                 <w:rPr>
                   <w:rStyle w:val="Hyperlink"/>
@@ -8533,7 +9617,7 @@
             <w:pPr>
               <w:pStyle w:val="Compact"/>
             </w:pPr>
-            <w:hyperlink r:id="rId52">
+            <w:hyperlink r:id="rId62">
               <w:r>
                 <w:rPr>
                   <w:rStyle w:val="Hyperlink"/>
@@ -8632,8 +9716,8 @@
         <w:t xml:space="preserve">2026-05-30。概率/机制分析，非确定性预测。</w:t>
       </w:r>
     </w:p>
-    <w:bookmarkEnd w:id="59"/>
-    <w:bookmarkEnd w:id="60"/>
+    <w:bookmarkEnd w:id="69"/>
+    <w:bookmarkEnd w:id="70"/>
     <w:sectPr>
       <w:footnotePr>
         <w:numRestart w:val="eachSect"/>

--- a/dashboard/public/iran-war/reports/05_europe_assessment_2026-05_v2.docx
+++ b/dashboard/public/iran-war/reports/05_europe_assessment_2026-05_v2.docx
@@ -2,7 +2,7 @@
 <file path=word/document.xml><?xml version="1.0" encoding="utf-8"?>
 <w:document xmlns:w="http://schemas.openxmlformats.org/wordprocessingml/2006/main" xmlns:m="http://schemas.openxmlformats.org/officeDocument/2006/math" xmlns:r="http://schemas.openxmlformats.org/officeDocument/2006/relationships" xmlns:o="urn:schemas-microsoft-com:office:office" xmlns:v="urn:schemas-microsoft-com:vml" xmlns:w10="urn:schemas-microsoft-com:office:word" xmlns:a="http://schemas.openxmlformats.org/drawingml/2006/main" xmlns:pic="http://schemas.openxmlformats.org/drawingml/2006/picture" xmlns:wp="http://schemas.openxmlformats.org/drawingml/2006/wordprocessingDrawing">
   <w:body>
-    <w:bookmarkStart w:id="70" w:name="欧洲在伊朗冲击下的评估管理式收缩与主权派脱钩"/>
+    <w:bookmarkStart w:id="82" w:name="欧洲在伊朗冲击下的评估管理式收缩与主权派脱钩"/>
     <w:p>
       <w:pPr>
         <w:pStyle w:val="Heading1"/>
@@ -1909,7 +1909,7 @@
       </w:r>
     </w:p>
     <w:bookmarkEnd w:id="24"/>
-    <w:bookmarkStart w:id="39" w:name="三去工业化加速器而非起点"/>
+    <w:bookmarkStart w:id="51" w:name="三去工业化加速器而非起点"/>
     <w:p>
       <w:pPr>
         <w:pStyle w:val="Heading2"/>
@@ -3789,6 +3789,918 @@
           <w:rFonts w:hint="eastAsia"/>
         </w:rPr>
         <w:t xml:space="preserve">，欧洲在这个过程中丢失的是能源密集的中间段。</w:t>
+      </w:r>
+    </w:p>
+    <w:bookmarkEnd w:id="38"/>
+    <w:bookmarkStart w:id="50" w:name="下游产业的三层传导谁能走谁只能承压"/>
+    <w:p>
+      <w:pPr>
+        <w:pStyle w:val="Heading3"/>
+      </w:pPr>
+      <w:r>
+        <w:t xml:space="preserve">3.2 </w:t>
+      </w:r>
+      <w:r>
+        <w:rPr>
+          <w:rFonts w:hint="eastAsia"/>
+        </w:rPr>
+        <w:t xml:space="preserve">下游产业的三层传导：谁能走，谁只能承压</w:t>
+      </w:r>
+    </w:p>
+    <w:p>
+      <w:pPr>
+        <w:pStyle w:val="FirstParagraph"/>
+      </w:pPr>
+      <w:r>
+        <w:t xml:space="preserve">§3.1 </w:t>
+      </w:r>
+      <w:r>
+        <w:rPr>
+          <w:rFonts w:hint="eastAsia"/>
+        </w:rPr>
+        <w:t xml:space="preserve">讲的是裂解厂和基础化工品的去向。但油气化工是大量下游产业的原料来源，冲击并不止于此。理解欧洲工业损伤的真实规模，需要把传导链完整走一遍。</w:t>
+      </w:r>
+    </w:p>
+    <w:p>
+      <w:pPr>
+        <w:pStyle w:val="BodyText"/>
+      </w:pPr>
+      <w:r>
+        <w:rPr>
+          <w:rFonts w:hint="eastAsia"/>
+          <w:b/>
+          <w:bCs/>
+        </w:rPr>
+        <w:t xml:space="preserve">第一层（裂解/基础化工）已经发生的规模远超想象</w:t>
+      </w:r>
+    </w:p>
+    <w:p>
+      <w:pPr>
+        <w:pStyle w:val="BodyText"/>
+      </w:pPr>
+      <w:hyperlink r:id="rId39">
+        <w:r>
+          <w:rPr>
+            <w:rStyle w:val="Hyperlink"/>
+            <w:rFonts w:hint="eastAsia"/>
+          </w:rPr>
+          <w:t xml:space="preserve">CEFIC（欧洲化学工业协会）2022–2025年化工关闭与投资雷达</w:t>
+        </w:r>
+      </w:hyperlink>
+      <w:r>
+        <w:rPr>
+          <w:rFonts w:hint="eastAsia"/>
+        </w:rPr>
+        <w:t xml:space="preserve">显示：四年内欧洲宣布关闭的化工产能累计</w:t>
+      </w:r>
+      <w:r>
+        <w:t xml:space="preserve"> </w:t>
+      </w:r>
+      <w:r>
+        <w:rPr>
+          <w:rFonts w:hint="eastAsia"/>
+          <w:b/>
+          <w:bCs/>
+        </w:rPr>
+        <w:t xml:space="preserve">3700万吨</w:t>
+      </w:r>
+      <w:r>
+        <w:rPr>
+          <w:rFonts w:hint="eastAsia"/>
+        </w:rPr>
+        <w:t xml:space="preserve">，占欧洲化工总产能的</w:t>
+      </w:r>
+      <w:r>
+        <w:t xml:space="preserve"> </w:t>
+      </w:r>
+      <w:r>
+        <w:rPr>
+          <w:b/>
+          <w:bCs/>
+        </w:rPr>
+        <w:t xml:space="preserve">9%</w:t>
+      </w:r>
+      <w:r>
+        <w:rPr>
+          <w:rFonts w:hint="eastAsia"/>
+        </w:rPr>
+        <w:t xml:space="preserve">；其中上游石化占关闭量的</w:t>
+      </w:r>
+      <w:r>
+        <w:t xml:space="preserve"> </w:t>
+      </w:r>
+      <w:r>
+        <w:rPr>
+          <w:rFonts w:hint="eastAsia"/>
+        </w:rPr>
+        <w:t xml:space="preserve">48%（约1780万吨）。同期，新增资本开支从2022年的</w:t>
+      </w:r>
+      <w:r>
+        <w:t xml:space="preserve"> </w:t>
+      </w:r>
+      <w:r>
+        <w:rPr>
+          <w:rFonts w:hint="eastAsia"/>
+          <w:b/>
+          <w:bCs/>
+        </w:rPr>
+        <w:t xml:space="preserve">76亿欧元</w:t>
+      </w:r>
+      <w:r>
+        <w:rPr>
+          <w:rFonts w:hint="eastAsia"/>
+        </w:rPr>
+        <w:t xml:space="preserve">崩至2025年的</w:t>
+      </w:r>
+      <w:r>
+        <w:t xml:space="preserve"> </w:t>
+      </w:r>
+      <w:r>
+        <w:rPr>
+          <w:rFonts w:hint="eastAsia"/>
+          <w:b/>
+          <w:bCs/>
+        </w:rPr>
+        <w:t xml:space="preserve">15亿欧元</w:t>
+      </w:r>
+      <w:r>
+        <w:rPr>
+          <w:rFonts w:hint="eastAsia"/>
+        </w:rPr>
+        <w:t xml:space="preserve">，跌幅81%。直接失业约2万个岗位，间接受威胁岗位约8.9万个。</w:t>
+      </w:r>
+    </w:p>
+    <w:p>
+      <w:pPr>
+        <w:pStyle w:val="BodyText"/>
+      </w:pPr>
+      <w:r>
+        <w:rPr>
+          <w:rFonts w:hint="eastAsia"/>
+        </w:rPr>
+        <w:t xml:space="preserve">这个数字说明一件事：欧洲的产能退出不是渐进调整，而是结构性坍塌。</w:t>
+      </w:r>
+    </w:p>
+    <w:p>
+      <w:pPr>
+        <w:pStyle w:val="BodyText"/>
+      </w:pPr>
+      <w:r>
+        <w:rPr>
+          <w:rFonts w:hint="eastAsia"/>
+          <w:b/>
+          <w:bCs/>
+        </w:rPr>
+        <w:t xml:space="preserve">第二层（塑料、合成橡胶、化肥、MDI）：本土萎缩，进口填补</w:t>
+      </w:r>
+    </w:p>
+    <w:p>
+      <w:pPr>
+        <w:pStyle w:val="BodyText"/>
+      </w:pPr>
+      <w:r>
+        <w:rPr>
+          <w:rFonts w:hint="eastAsia"/>
+        </w:rPr>
+        <w:t xml:space="preserve">油气化工的直接下游是一套基础化工品体系——聚乙烯（PE）、聚丙烯（PP）用于包装和汽车；合成橡胶（SBR/PBR）用于轮胎；氮肥（尿素、硝酸铵）用于农业；MDI/TDI用于建筑隔热和家具泡沫。这一层产业的命运不是”搬走”，而是</w:t>
+      </w:r>
+      <w:r>
+        <w:rPr>
+          <w:rFonts w:hint="eastAsia"/>
+          <w:b/>
+          <w:bCs/>
+        </w:rPr>
+        <w:t xml:space="preserve">欧洲本土持续萎缩，进口逐步替代</w:t>
+      </w:r>
+      <w:r>
+        <w:rPr>
+          <w:rFonts w:hint="eastAsia"/>
+        </w:rPr>
+        <w:t xml:space="preserve">：</w:t>
+      </w:r>
+    </w:p>
+    <w:p>
+      <w:pPr>
+        <w:numPr>
+          <w:ilvl w:val="0"/>
+          <w:numId w:val="1001"/>
+        </w:numPr>
+      </w:pPr>
+      <w:r>
+        <w:rPr>
+          <w:rFonts w:hint="eastAsia"/>
+          <w:b/>
+          <w:bCs/>
+        </w:rPr>
+        <w:t xml:space="preserve">塑料</w:t>
+      </w:r>
+      <w:r>
+        <w:rPr>
+          <w:rFonts w:hint="eastAsia"/>
+        </w:rPr>
+        <w:t xml:space="preserve">：</w:t>
+      </w:r>
+      <w:hyperlink r:id="rId40">
+        <w:r>
+          <w:rPr>
+            <w:rStyle w:val="Hyperlink"/>
+            <w:rFonts w:hint="eastAsia"/>
+          </w:rPr>
+          <w:t xml:space="preserve">PlasticsEurope《快速事实2025》</w:t>
+        </w:r>
+      </w:hyperlink>
+      <w:r>
+        <w:rPr>
+          <w:rFonts w:hint="eastAsia"/>
+        </w:rPr>
+        <w:t xml:space="preserve">记录了长期份额侵蚀——欧洲占全球塑料产量从2006年的</w:t>
+      </w:r>
+      <w:r>
+        <w:rPr>
+          <w:b/>
+          <w:bCs/>
+        </w:rPr>
+        <w:t xml:space="preserve">22%</w:t>
+      </w:r>
+      <w:r>
+        <w:rPr>
+          <w:rFonts w:hint="eastAsia"/>
+        </w:rPr>
+        <w:t xml:space="preserve">降至2024年的</w:t>
+      </w:r>
+      <w:r>
+        <w:rPr>
+          <w:b/>
+          <w:bCs/>
+        </w:rPr>
+        <w:t xml:space="preserve">12%</w:t>
+      </w:r>
+      <w:r>
+        <w:rPr>
+          <w:rFonts w:hint="eastAsia"/>
+        </w:rPr>
+        <w:t xml:space="preserve">；2024年产量5460万吨，营业额从2022年的4570亿欧元跌至3980亿欧元（-13%）。中国一国占全球塑料产量的</w:t>
+      </w:r>
+      <w:r>
+        <w:rPr>
+          <w:b/>
+          <w:bCs/>
+        </w:rPr>
+        <w:t xml:space="preserve">34.5%</w:t>
+      </w:r>
+      <w:r>
+        <w:rPr>
+          <w:rFonts w:hint="eastAsia"/>
+        </w:rPr>
+        <w:t xml:space="preserve">，约为整个欧盟的三倍。欧洲塑料原料进口来源：中国按价值占</w:t>
+      </w:r>
+      <w:r>
+        <w:rPr>
+          <w:b/>
+          <w:bCs/>
+        </w:rPr>
+        <w:t xml:space="preserve">35.8%</w:t>
+      </w:r>
+      <w:r>
+        <w:rPr>
+          <w:rFonts w:hint="eastAsia"/>
+        </w:rPr>
+        <w:t xml:space="preserve">，美国11.6%，沙特11.9%（PlasticsEurope数据）。PlasticsEurope协会自己将行业形容为</w:t>
+      </w:r>
+      <w:hyperlink r:id="rId41">
+        <w:r>
+          <w:rPr>
+            <w:rStyle w:val="Hyperlink"/>
+            <w:rFonts w:hint="eastAsia"/>
+          </w:rPr>
+          <w:t xml:space="preserve">“悬崖边缘”</w:t>
+        </w:r>
+      </w:hyperlink>
+      <w:r>
+        <w:t xml:space="preserve">。</w:t>
+      </w:r>
+    </w:p>
+    <w:p>
+      <w:pPr>
+        <w:numPr>
+          <w:ilvl w:val="0"/>
+          <w:numId w:val="1001"/>
+        </w:numPr>
+      </w:pPr>
+      <w:r>
+        <w:rPr>
+          <w:rFonts w:hint="eastAsia"/>
+          <w:b/>
+          <w:bCs/>
+        </w:rPr>
+        <w:t xml:space="preserve">合成橡胶</w:t>
+      </w:r>
+      <w:r>
+        <w:rPr>
+          <w:rFonts w:hint="eastAsia"/>
+        </w:rPr>
+        <w:t xml:space="preserve">：Arlanxeo（朗盛与沙特阿美的合成橡胶合资企业）</w:t>
+      </w:r>
+      <w:hyperlink r:id="rId42">
+        <w:r>
+          <w:rPr>
+            <w:rStyle w:val="Hyperlink"/>
+            <w:rFonts w:hint="eastAsia"/>
+          </w:rPr>
+          <w:t xml:space="preserve">宣布永久关闭法国Port-Jérôme-sur-Seine工厂</w:t>
+        </w:r>
+      </w:hyperlink>
+      <w:r>
+        <w:rPr>
+          <w:rFonts w:hint="eastAsia"/>
+        </w:rPr>
+        <w:t xml:space="preserve">，生产聚丁二烯橡胶（PBR）和苯乙烯-丁二烯橡胶（SBR），原因是”来自亚洲的价格压力”。欧洲合成橡胶产能持续收缩，需求转向亚洲进口。</w:t>
+      </w:r>
+    </w:p>
+    <w:p>
+      <w:pPr>
+        <w:numPr>
+          <w:ilvl w:val="0"/>
+          <w:numId w:val="1001"/>
+        </w:numPr>
+      </w:pPr>
+      <w:r>
+        <w:rPr>
+          <w:rFonts w:hint="eastAsia"/>
+          <w:b/>
+          <w:bCs/>
+        </w:rPr>
+        <w:t xml:space="preserve">氮肥（农业命脉）</w:t>
+      </w:r>
+      <w:r>
+        <w:rPr>
+          <w:rFonts w:hint="eastAsia"/>
+        </w:rPr>
+        <w:t xml:space="preserve">：这是传导最深、主权风险最高的环节。氮肥的核心前体是氨，天然气同时是氨生产的能源和原料（占成本约90%）。能源危机峰值时，</w:t>
+      </w:r>
+      <w:r>
+        <w:rPr>
+          <w:rFonts w:hint="eastAsia"/>
+          <w:b/>
+          <w:bCs/>
+        </w:rPr>
+        <w:t xml:space="preserve">欧洲70%的氨产能停产</w:t>
+      </w:r>
+      <w:r>
+        <w:rPr>
+          <w:rFonts w:hint="eastAsia"/>
+        </w:rPr>
+        <w:t xml:space="preserve">。一手数据：</w:t>
+      </w:r>
+      <w:hyperlink r:id="rId43">
+        <w:r>
+          <w:rPr>
+            <w:rStyle w:val="Hyperlink"/>
+            <w:rFonts w:hint="eastAsia"/>
+          </w:rPr>
+          <w:t xml:space="preserve">EU氮肥进口依存度</w:t>
+        </w:r>
+      </w:hyperlink>
+      <w:r>
+        <w:rPr>
+          <w:rFonts w:hint="eastAsia"/>
+        </w:rPr>
+        <w:t xml:space="preserve">从2019年的</w:t>
+      </w:r>
+      <w:r>
+        <w:rPr>
+          <w:rFonts w:hint="eastAsia"/>
+          <w:b/>
+          <w:bCs/>
+        </w:rPr>
+        <w:t xml:space="preserve">28%升至2022年的45%</w:t>
+      </w:r>
+      <w:r>
+        <w:rPr>
+          <w:rFonts w:hint="eastAsia"/>
+        </w:rPr>
+        <w:t xml:space="preserve">，进口来源包括埃及、俄罗斯、阿尔及利亚、美国、中国。具体永久关闭案例：Yara比利时Tertre工厂（</w:t>
+      </w:r>
+      <w:r>
+        <w:rPr>
+          <w:rFonts w:hint="eastAsia"/>
+          <w:b/>
+          <w:bCs/>
+        </w:rPr>
+        <w:t xml:space="preserve">40万吨/年</w:t>
+      </w:r>
+      <w:r>
+        <w:rPr>
+          <w:rFonts w:hint="eastAsia"/>
+        </w:rPr>
+        <w:t xml:space="preserve">氨，</w:t>
+      </w:r>
+      <w:hyperlink r:id="rId44">
+        <w:r>
+          <w:rPr>
+            <w:rStyle w:val="Hyperlink"/>
+            <w:rFonts w:hint="eastAsia"/>
+          </w:rPr>
+          <w:t xml:space="preserve">已宣布永久关闭</w:t>
+        </w:r>
+      </w:hyperlink>
+      <w:r>
+        <w:rPr>
+          <w:rFonts w:hint="eastAsia"/>
+        </w:rPr>
+        <w:t xml:space="preserve">）、CF</w:t>
+      </w:r>
+      <w:r>
+        <w:t xml:space="preserve"> </w:t>
+      </w:r>
+      <w:r>
+        <w:rPr>
+          <w:rFonts w:hint="eastAsia"/>
+        </w:rPr>
+        <w:t xml:space="preserve">Fertilisers英国Billingham工厂（100万吨氨和硝酸铵，永久关闭）。欧洲农民无法”搬走”，只能承受化肥价格波动和供应链脆弱性。</w:t>
+      </w:r>
+    </w:p>
+    <w:p>
+      <w:pPr>
+        <w:numPr>
+          <w:ilvl w:val="0"/>
+          <w:numId w:val="1001"/>
+        </w:numPr>
+      </w:pPr>
+      <w:r>
+        <w:rPr>
+          <w:rFonts w:hint="eastAsia"/>
+          <w:b/>
+          <w:bCs/>
+        </w:rPr>
+        <w:t xml:space="preserve">MDI/TDI（聚氨酯前体）</w:t>
+      </w:r>
+      <w:r>
+        <w:rPr>
+          <w:rFonts w:hint="eastAsia"/>
+        </w:rPr>
+        <w:t xml:space="preserve">：欧洲是全球最大MDI消费市场（年消耗约90万吨），但本土生产能力正在被中国化工巨头万华化学（Wanhua）替代。万华2025年烟台产能扩至80万吨/年并继续扩张；</w:t>
+      </w:r>
+      <w:hyperlink r:id="rId45">
+        <w:r>
+          <w:rPr>
+            <w:rStyle w:val="Hyperlink"/>
+            <w:rFonts w:hint="eastAsia"/>
+          </w:rPr>
+          <w:t xml:space="preserve">中国TDI出口2025年上半年同比暴增82%</w:t>
+        </w:r>
+      </w:hyperlink>
+      <w:r>
+        <w:rPr>
+          <w:rFonts w:hint="eastAsia"/>
+        </w:rPr>
+        <w:t xml:space="preserve">。值得注意的是，万华在匈牙利持有BorsodChem子公司——这意味着部分”欧洲产”MDI实际上是中国企业控制的产能。SABIC将欧洲和美洲石化资产出售后，</w:t>
+      </w:r>
+      <w:hyperlink r:id="rId46">
+        <w:r>
+          <w:rPr>
+            <w:rStyle w:val="Hyperlink"/>
+            <w:rFonts w:hint="eastAsia"/>
+          </w:rPr>
+          <w:t xml:space="preserve">明确转型为向欧洲出口的纯商业模式</w:t>
+        </w:r>
+      </w:hyperlink>
+      <w:r>
+        <w:t xml:space="preserve">。</w:t>
+      </w:r>
+    </w:p>
+    <w:p>
+      <w:pPr>
+        <w:pStyle w:val="FirstParagraph"/>
+      </w:pPr>
+      <w:r>
+        <w:rPr>
+          <w:rFonts w:hint="eastAsia"/>
+          <w:b/>
+          <w:bCs/>
+        </w:rPr>
+        <w:t xml:space="preserve">第三层（汽车、建筑、农业）：无法迁移，只能原地承压</w:t>
+      </w:r>
+    </w:p>
+    <w:p>
+      <w:pPr>
+        <w:pStyle w:val="BodyText"/>
+      </w:pPr>
+      <w:r>
+        <w:rPr>
+          <w:rFonts w:hint="eastAsia"/>
+        </w:rPr>
+        <w:t xml:space="preserve">这一层产业是化工品的最终用户，因为与欧洲客户、监管体系和供应链集群深度绑定，基本无法迁移。真实发生的是</w:t>
+      </w:r>
+      <w:r>
+        <w:rPr>
+          <w:rFonts w:hint="eastAsia"/>
+          <w:b/>
+          <w:bCs/>
+        </w:rPr>
+        <w:t xml:space="preserve">利润率被压缩、市场份额向进口产品让出</w:t>
+      </w:r>
+      <w:r>
+        <w:rPr>
+          <w:rFonts w:hint="eastAsia"/>
+        </w:rPr>
+        <w:t xml:space="preserve">：</w:t>
+      </w:r>
+    </w:p>
+    <w:p>
+      <w:pPr>
+        <w:numPr>
+          <w:ilvl w:val="0"/>
+          <w:numId w:val="1002"/>
+        </w:numPr>
+      </w:pPr>
+      <w:r>
+        <w:rPr>
+          <w:rFonts w:hint="eastAsia"/>
+          <w:b/>
+          <w:bCs/>
+        </w:rPr>
+        <w:t xml:space="preserve">汽车</w:t>
+      </w:r>
+      <w:r>
+        <w:rPr>
+          <w:rFonts w:hint="eastAsia"/>
+        </w:rPr>
+        <w:t xml:space="preserve">：一辆传统内燃机车含约150–200公斤塑料，电动车含约200公斤以上。当BASF收缩己二酸（尼龙66前体，用于汽车连接器和燃油管道）、朗盛收缩合成橡胶，欧洲汽车Tier-1供应商面临两难：接受更高原料成本（压缩利润），或转向亚洲供应商（动摇本地供应链）。大众关闭德国工厂、蒂森克虏伯裁员11000人，都有化工/材料成本压力的背景因素叠加在电动化转型压力之上。</w:t>
+      </w:r>
+    </w:p>
+    <w:p>
+      <w:pPr>
+        <w:numPr>
+          <w:ilvl w:val="0"/>
+          <w:numId w:val="1002"/>
+        </w:numPr>
+      </w:pPr>
+      <w:r>
+        <w:rPr>
+          <w:rFonts w:hint="eastAsia"/>
+          <w:b/>
+          <w:bCs/>
+        </w:rPr>
+        <w:t xml:space="preserve">建筑材料</w:t>
+      </w:r>
+      <w:r>
+        <w:rPr>
+          <w:rFonts w:hint="eastAsia"/>
+        </w:rPr>
+        <w:t xml:space="preserve">：欧洲软质聚氨酯泡沫（用于隔热和家具）2024年产量</w:t>
+      </w:r>
+      <w:r>
+        <w:rPr>
+          <w:rFonts w:hint="eastAsia"/>
+          <w:b/>
+          <w:bCs/>
+        </w:rPr>
+        <w:t xml:space="preserve">89万吨，同比下降2.7%</w:t>
+      </w:r>
+      <w:r>
+        <w:rPr>
+          <w:rFonts w:hint="eastAsia"/>
+        </w:rPr>
+        <w:t xml:space="preserve">，已连续三年下跌（</w:t>
+      </w:r>
+      <w:hyperlink r:id="rId47">
+        <w:r>
+          <w:rPr>
+            <w:rStyle w:val="Hyperlink"/>
+          </w:rPr>
+          <w:t xml:space="preserve">Argus </w:t>
+        </w:r>
+        <w:r>
+          <w:rPr>
+            <w:rStyle w:val="Hyperlink"/>
+            <w:rFonts w:hint="eastAsia"/>
+          </w:rPr>
+          <w:t xml:space="preserve">Media/Europur数据</w:t>
+        </w:r>
+      </w:hyperlink>
+      <w:r>
+        <w:rPr>
+          <w:rFonts w:hint="eastAsia"/>
+        </w:rPr>
+        <w:t xml:space="preserve">）。EU建筑节能法规要求大规模使用PU/EPS隔热材料，形成刚性需求——但需求缺口正逐步由进口MDI填补（来源以中国和沙特为主），欧洲本土生产商利润受压。</w:t>
+      </w:r>
+    </w:p>
+    <w:p>
+      <w:pPr>
+        <w:numPr>
+          <w:ilvl w:val="0"/>
+          <w:numId w:val="1002"/>
+        </w:numPr>
+      </w:pPr>
+      <w:r>
+        <w:rPr>
+          <w:rFonts w:hint="eastAsia"/>
+          <w:b/>
+          <w:bCs/>
+        </w:rPr>
+        <w:t xml:space="preserve">医药/API</w:t>
+      </w:r>
+      <w:r>
+        <w:rPr>
+          <w:rFonts w:hint="eastAsia"/>
+        </w:rPr>
+        <w:t xml:space="preserve">：这条链路的传导最长，但结果最具主权含义。欧洲药品活性成分（API）生产份额从1990年代的</w:t>
+      </w:r>
+      <w:r>
+        <w:rPr>
+          <w:b/>
+          <w:bCs/>
+        </w:rPr>
+        <w:t xml:space="preserve">&gt;80%</w:t>
+      </w:r>
+      <w:r>
+        <w:rPr>
+          <w:rFonts w:hint="eastAsia"/>
+        </w:rPr>
+        <w:t xml:space="preserve">下降到今天的约</w:t>
+      </w:r>
+      <w:r>
+        <w:rPr>
+          <w:b/>
+          <w:bCs/>
+        </w:rPr>
+        <w:t xml:space="preserve">30%</w:t>
+      </w:r>
+      <w:r>
+        <w:rPr>
+          <w:rFonts w:hint="eastAsia"/>
+        </w:rPr>
+        <w:t xml:space="preserve">（中国35%，印度20%）。</w:t>
+      </w:r>
+      <w:hyperlink r:id="rId48">
+        <w:r>
+          <w:rPr>
+            <w:rStyle w:val="Hyperlink"/>
+            <w:rFonts w:hint="eastAsia"/>
+          </w:rPr>
+          <w:t xml:space="preserve">USP数据</w:t>
+        </w:r>
+      </w:hyperlink>
+      <w:r>
+        <w:rPr>
+          <w:rFonts w:hint="eastAsia"/>
+        </w:rPr>
+        <w:t xml:space="preserve">显示，2024年中国API药物主档案申报首次超过印度，占全球45%。欧洲多种关键药物仅剩1–2家制造商，任何中断即产生短缺。EU已于2025年3月提出《关键药品法》试图部分再岸化，但政策效果滞后。</w:t>
+      </w:r>
+    </w:p>
+    <w:p>
+      <w:pPr>
+        <w:pStyle w:val="FirstParagraph"/>
+      </w:pPr>
+      <w:r>
+        <w:rPr>
+          <w:rFonts w:hint="eastAsia"/>
+          <w:b/>
+          <w:bCs/>
+        </w:rPr>
+        <w:t xml:space="preserve">进口替代的三个来源：不可互换</w:t>
+      </w:r>
+    </w:p>
+    <w:p>
+      <w:pPr>
+        <w:pStyle w:val="BodyText"/>
+      </w:pPr>
+      <w:r>
+        <w:rPr>
+          <w:rFonts w:hint="eastAsia"/>
+        </w:rPr>
+        <w:t xml:space="preserve">第二、三层的产能退出由三个来源填补，各有不同的战略逻辑：</w:t>
+      </w:r>
+    </w:p>
+    <w:tbl>
+      <w:tblPr>
+        <w:tblStyle w:val="Table"/>
+        <w:tblW w:type="pct" w:w="5000"/>
+        <w:tblLayout w:type="fixed"/>
+        <w:tblLook w:firstRow="1" w:lastRow="0" w:firstColumn="0" w:lastColumn="0" w:noHBand="0" w:noVBand="0" w:val="0020"/>
+      </w:tblPr>
+      <w:tblGrid>
+        <w:gridCol w:w="1980"/>
+        <w:gridCol w:w="2970"/>
+        <w:gridCol w:w="2970"/>
+      </w:tblGrid>
+      <w:tr>
+        <w:trPr>
+          <w:tblHeader w:val="on"/>
+        </w:trPr>
+        <w:tc>
+          <w:tcPr/>
+          <w:p>
+            <w:pPr>
+              <w:pStyle w:val="Compact"/>
+            </w:pPr>
+            <w:r>
+              <w:rPr>
+                <w:rFonts w:hint="eastAsia"/>
+              </w:rPr>
+              <w:t xml:space="preserve">来源</w:t>
+            </w:r>
+          </w:p>
+        </w:tc>
+        <w:tc>
+          <w:tcPr/>
+          <w:p>
+            <w:pPr>
+              <w:pStyle w:val="Compact"/>
+            </w:pPr>
+            <w:r>
+              <w:rPr>
+                <w:rFonts w:hint="eastAsia"/>
+              </w:rPr>
+              <w:t xml:space="preserve">填补品类</w:t>
+            </w:r>
+          </w:p>
+        </w:tc>
+        <w:tc>
+          <w:tcPr/>
+          <w:p>
+            <w:pPr>
+              <w:pStyle w:val="Compact"/>
+            </w:pPr>
+            <w:r>
+              <w:rPr>
+                <w:rFonts w:hint="eastAsia"/>
+              </w:rPr>
+              <w:t xml:space="preserve">战略含义</w:t>
+            </w:r>
+          </w:p>
+        </w:tc>
+      </w:tr>
+      <w:tr>
+        <w:tc>
+          <w:tcPr/>
+          <w:p>
+            <w:pPr>
+              <w:pStyle w:val="Compact"/>
+            </w:pPr>
+            <w:r>
+              <w:rPr>
+                <w:rFonts w:hint="eastAsia"/>
+              </w:rPr>
+              <w:t xml:space="preserve">中国</w:t>
+            </w:r>
+          </w:p>
+        </w:tc>
+        <w:tc>
+          <w:tcPr/>
+          <w:p>
+            <w:pPr>
+              <w:pStyle w:val="Compact"/>
+            </w:pPr>
+            <w:r>
+              <w:rPr>
+                <w:rFonts w:hint="eastAsia"/>
+              </w:rPr>
+              <w:t xml:space="preserve">塑料（35.8%进口份额）、TDI/MDI、API</w:t>
+            </w:r>
+          </w:p>
+        </w:tc>
+        <w:tc>
+          <w:tcPr/>
+          <w:p>
+            <w:pPr>
+              <w:pStyle w:val="Compact"/>
+            </w:pPr>
+            <w:r>
+              <w:rPr>
+                <w:rFonts w:hint="eastAsia"/>
+              </w:rPr>
+              <w:t xml:space="preserve">规模最大；万华/中国化工在欧洲获得定价权；EU反倾销调查开启但尚未终裁</w:t>
+            </w:r>
+          </w:p>
+        </w:tc>
+      </w:tr>
+      <w:tr>
+        <w:tc>
+          <w:tcPr/>
+          <w:p>
+            <w:pPr>
+              <w:pStyle w:val="Compact"/>
+            </w:pPr>
+            <w:r>
+              <w:rPr>
+                <w:rFonts w:hint="eastAsia"/>
+              </w:rPr>
+              <w:t xml:space="preserve">美国</w:t>
+            </w:r>
+          </w:p>
+        </w:tc>
+        <w:tc>
+          <w:tcPr/>
+          <w:p>
+            <w:pPr>
+              <w:pStyle w:val="Compact"/>
+            </w:pPr>
+            <w:r>
+              <w:rPr>
+                <w:rFonts w:hint="eastAsia"/>
+              </w:rPr>
+              <w:t xml:space="preserve">乙烯（INEOS项目，2026年Q3投产）、塑料（11.6%）、氮肥</w:t>
+            </w:r>
+          </w:p>
+        </w:tc>
+        <w:tc>
+          <w:tcPr/>
+          <w:p>
+            <w:pPr>
+              <w:pStyle w:val="Compact"/>
+            </w:pPr>
+            <w:r>
+              <w:rPr>
+                <w:rFonts w:hint="eastAsia"/>
+              </w:rPr>
+              <w:t xml:space="preserve">价差驱动；INEOS是欧洲唯一采用美国乙烷的新建裂解装置</w:t>
+            </w:r>
+          </w:p>
+        </w:tc>
+      </w:tr>
+      <w:tr>
+        <w:tc>
+          <w:tcPr/>
+          <w:p>
+            <w:pPr>
+              <w:pStyle w:val="Compact"/>
+            </w:pPr>
+            <w:r>
+              <w:rPr>
+                <w:rFonts w:hint="eastAsia"/>
+              </w:rPr>
+              <w:t xml:space="preserve">沙特/中东</w:t>
+            </w:r>
+          </w:p>
+        </w:tc>
+        <w:tc>
+          <w:tcPr/>
+          <w:p>
+            <w:pPr>
+              <w:pStyle w:val="Compact"/>
+            </w:pPr>
+            <w:r>
+              <w:rPr>
+                <w:rFonts w:hint="eastAsia"/>
+              </w:rPr>
+              <w:t xml:space="preserve">塑料原料（SABIC，11.9%）、氮肥（低碳氨出口规划中）</w:t>
+            </w:r>
+          </w:p>
+        </w:tc>
+        <w:tc>
+          <w:tcPr/>
+          <w:p>
+            <w:pPr>
+              <w:pStyle w:val="Compact"/>
+            </w:pPr>
+            <w:r>
+              <w:rPr>
+                <w:rFonts w:hint="eastAsia"/>
+              </w:rPr>
+              <w:t xml:space="preserve">以出口商姿态进入，同时通过资本收购（Covestro）获取技术资产</w:t>
+            </w:r>
+          </w:p>
+        </w:tc>
+      </w:tr>
+    </w:tbl>
+    <w:p>
+      <w:pPr>
+        <w:pStyle w:val="BodyText"/>
+      </w:pPr>
+      <w:r>
+        <w:rPr>
+          <w:rFonts w:hint="eastAsia"/>
+          <w:b/>
+          <w:bCs/>
+        </w:rPr>
+        <w:t xml:space="preserve">从三层传导看欧洲工业损伤的真实规模</w:t>
+      </w:r>
+    </w:p>
+    <w:p>
+      <w:pPr>
+        <w:pStyle w:val="BodyText"/>
+      </w:pPr>
+      <w:r>
+        <w:rPr>
+          <w:rFonts w:hint="eastAsia"/>
+        </w:rPr>
+        <w:t xml:space="preserve">油气化工危机的真实损伤远大于”化工厂关闭”这个一阶叙事。第一层关闭裂解装置（可以搬走）；第二层化工品萎缩并被进口替代（产能不搬走，市场份额让出）；第三层汽车/建筑/农业承压但无法迁移（只能接受成本转嫁或利润收缩）。</w:t>
+      </w:r>
+      <w:hyperlink r:id="rId49">
+        <w:r>
+          <w:rPr>
+            <w:rStyle w:val="Hyperlink"/>
+          </w:rPr>
+          <w:t xml:space="preserve">CEFIC</w:t>
+        </w:r>
+      </w:hyperlink>
+      <w:r>
+        <w:rPr>
+          <w:rFonts w:hint="eastAsia"/>
+        </w:rPr>
+        <w:t xml:space="preserve">用”欧洲化工竞争力的结构性侵蚀”来描述这个过程——不是一次性冲击，而是一个累积的、可能不可逆的份额转移。</w:t>
       </w:r>
     </w:p>
     <w:p>
@@ -3798,9 +4710,9 @@
         </w:pict>
       </w:r>
     </w:p>
-    <w:bookmarkEnd w:id="38"/>
-    <w:bookmarkEnd w:id="39"/>
-    <w:bookmarkStart w:id="41" w:name="四三线财政重压与政策取舍"/>
+    <w:bookmarkEnd w:id="50"/>
+    <w:bookmarkEnd w:id="51"/>
+    <w:bookmarkStart w:id="53" w:name="四三线财政重压与政策取舍"/>
     <w:p>
       <w:pPr>
         <w:pStyle w:val="Heading2"/>
@@ -3962,7 +4874,7 @@
       <w:pPr>
         <w:pStyle w:val="BodyText"/>
       </w:pPr>
-      <w:hyperlink r:id="rId40">
+      <w:hyperlink r:id="rId52">
         <w:r>
           <w:rPr>
             <w:rStyle w:val="Hyperlink"/>
@@ -4078,8 +4990,8 @@
         </w:pict>
       </w:r>
     </w:p>
-    <w:bookmarkEnd w:id="41"/>
-    <w:bookmarkStart w:id="47" w:name="五三场分析师辩论"/>
+    <w:bookmarkEnd w:id="53"/>
+    <w:bookmarkStart w:id="59" w:name="五三场分析师辩论"/>
     <w:p>
       <w:pPr>
         <w:pStyle w:val="Heading2"/>
@@ -4091,7 +5003,7 @@
         <w:t xml:space="preserve">五、三场分析师辩论</w:t>
       </w:r>
     </w:p>
-    <w:bookmarkStart w:id="44" w:name="辩论一欧洲会与-maga-合流吗"/>
+    <w:bookmarkStart w:id="56" w:name="辩论一欧洲会与-maga-合流吗"/>
     <w:p>
       <w:pPr>
         <w:pStyle w:val="Heading3"/>
@@ -4145,7 +5057,7 @@
         </w:rPr>
         <w:t xml:space="preserve">：</w:t>
       </w:r>
-      <w:hyperlink r:id="rId42">
+      <w:hyperlink r:id="rId54">
         <w:r>
           <w:rPr>
             <w:rStyle w:val="Hyperlink"/>
@@ -4368,7 +5280,7 @@
         </w:rPr>
         <w:t xml:space="preserve">：</w:t>
       </w:r>
-      <w:hyperlink r:id="rId43">
+      <w:hyperlink r:id="rId55">
         <w:r>
           <w:rPr>
             <w:rStyle w:val="Hyperlink"/>
@@ -4551,8 +5463,8 @@
         <w:t xml:space="preserve">指出的结构约束。</w:t>
       </w:r>
     </w:p>
-    <w:bookmarkEnd w:id="44"/>
-    <w:bookmarkStart w:id="45" w:name="辩论二rearm-europe-能实现战略自主吗"/>
+    <w:bookmarkEnd w:id="56"/>
+    <w:bookmarkStart w:id="57" w:name="辩论二rearm-europe-能实现战略自主吗"/>
     <w:p>
       <w:pPr>
         <w:pStyle w:val="Heading3"/>
@@ -4781,8 +5693,8 @@
         <w:t xml:space="preserve">在财政规模上是真实的，但在能力实现上是结构性延迟的。最有可能的中期结果：欧盟拥有更多防务资金，但仍有大量资金流入美国供应商；防务工业整合局部推进但不完整；战略自主在政治语言上稳固，在技术能力上仍依赖。这与”合流”相反，但也不是真正的独立自主。</w:t>
       </w:r>
     </w:p>
-    <w:bookmarkEnd w:id="45"/>
-    <w:bookmarkStart w:id="46" w:name="辩论三欧洲去工业化是危机还是结构性转型机遇"/>
+    <w:bookmarkEnd w:id="57"/>
+    <w:bookmarkStart w:id="58" w:name="辩论三欧洲去工业化是危机还是结构性转型机遇"/>
     <w:p>
       <w:pPr>
         <w:pStyle w:val="Heading3"/>
@@ -4837,7 +5749,7 @@
         </w:rPr>
         <w:t xml:space="preserve">倍的结构性现实。伊朗冲击打开了已存在的价格传导管道，加速了这一结构性调整。</w:t>
       </w:r>
-      <w:hyperlink r:id="rId40">
+      <w:hyperlink r:id="rId52">
         <w:r>
           <w:rPr>
             <w:rStyle w:val="Hyperlink"/>
@@ -5056,9 +5968,9 @@
         </w:pict>
       </w:r>
     </w:p>
-    <w:bookmarkEnd w:id="46"/>
-    <w:bookmarkEnd w:id="47"/>
-    <w:bookmarkStart w:id="50" w:name="六德国是震中法国是镜像"/>
+    <w:bookmarkEnd w:id="58"/>
+    <w:bookmarkEnd w:id="59"/>
+    <w:bookmarkStart w:id="62" w:name="六德国是震中法国是镜像"/>
     <w:p>
       <w:pPr>
         <w:pStyle w:val="Heading2"/>
@@ -5206,7 +6118,7 @@
         </w:rPr>
         <w:t xml:space="preserve">：</w:t>
       </w:r>
-      <w:hyperlink r:id="rId48">
+      <w:hyperlink r:id="rId60">
         <w:r>
           <w:rPr>
             <w:rStyle w:val="Hyperlink"/>
@@ -5359,7 +6271,7 @@
       <w:r>
         <w:t xml:space="preserve">。</w:t>
       </w:r>
-      <w:hyperlink r:id="rId49">
+      <w:hyperlink r:id="rId61">
         <w:r>
           <w:rPr>
             <w:rStyle w:val="Hyperlink"/>
@@ -5600,8 +6512,8 @@
         </w:pict>
       </w:r>
     </w:p>
-    <w:bookmarkEnd w:id="50"/>
-    <w:bookmarkStart w:id="59" w:name="七右翼碎裂三条结构性断裂"/>
+    <w:bookmarkEnd w:id="62"/>
+    <w:bookmarkStart w:id="71" w:name="七右翼碎裂三条结构性断裂"/>
     <w:p>
       <w:pPr>
         <w:pStyle w:val="Heading2"/>
@@ -5633,7 +6545,7 @@
         <w:t xml:space="preserve">合流是结构性不可能的。原因不是价值观分歧，而是三条具体的利益断裂。</w:t>
       </w:r>
     </w:p>
-    <w:bookmarkStart w:id="51" w:name="断裂一俄罗斯问题最深的分裂"/>
+    <w:bookmarkStart w:id="63" w:name="断裂一俄罗斯问题最深的分裂"/>
     <w:p>
       <w:pPr>
         <w:pStyle w:val="Heading3"/>
@@ -5906,8 +6818,8 @@
         <w:t xml:space="preserve">这一分裂直接阻止了任何能覆盖欧洲右翼主要力量的统一平台。</w:t>
       </w:r>
     </w:p>
-    <w:bookmarkEnd w:id="51"/>
-    <w:bookmarkStart w:id="53" w:name="断裂二科技监管主权最具体的经济战"/>
+    <w:bookmarkEnd w:id="63"/>
+    <w:bookmarkStart w:id="65" w:name="断裂二科技监管主权最具体的经济战"/>
     <w:p>
       <w:pPr>
         <w:pStyle w:val="Heading3"/>
@@ -5956,7 +6868,7 @@
         </w:rPr>
         <w:t xml:space="preserve">日，</w:t>
       </w:r>
-      <w:hyperlink r:id="rId52">
+      <w:hyperlink r:id="rId64">
         <w:r>
           <w:rPr>
             <w:rStyle w:val="Hyperlink"/>
@@ -6136,8 +7048,8 @@
         <w:t xml:space="preserve">合流的第二条结构性障碍。</w:t>
       </w:r>
     </w:p>
-    <w:bookmarkEnd w:id="53"/>
-    <w:bookmarkStart w:id="58" w:name="断裂三关税与福利基本盘的利益冲突"/>
+    <w:bookmarkEnd w:id="65"/>
+    <w:bookmarkStart w:id="70" w:name="断裂三关税与福利基本盘的利益冲突"/>
     <w:p>
       <w:pPr>
         <w:pStyle w:val="Heading3"/>
@@ -6402,7 +7314,7 @@
         </w:rPr>
         <w:t xml:space="preserve">关税最大受害者社区的代言人。</w:t>
       </w:r>
-      <w:hyperlink r:id="rId54">
+      <w:hyperlink r:id="rId66">
         <w:r>
           <w:rPr>
             <w:rStyle w:val="Hyperlink"/>
@@ -6469,18 +7381,18 @@
           <wp:inline>
             <wp:extent cx="5334000" cy="2665722"/>
             <wp:effectExtent b="0" l="0" r="0" t="0"/>
-            <wp:docPr descr="图3 欧洲右翼政治——支持度与结构性断裂（Carnegie/ECFR数据）" title="" id="56" name="Picture"/>
+            <wp:docPr descr="图3 欧洲右翼政治——支持度与结构性断裂（Carnegie/ECFR数据）" title="" id="68" name="Picture"/>
             <a:graphic>
               <a:graphicData uri="http://schemas.openxmlformats.org/drawingml/2006/picture">
                 <pic:pic>
                   <pic:nvPicPr>
-                    <pic:cNvPr descr="assets/fig05_3.png" id="57" name="Picture"/>
+                    <pic:cNvPr descr="assets/fig05_3.png" id="69" name="Picture"/>
                     <pic:cNvPicPr>
                       <a:picLocks noChangeArrowheads="1" noChangeAspect="1"/>
                     </pic:cNvPicPr>
                   </pic:nvPicPr>
                   <pic:blipFill>
-                    <a:blip r:embed="rId55"/>
+                    <a:blip r:embed="rId67"/>
                     <a:stretch>
                       <a:fillRect/>
                     </a:stretch>
@@ -6534,9 +7446,9 @@
         </w:pict>
       </w:r>
     </w:p>
-    <w:bookmarkEnd w:id="58"/>
-    <w:bookmarkEnd w:id="59"/>
-    <w:bookmarkStart w:id="63" w:name="八强人轨迹2026-年的具体成绩单"/>
+    <w:bookmarkEnd w:id="70"/>
+    <w:bookmarkEnd w:id="71"/>
+    <w:bookmarkStart w:id="75" w:name="八强人轨迹2026-年的具体成绩单"/>
     <w:p>
       <w:pPr>
         <w:pStyle w:val="Heading2"/>
@@ -6587,7 +7499,7 @@
         </w:rPr>
         <w:t xml:space="preserve">【事实·已核实】</w:t>
       </w:r>
-      <w:hyperlink r:id="rId60">
+      <w:hyperlink r:id="rId72">
         <w:r>
           <w:rPr>
             <w:rStyle w:val="Hyperlink"/>
@@ -6738,7 +7650,7 @@
       <w:pPr>
         <w:pStyle w:val="BodyText"/>
       </w:pPr>
-      <w:hyperlink r:id="rId61">
+      <w:hyperlink r:id="rId73">
         <w:r>
           <w:rPr>
             <w:rStyle w:val="Hyperlink"/>
@@ -6979,7 +7891,7 @@
         </w:rPr>
         <w:t xml:space="preserve">个百分点。</w:t>
       </w:r>
-      <w:hyperlink r:id="rId62">
+      <w:hyperlink r:id="rId74">
         <w:r>
           <w:rPr>
             <w:rStyle w:val="Hyperlink"/>
@@ -7196,8 +8108,8 @@
         </w:pict>
       </w:r>
     </w:p>
-    <w:bookmarkEnd w:id="63"/>
-    <w:bookmarkStart w:id="64" w:name="九概率与轨迹判断"/>
+    <w:bookmarkEnd w:id="75"/>
+    <w:bookmarkStart w:id="76" w:name="九概率与轨迹判断"/>
     <w:p>
       <w:pPr>
         <w:pStyle w:val="Heading2"/>
@@ -7510,8 +8422,8 @@
         </w:pict>
       </w:r>
     </w:p>
-    <w:bookmarkEnd w:id="64"/>
-    <w:bookmarkStart w:id="65" w:name="十判断可能错在哪"/>
+    <w:bookmarkEnd w:id="76"/>
+    <w:bookmarkStart w:id="77" w:name="十判断可能错在哪"/>
     <w:p>
       <w:pPr>
         <w:pStyle w:val="Heading2"/>
@@ -7791,8 +8703,8 @@
         </w:pict>
       </w:r>
     </w:p>
-    <w:bookmarkEnd w:id="65"/>
-    <w:bookmarkStart w:id="67" w:name="不确定性账本"/>
+    <w:bookmarkEnd w:id="77"/>
+    <w:bookmarkStart w:id="79" w:name="不确定性账本"/>
     <w:p>
       <w:pPr>
         <w:pStyle w:val="Heading2"/>
@@ -8254,7 +9166,7 @@
         </w:rPr>
         <w:t xml:space="preserve">：</w:t>
       </w:r>
-      <w:hyperlink r:id="rId42">
+      <w:hyperlink r:id="rId54">
         <w:r>
           <w:rPr>
             <w:rStyle w:val="Hyperlink"/>
@@ -8278,7 +9190,7 @@
       <w:r>
         <w:t xml:space="preserve"> </w:t>
       </w:r>
-      <w:hyperlink r:id="rId66">
+      <w:hyperlink r:id="rId78">
         <w:r>
           <w:rPr>
             <w:rStyle w:val="Hyperlink"/>
@@ -8296,7 +9208,7 @@
       <w:r>
         <w:t xml:space="preserve"> </w:t>
       </w:r>
-      <w:hyperlink r:id="rId43">
+      <w:hyperlink r:id="rId55">
         <w:r>
           <w:rPr>
             <w:rStyle w:val="Hyperlink"/>
@@ -8327,7 +9239,7 @@
       <w:r>
         <w:t xml:space="preserve"> </w:t>
       </w:r>
-      <w:hyperlink r:id="rId40">
+      <w:hyperlink r:id="rId52">
         <w:r>
           <w:rPr>
             <w:rStyle w:val="Hyperlink"/>
@@ -8377,8 +9289,8 @@
         </w:pict>
       </w:r>
     </w:p>
-    <w:bookmarkEnd w:id="67"/>
-    <w:bookmarkStart w:id="69" w:name="附录关键数据表"/>
+    <w:bookmarkEnd w:id="79"/>
+    <w:bookmarkStart w:id="81" w:name="附录关键数据表"/>
     <w:p>
       <w:pPr>
         <w:pStyle w:val="Heading2"/>
@@ -8936,7 +9848,7 @@
             <w:pPr>
               <w:pStyle w:val="Compact"/>
             </w:pPr>
-            <w:hyperlink r:id="rId40">
+            <w:hyperlink r:id="rId52">
               <w:r>
                 <w:rPr>
                   <w:rStyle w:val="Hyperlink"/>
@@ -9329,7 +10241,7 @@
             <w:pPr>
               <w:pStyle w:val="Compact"/>
             </w:pPr>
-            <w:hyperlink r:id="rId68">
+            <w:hyperlink r:id="rId80">
               <w:r>
                 <w:rPr>
                   <w:rStyle w:val="Hyperlink"/>
@@ -9499,7 +10411,7 @@
             <w:pPr>
               <w:pStyle w:val="Compact"/>
             </w:pPr>
-            <w:hyperlink r:id="rId52">
+            <w:hyperlink r:id="rId64">
               <w:r>
                 <w:rPr>
                   <w:rStyle w:val="Hyperlink"/>
@@ -9557,7 +10469,7 @@
             <w:pPr>
               <w:pStyle w:val="Compact"/>
             </w:pPr>
-            <w:hyperlink r:id="rId60">
+            <w:hyperlink r:id="rId72">
               <w:r>
                 <w:rPr>
                   <w:rStyle w:val="Hyperlink"/>
@@ -9617,7 +10529,7 @@
             <w:pPr>
               <w:pStyle w:val="Compact"/>
             </w:pPr>
-            <w:hyperlink r:id="rId62">
+            <w:hyperlink r:id="rId74">
               <w:r>
                 <w:rPr>
                   <w:rStyle w:val="Hyperlink"/>
@@ -9716,8 +10628,8 @@
         <w:t xml:space="preserve">2026-05-30。概率/机制分析，非确定性预测。</w:t>
       </w:r>
     </w:p>
-    <w:bookmarkEnd w:id="69"/>
-    <w:bookmarkEnd w:id="70"/>
+    <w:bookmarkEnd w:id="81"/>
+    <w:bookmarkEnd w:id="82"/>
     <w:sectPr>
       <w:footnotePr>
         <w:numRestart w:val="eachSect"/>
@@ -9828,8 +10740,117 @@
       </w:pPr>
     </w:lvl>
   </w:abstractNum>
+  <w:abstractNum w:abstractNumId="991">
+    <w:nsid w:val="0000A991"/>
+    <w:multiLevelType w:val="multilevel"/>
+    <w:lvl w:ilvl="0">
+      <w:numFmt w:val="bullet"/>
+      <w:lvlText w:val=""/>
+      <w:lvlJc w:val="left"/>
+      <w:pPr>
+        <w:ind w:left="720" w:hanging="360"/>
+      </w:pPr>
+      <w:rPr>
+        <w:rFonts w:ascii="Symbol" w:hAnsi="Symbol" w:cs="Symbol" w:hint="default"/>
+      </w:rPr>
+    </w:lvl>
+    <w:lvl w:ilvl="1">
+      <w:numFmt w:val="bullet"/>
+      <w:lvlText w:val="o"/>
+      <w:lvlJc w:val="left"/>
+      <w:pPr>
+        <w:ind w:left="1440" w:hanging="360"/>
+      </w:pPr>
+      <w:rPr>
+        <w:rFonts w:ascii="Courier New" w:hAnsi="Courier New" w:cs="Courier New" w:hint="default"/>
+      </w:rPr>
+    </w:lvl>
+    <w:lvl w:ilvl="2">
+      <w:numFmt w:val="bullet"/>
+      <w:lvlText w:val=""/>
+      <w:lvlJc w:val="left"/>
+      <w:pPr>
+        <w:ind w:left="2160" w:hanging="360"/>
+      </w:pPr>
+      <w:rPr>
+        <w:rFonts w:ascii="Wingdings" w:hAnsi="Wingdings" w:cs="Wingdings" w:hint="default"/>
+      </w:rPr>
+    </w:lvl>
+    <w:lvl w:ilvl="3">
+      <w:numFmt w:val="bullet"/>
+      <w:lvlText w:val=""/>
+      <w:lvlJc w:val="left"/>
+      <w:pPr>
+        <w:ind w:left="2880" w:hanging="360"/>
+      </w:pPr>
+      <w:rPr>
+        <w:rFonts w:ascii="Symbol" w:hAnsi="Symbol" w:cs="Symbol" w:hint="default"/>
+      </w:rPr>
+    </w:lvl>
+    <w:lvl w:ilvl="4">
+      <w:numFmt w:val="bullet"/>
+      <w:lvlText w:val="o"/>
+      <w:lvlJc w:val="left"/>
+      <w:pPr>
+        <w:ind w:left="3600" w:hanging="360"/>
+      </w:pPr>
+      <w:rPr>
+        <w:rFonts w:ascii="Courier New" w:hAnsi="Courier New" w:cs="Courier New" w:hint="default"/>
+      </w:rPr>
+    </w:lvl>
+    <w:lvl w:ilvl="5">
+      <w:numFmt w:val="bullet"/>
+      <w:lvlText w:val=""/>
+      <w:lvlJc w:val="left"/>
+      <w:pPr>
+        <w:ind w:left="4320" w:hanging="360"/>
+      </w:pPr>
+      <w:rPr>
+        <w:rFonts w:ascii="Wingdings" w:hAnsi="Wingdings" w:cs="Wingdings" w:hint="default"/>
+      </w:rPr>
+    </w:lvl>
+    <w:lvl w:ilvl="6">
+      <w:numFmt w:val="bullet"/>
+      <w:lvlText w:val=""/>
+      <w:lvlJc w:val="left"/>
+      <w:pPr>
+        <w:ind w:left="5040" w:hanging="360"/>
+      </w:pPr>
+      <w:rPr>
+        <w:rFonts w:ascii="Symbol" w:hAnsi="Symbol" w:cs="Symbol" w:hint="default"/>
+      </w:rPr>
+    </w:lvl>
+    <w:lvl w:ilvl="7">
+      <w:numFmt w:val="bullet"/>
+      <w:lvlText w:val="o"/>
+      <w:lvlJc w:val="left"/>
+      <w:pPr>
+        <w:ind w:left="5760" w:hanging="360"/>
+      </w:pPr>
+      <w:rPr>
+        <w:rFonts w:ascii="Courier New" w:hAnsi="Courier New" w:cs="Courier New" w:hint="default"/>
+      </w:rPr>
+    </w:lvl>
+    <w:lvl w:ilvl="8">
+      <w:numFmt w:val="bullet"/>
+      <w:lvlText w:val=""/>
+      <w:lvlJc w:val="left"/>
+      <w:pPr>
+        <w:ind w:left="6480" w:hanging="360"/>
+      </w:pPr>
+      <w:rPr>
+        <w:rFonts w:ascii="Wingdings" w:hAnsi="Wingdings" w:cs="Wingdings" w:hint="default"/>
+      </w:rPr>
+    </w:lvl>
+  </w:abstractNum>
   <w:num w:numId="1000">
     <w:abstractNumId w:val="990"/>
+  </w:num>
+  <w:num w:numId="1001">
+    <w:abstractNumId w:val="991"/>
+  </w:num>
+  <w:num w:numId="1002">
+    <w:abstractNumId w:val="991"/>
   </w:num>
 </w:numbering>
 </file>

--- a/dashboard/public/iran-war/reports/05_europe_assessment_2026-05_v2.docx
+++ b/dashboard/public/iran-war/reports/05_europe_assessment_2026-05_v2.docx
@@ -2,7 +2,7 @@
 <file path=word/document.xml><?xml version="1.0" encoding="utf-8"?>
 <w:document xmlns:w="http://schemas.openxmlformats.org/wordprocessingml/2006/main" xmlns:m="http://schemas.openxmlformats.org/officeDocument/2006/math" xmlns:r="http://schemas.openxmlformats.org/officeDocument/2006/relationships" xmlns:o="urn:schemas-microsoft-com:office:office" xmlns:v="urn:schemas-microsoft-com:vml" xmlns:w10="urn:schemas-microsoft-com:office:word" xmlns:a="http://schemas.openxmlformats.org/drawingml/2006/main" xmlns:pic="http://schemas.openxmlformats.org/drawingml/2006/picture" xmlns:wp="http://schemas.openxmlformats.org/drawingml/2006/wordprocessingDrawing">
   <w:body>
-    <w:bookmarkStart w:id="82" w:name="欧洲在伊朗冲击下的评估管理式收缩与主权派脱钩"/>
+    <w:bookmarkStart w:id="93" w:name="欧洲在伊朗冲击下的评估管理式收缩与主权派脱钩"/>
     <w:p>
       <w:pPr>
         <w:pStyle w:val="Heading1"/>
@@ -1909,7 +1909,7 @@
       </w:r>
     </w:p>
     <w:bookmarkEnd w:id="24"/>
-    <w:bookmarkStart w:id="51" w:name="三去工业化加速器而非起点"/>
+    <w:bookmarkStart w:id="61" w:name="三去工业化加速器而非起点"/>
     <w:p>
       <w:pPr>
         <w:pStyle w:val="Heading2"/>
@@ -2169,9 +2169,200 @@
         <w:r>
           <w:rPr>
             <w:rStyle w:val="Hyperlink"/>
+          </w:rPr>
+          <w:t xml:space="preserve">VCI Jahresbilanz 2025</w:t>
+        </w:r>
+      </w:hyperlink>
+      <w:r>
+        <w:rPr>
+          <w:rFonts w:hint="eastAsia"/>
+        </w:rPr>
+        <w:t xml:space="preserve">（德语，2026年初发布）：化工产能利用率2025年</w:t>
+      </w:r>
+      <w:r>
+        <w:rPr>
+          <w:rFonts w:hint="eastAsia"/>
+          <w:b/>
+          <w:bCs/>
+        </w:rPr>
+        <w:t xml:space="preserve">全年均值70%</w:t>
+      </w:r>
+      <w:r>
+        <w:rPr>
+          <w:rFonts w:hint="eastAsia"/>
+        </w:rPr>
+        <w:t xml:space="preserve">，为历史低点——连续三年（2023、2024、2025）低于VCI自定义盈利阈值80%；就业减少2400人（-0.5%）；累计订单量较2021年峰值下跌超20%。</w:t>
+      </w:r>
+      <w:hyperlink r:id="rId28">
+        <w:r>
+          <w:rPr>
+            <w:rStyle w:val="Hyperlink"/>
+          </w:rPr>
+          <w:t xml:space="preserve">VCI Quartalsbericht 1/2026</w:t>
+        </w:r>
+      </w:hyperlink>
+      <w:r>
+        <w:rPr>
+          <w:rFonts w:hint="eastAsia"/>
+        </w:rPr>
+        <w:t xml:space="preserve">（德语，2026年5月29日）显示Q1</w:t>
+      </w:r>
+      <w:r>
+        <w:t xml:space="preserve"> </w:t>
+      </w:r>
+      <w:r>
+        <w:rPr>
+          <w:rFonts w:hint="eastAsia"/>
+        </w:rPr>
+        <w:t xml:space="preserve">2026产能利用率75.1%，生产同比</w:t>
+      </w:r>
+      <w:r>
+        <w:rPr>
+          <w:b/>
+          <w:bCs/>
+        </w:rPr>
+        <w:t xml:space="preserve">-6%</w:t>
+      </w:r>
+      <w:r>
+        <w:rPr>
+          <w:rFonts w:hint="eastAsia"/>
+        </w:rPr>
+        <w:t xml:space="preserve">，VCI明确表示”Keine</w:t>
+      </w:r>
+      <w:r>
+        <w:t xml:space="preserve"> </w:t>
+      </w:r>
+      <w:r>
+        <w:rPr>
+          <w:rFonts w:hint="eastAsia"/>
+        </w:rPr>
+        <w:t xml:space="preserve">Trendwende”（没有转折点迹象）。</w:t>
+      </w:r>
+      <w:r>
+        <w:rPr>
+          <w:rFonts w:hint="eastAsia"/>
+          <w:b/>
+          <w:bCs/>
+        </w:rPr>
+        <w:t xml:space="preserve">最值得注意的前瞻信号</w:t>
+      </w:r>
+      <w:r>
+        <w:rPr>
+          <w:rFonts w:hint="eastAsia"/>
+        </w:rPr>
+        <w:t xml:space="preserve">：VCI调查显示</w:t>
+      </w:r>
+      <w:r>
+        <w:rPr>
+          <w:rFonts w:hint="eastAsia"/>
+          <w:b/>
+          <w:bCs/>
+        </w:rPr>
+        <w:t xml:space="preserve">20%的德国化工企业</w:t>
+      </w:r>
+      <w:r>
+        <w:rPr>
+          <w:rFonts w:hint="eastAsia"/>
+        </w:rPr>
+        <w:t xml:space="preserve">正计划将生产迁往德国以外或关闭整个生产基地。VCI</w:t>
+      </w:r>
+      <w:r>
+        <w:t xml:space="preserve"> </w:t>
+      </w:r>
+      <w:r>
+        <w:rPr>
+          <w:rFonts w:hint="eastAsia"/>
+        </w:rPr>
+        <w:t xml:space="preserve">自己定义的盈利阈值是</w:t>
+      </w:r>
+      <w:r>
+        <w:t xml:space="preserve"> </w:t>
+      </w:r>
+      <w:r>
+        <w:rPr>
+          <w:b/>
+          <w:bCs/>
+        </w:rPr>
+        <w:t xml:space="preserve">80%</w:t>
+      </w:r>
+      <w:r>
+        <w:rPr>
+          <w:rFonts w:hint="eastAsia"/>
+        </w:rPr>
+        <w:t xml:space="preserve">——德国化工已连续三年（2023、2024、2025）低于盈利线。2024</w:t>
+      </w:r>
+      <w:r>
+        <w:t xml:space="preserve"> </w:t>
+      </w:r>
+      <w:r>
+        <w:rPr>
+          <w:rFonts w:hint="eastAsia"/>
+        </w:rPr>
+        <w:t xml:space="preserve">年化工/医药产量比</w:t>
+      </w:r>
+      <w:r>
+        <w:t xml:space="preserve"> 2018 </w:t>
+      </w:r>
+      <w:r>
+        <w:rPr>
+          <w:rFonts w:hint="eastAsia"/>
+        </w:rPr>
+        <w:t xml:space="preserve">年水平低约</w:t>
+      </w:r>
+      <w:r>
+        <w:t xml:space="preserve"> </w:t>
+      </w:r>
+      <w:r>
+        <w:rPr>
+          <w:rFonts w:hint="eastAsia"/>
+        </w:rPr>
+        <w:t xml:space="preserve">16%，订单较</w:t>
+      </w:r>
+      <w:r>
+        <w:t xml:space="preserve"> 2021 </w:t>
+      </w:r>
+      <w:r>
+        <w:rPr>
+          <w:rFonts w:hint="eastAsia"/>
+        </w:rPr>
+        <w:t xml:space="preserve">年峰值下跌约</w:t>
+      </w:r>
+      <w:r>
+        <w:t xml:space="preserve"> </w:t>
+      </w:r>
+      <w:r>
+        <w:rPr>
+          <w:rFonts w:hint="eastAsia"/>
+        </w:rPr>
+        <w:t xml:space="preserve">20%。这是二战后欧洲化工持续时间最长的一次低谷，而且与</w:t>
+      </w:r>
+      <w:r>
+        <w:t xml:space="preserve"> 2009 </w:t>
+      </w:r>
+      <w:r>
+        <w:rPr>
+          <w:rFonts w:hint="eastAsia"/>
+        </w:rPr>
+        <w:t xml:space="preserve">年金融危机后的短期冲击后快速反弹性质不同——那是需求冲击，这是结构性能源成本高企叠加需求疲软。</w:t>
+      </w:r>
+    </w:p>
+    <w:p>
+      <w:pPr>
+        <w:pStyle w:val="BodyText"/>
+      </w:pPr>
+      <w:r>
+        <w:rPr>
+          <w:rFonts w:hint="eastAsia"/>
+        </w:rPr>
+        <w:t xml:space="preserve">外迁意向调查提供了更令人不安的前瞻指标。</w:t>
+      </w:r>
+      <w:hyperlink r:id="rId29">
+        <w:r>
+          <w:rPr>
+            <w:rStyle w:val="Hyperlink"/>
             <w:rFonts w:hint="eastAsia"/>
           </w:rPr>
-          <w:t xml:space="preserve">VCI（德国化工工业协会）2025</w:t>
+          <w:t xml:space="preserve">DIHK（德国工商会）2024</w:t>
         </w:r>
         <w:r>
           <w:rPr>
@@ -2184,167 +2375,701 @@
             <w:rStyle w:val="Hyperlink"/>
             <w:rFonts w:hint="eastAsia"/>
           </w:rPr>
+          <w:t xml:space="preserve">年调查</w:t>
+        </w:r>
+      </w:hyperlink>
+      <w:r>
+        <w:rPr>
+          <w:rFonts w:hint="eastAsia"/>
+        </w:rPr>
+        <w:t xml:space="preserve">：</w:t>
+      </w:r>
+      <w:r>
+        <w:rPr>
+          <w:rFonts w:hint="eastAsia"/>
+          <w:b/>
+          <w:bCs/>
+        </w:rPr>
+        <w:t xml:space="preserve">37%的德国工业企业正在考虑生产限制或外迁</w:t>
+      </w:r>
+      <w:r>
+        <w:rPr>
+          <w:rFonts w:hint="eastAsia"/>
+        </w:rPr>
+        <w:t xml:space="preserve">（2023</w:t>
+      </w:r>
+      <w:r>
+        <w:t xml:space="preserve"> </w:t>
+      </w:r>
+      <w:r>
+        <w:rPr>
+          <w:rFonts w:hint="eastAsia"/>
+        </w:rPr>
+        <w:t xml:space="preserve">年：32%；2022</w:t>
+      </w:r>
+      <w:r>
+        <w:t xml:space="preserve"> </w:t>
+      </w:r>
+      <w:r>
+        <w:rPr>
+          <w:rFonts w:hint="eastAsia"/>
+        </w:rPr>
+        <w:t xml:space="preserve">年：21%）——两年内从五分之一上升到超过三分之一。能源成本高的企业中这一比例达到</w:t>
+      </w:r>
+      <w:r>
+        <w:t xml:space="preserve"> </w:t>
+      </w:r>
+      <w:r>
+        <w:rPr>
+          <w:rFonts w:hint="eastAsia"/>
+        </w:rPr>
+        <w:t xml:space="preserve">45%（2022</w:t>
+      </w:r>
+      <w:r>
+        <w:t xml:space="preserve"> </w:t>
+      </w:r>
+      <w:r>
+        <w:rPr>
+          <w:rFonts w:hint="eastAsia"/>
+        </w:rPr>
+        <w:t xml:space="preserve">年仅</w:t>
+      </w:r>
+      <w:r>
+        <w:t xml:space="preserve"> </w:t>
+      </w:r>
+      <w:r>
+        <w:rPr>
+          <w:rFonts w:hint="eastAsia"/>
+        </w:rPr>
+        <w:t xml:space="preserve">25%）；500</w:t>
+      </w:r>
+      <w:r>
+        <w:t xml:space="preserve"> </w:t>
+      </w:r>
+      <w:r>
+        <w:rPr>
+          <w:rFonts w:hint="eastAsia"/>
+        </w:rPr>
+        <w:t xml:space="preserve">名以上员工的大企业中达到</w:t>
+      </w:r>
+      <w:r>
+        <w:t xml:space="preserve"> </w:t>
+      </w:r>
+      <w:r>
+        <w:rPr>
+          <w:rFonts w:hint="eastAsia"/>
+        </w:rPr>
+        <w:t xml:space="preserve">51%。这一轨迹表明，外迁从个别决策向行业性迁移正在加速。</w:t>
+      </w:r>
+    </w:p>
+    <w:p>
+      <w:pPr>
+        <w:pStyle w:val="BodyText"/>
+      </w:pPr>
+      <w:r>
+        <w:rPr>
+          <w:rFonts w:hint="eastAsia"/>
+        </w:rPr>
+        <w:t xml:space="preserve">具体已公告或进行中的产业外迁案例：蒂森克虏伯</w:t>
+      </w:r>
+      <w:r>
+        <w:t xml:space="preserve"> 2024 </w:t>
+      </w:r>
+      <w:r>
+        <w:rPr>
+          <w:rFonts w:hint="eastAsia"/>
+        </w:rPr>
+        <w:t xml:space="preserve">年宣布减员约</w:t>
+      </w:r>
+      <w:r>
+        <w:t xml:space="preserve"> 11000 </w:t>
+      </w:r>
+      <w:r>
+        <w:rPr>
+          <w:rFonts w:hint="eastAsia"/>
+        </w:rPr>
+        <w:t xml:space="preserve">人（约占员工总数</w:t>
+      </w:r>
+      <w:r>
+        <w:t xml:space="preserve"> </w:t>
+      </w:r>
+      <w:r>
+        <w:rPr>
+          <w:rFonts w:hint="eastAsia"/>
+        </w:rPr>
+        <w:t xml:space="preserve">1/3）；大众汽车</w:t>
+      </w:r>
+      <w:r>
+        <w:t xml:space="preserve"> 2024 </w:t>
+      </w:r>
+      <w:r>
+        <w:rPr>
+          <w:rFonts w:hint="eastAsia"/>
+        </w:rPr>
+        <w:t xml:space="preserve">年宣布关闭德国本土工厂（德国汽车史上首次），宝马/梅赛德斯加速向中国/美国转移产能；德国汽车产量轨迹：2017</w:t>
+      </w:r>
+      <w:r>
+        <w:t xml:space="preserve"> </w:t>
+      </w:r>
+      <w:r>
+        <w:rPr>
+          <w:rFonts w:hint="eastAsia"/>
+        </w:rPr>
+        <w:t xml:space="preserve">年</w:t>
+      </w:r>
+      <w:r>
+        <w:t xml:space="preserve"> 520 </w:t>
+      </w:r>
+      <w:r>
+        <w:rPr>
+          <w:rFonts w:hint="eastAsia"/>
+        </w:rPr>
+        <w:t xml:space="preserve">万辆</w:t>
+      </w:r>
+      <w:r>
+        <w:t xml:space="preserve"> → 2025 </w:t>
+      </w:r>
+      <w:r>
+        <w:rPr>
+          <w:rFonts w:hint="eastAsia"/>
+        </w:rPr>
+        <w:t xml:space="preserve">年</w:t>
+      </w:r>
+      <w:r>
+        <w:t xml:space="preserve"> 400 </w:t>
+      </w:r>
+      <w:r>
+        <w:rPr>
+          <w:rFonts w:hint="eastAsia"/>
+        </w:rPr>
+        <w:t xml:space="preserve">万辆</w:t>
+      </w:r>
+      <w:r>
+        <w:t xml:space="preserve"> → 2026 </w:t>
+      </w:r>
+      <w:r>
+        <w:rPr>
+          <w:rFonts w:hint="eastAsia"/>
+        </w:rPr>
+        <w:t xml:space="preserve">年预计</w:t>
+      </w:r>
+      <w:r>
+        <w:t xml:space="preserve"> 340 </w:t>
+      </w:r>
+      <w:r>
+        <w:rPr>
+          <w:rFonts w:hint="eastAsia"/>
+        </w:rPr>
+        <w:t xml:space="preserve">万辆。BASF</w:t>
+      </w:r>
+      <w:r>
+        <w:t xml:space="preserve"> </w:t>
+      </w:r>
+      <w:r>
+        <w:rPr>
+          <w:rFonts w:hint="eastAsia"/>
+        </w:rPr>
+        <w:t xml:space="preserve">战略重心转移的方向是可以核实的事实：最大新投资是中国湛江新一体化</w:t>
+      </w:r>
+      <w:r>
+        <w:t xml:space="preserve"> Verbund </w:t>
+      </w:r>
+      <w:r>
+        <w:rPr>
+          <w:rFonts w:hint="eastAsia"/>
+        </w:rPr>
+        <w:t xml:space="preserve">基地，北美最大单项投资是路易斯安那州</w:t>
+      </w:r>
+      <w:r>
+        <w:t xml:space="preserve"> Geismar MDI </w:t>
+      </w:r>
+      <w:r>
+        <w:rPr>
+          <w:rFonts w:hint="eastAsia"/>
+        </w:rPr>
+        <w:t xml:space="preserve">扩产（约</w:t>
+      </w:r>
+      <w:r>
+        <w:t xml:space="preserve"> 10 </w:t>
+      </w:r>
+      <w:r>
+        <w:rPr>
+          <w:rFonts w:hint="eastAsia"/>
+        </w:rPr>
+        <w:t xml:space="preserve">亿美元，2026</w:t>
+      </w:r>
+      <w:r>
+        <w:t xml:space="preserve"> </w:t>
+      </w:r>
+      <w:r>
+        <w:rPr>
+          <w:rFonts w:hint="eastAsia"/>
+        </w:rPr>
+        <w:t xml:space="preserve">年投产）。</w:t>
+      </w:r>
+    </w:p>
+    <w:p>
+      <w:pPr>
+        <w:pStyle w:val="BodyText"/>
+      </w:pPr>
+      <w:r>
+        <w:rPr>
+          <w:rFonts w:hint="eastAsia"/>
+        </w:rPr>
+        <w:t xml:space="preserve">驱动外迁的最直接经济激励是能源成本差距：</w:t>
+      </w:r>
+      <w:hyperlink r:id="rId30">
+        <w:r>
+          <w:rPr>
+            <w:rStyle w:val="Hyperlink"/>
+          </w:rPr>
+          <w:t xml:space="preserve">EIA </w:t>
+        </w:r>
+        <w:r>
+          <w:rPr>
+            <w:rStyle w:val="Hyperlink"/>
+            <w:rFonts w:hint="eastAsia"/>
+          </w:rPr>
+          <w:t xml:space="preserve">2025年数据</w:t>
+        </w:r>
+      </w:hyperlink>
+      <w:r>
+        <w:rPr>
+          <w:rFonts w:hint="eastAsia"/>
+        </w:rPr>
+        <w:t xml:space="preserve">显示美国</w:t>
+      </w:r>
+      <w:r>
+        <w:t xml:space="preserve"> Henry Hub 2025 </w:t>
+      </w:r>
+      <w:r>
+        <w:rPr>
+          <w:rFonts w:hint="eastAsia"/>
+        </w:rPr>
+        <w:t xml:space="preserve">年均价约</w:t>
+      </w:r>
+      <w:r>
+        <w:t xml:space="preserve"> </w:t>
+      </w:r>
+      <w:r>
+        <w:rPr>
+          <w:b/>
+          <w:bCs/>
+        </w:rPr>
+        <w:t xml:space="preserve">$3.5/MMBtu</w:t>
+      </w:r>
+      <w:r>
+        <w:rPr>
+          <w:rFonts w:hint="eastAsia"/>
+        </w:rPr>
+        <w:t xml:space="preserve">，德国</w:t>
+      </w:r>
+      <w:r>
+        <w:t xml:space="preserve"> TTF </w:t>
+      </w:r>
+      <w:r>
+        <w:rPr>
+          <w:rFonts w:hint="eastAsia"/>
+        </w:rPr>
+        <w:t xml:space="preserve">约</w:t>
+      </w:r>
+      <w:r>
+        <w:t xml:space="preserve"> </w:t>
+      </w:r>
+      <w:r>
+        <w:rPr>
+          <w:b/>
+          <w:bCs/>
+        </w:rPr>
+        <w:t xml:space="preserve">$12–15/MMBtu</w:t>
+      </w:r>
+      <w:r>
+        <w:rPr>
+          <w:rFonts w:hint="eastAsia"/>
+        </w:rPr>
+        <w:t xml:space="preserve">，差距约</w:t>
+      </w:r>
+      <w:r>
+        <w:t xml:space="preserve"> </w:t>
+      </w:r>
+      <w:r>
+        <w:rPr>
+          <w:b/>
+          <w:bCs/>
+        </w:rPr>
+        <w:t xml:space="preserve">3–4 </w:t>
+      </w:r>
+      <w:r>
+        <w:rPr>
+          <w:rFonts w:hint="eastAsia"/>
+          <w:b/>
+          <w:bCs/>
+        </w:rPr>
+        <w:t xml:space="preserve">倍</w:t>
+      </w:r>
+      <w:r>
+        <w:rPr>
+          <w:rFonts w:hint="eastAsia"/>
+        </w:rPr>
+        <w:t xml:space="preserve">。在这个成本结构下，能源密集型化工生产在德国本土维持盈利变得系统性困难。</w:t>
+      </w:r>
+      <w:hyperlink r:id="rId31">
+        <w:r>
+          <w:rPr>
+            <w:rStyle w:val="Hyperlink"/>
+          </w:rPr>
+          <w:t xml:space="preserve">Bruegel </w:t>
+        </w:r>
+        <w:r>
+          <w:rPr>
+            <w:rStyle w:val="Hyperlink"/>
+            <w:rFonts w:hint="eastAsia"/>
+          </w:rPr>
+          <w:t xml:space="preserve">的部门结构数据</w:t>
+        </w:r>
+      </w:hyperlink>
+      <w:r>
+        <w:rPr>
+          <w:rFonts w:hint="eastAsia"/>
+        </w:rPr>
+        <w:t xml:space="preserve">显示化工/金属/矿物/纸消费约</w:t>
+      </w:r>
+      <w:r>
+        <w:t xml:space="preserve"> 65% </w:t>
+      </w:r>
+      <w:r>
+        <w:rPr>
+          <w:rFonts w:hint="eastAsia"/>
+        </w:rPr>
+        <w:t xml:space="preserve">的</w:t>
+      </w:r>
+      <w:r>
+        <w:t xml:space="preserve"> EU </w:t>
+      </w:r>
+      <w:r>
+        <w:rPr>
+          <w:rFonts w:hint="eastAsia"/>
+        </w:rPr>
+        <w:t xml:space="preserve">工业天然气，是欧洲工业中最暴露的部门群。</w:t>
+      </w:r>
+    </w:p>
+    <w:bookmarkStart w:id="41" w:name="外迁去哪里不同产业有不同目的地"/>
+    <w:p>
+      <w:pPr>
+        <w:pStyle w:val="Heading3"/>
+      </w:pPr>
+      <w:r>
+        <w:t xml:space="preserve">3.1 </w:t>
+      </w:r>
+      <w:r>
+        <w:rPr>
+          <w:rFonts w:hint="eastAsia"/>
+        </w:rPr>
+        <w:t xml:space="preserve">外迁去哪里：不同产业有不同目的地</w:t>
+      </w:r>
+    </w:p>
+    <w:p>
+      <w:pPr>
+        <w:pStyle w:val="FirstParagraph"/>
+      </w:pPr>
+      <w:r>
+        <w:rPr>
+          <w:rFonts w:hint="eastAsia"/>
+        </w:rPr>
+        <w:t xml:space="preserve">这是报告中最容易被回避的问题。</w:t>
+      </w:r>
+      <w:r>
+        <w:rPr>
+          <w:rFonts w:hint="eastAsia"/>
+        </w:rPr>
+        <w:t xml:space="preserve">“外迁是最硬的证据”</w:t>
+      </w:r>
+      <w:r>
+        <w:rPr>
+          <w:rFonts w:hint="eastAsia"/>
+        </w:rPr>
+        <w:t xml:space="preserve">——但外迁到哪里，不是一个统一答案。</w:t>
+      </w:r>
+    </w:p>
+    <w:p>
+      <w:pPr>
+        <w:pStyle w:val="BodyText"/>
+      </w:pPr>
+      <w:r>
+        <w:rPr>
+          <w:b/>
+          <w:bCs/>
+        </w:rPr>
+        <w:t xml:space="preserve">→ </w:t>
+      </w:r>
+      <w:r>
+        <w:rPr>
+          <w:rFonts w:hint="eastAsia"/>
+          <w:b/>
+          <w:bCs/>
+        </w:rPr>
+        <w:t xml:space="preserve">美国：能源密集型化工的主要目的地</w:t>
+      </w:r>
+    </w:p>
+    <w:p>
+      <w:pPr>
+        <w:pStyle w:val="BodyText"/>
+      </w:pPr>
+      <w:r>
+        <w:rPr>
+          <w:rFonts w:hint="eastAsia"/>
+        </w:rPr>
+        <w:t xml:space="preserve">能源价差叠加美国《通胀削减法案》（IRA，</w:t>
+      </w:r>
+      <w:hyperlink r:id="rId32">
+        <w:r>
+          <w:rPr>
+            <w:rStyle w:val="Hyperlink"/>
+          </w:rPr>
+          <w:t xml:space="preserve">$3690 </w:t>
+        </w:r>
+        <w:r>
+          <w:rPr>
+            <w:rStyle w:val="Hyperlink"/>
+            <w:rFonts w:hint="eastAsia"/>
+          </w:rPr>
+          <w:t xml:space="preserve">亿美元清洁能源补贴，CBO/JCT</w:t>
+        </w:r>
+        <w:r>
+          <w:rPr>
+            <w:rStyle w:val="Hyperlink"/>
+          </w:rPr>
+          <w:t xml:space="preserve"> </w:t>
+        </w:r>
+        <w:r>
+          <w:rPr>
+            <w:rStyle w:val="Hyperlink"/>
+            <w:rFonts w:hint="eastAsia"/>
+          </w:rPr>
+          <w:t xml:space="preserve">官方测算</w:t>
+        </w:r>
+      </w:hyperlink>
+      <w:r>
+        <w:rPr>
+          <w:rFonts w:hint="eastAsia"/>
+        </w:rPr>
+        <w:t xml:space="preserve">）的双重拉力，使美国成为欧洲能源密集型产业外迁的首选。最重要的量化证据来自</w:t>
+      </w:r>
+      <w:r>
+        <w:t xml:space="preserve"> </w:t>
+      </w:r>
+      <w:hyperlink r:id="rId33">
+        <w:r>
+          <w:rPr>
+            <w:rStyle w:val="Hyperlink"/>
+          </w:rPr>
+          <w:t xml:space="preserve">Bruegel × Rhodium </w:t>
+        </w:r>
+        <w:r>
+          <w:rPr>
+            <w:rStyle w:val="Hyperlink"/>
+            <w:rFonts w:hint="eastAsia"/>
+          </w:rPr>
+          <w:t xml:space="preserve">Group”跨大西洋清洁投资追踪”系列</w:t>
+        </w:r>
+      </w:hyperlink>
+      <w:r>
+        <w:rPr>
+          <w:rFonts w:hint="eastAsia"/>
+        </w:rPr>
+        <w:t xml:space="preserve">：2024</w:t>
+      </w:r>
+      <w:r>
+        <w:t xml:space="preserve"> </w:t>
+      </w:r>
+      <w:r>
+        <w:rPr>
+          <w:rFonts w:hint="eastAsia"/>
+        </w:rPr>
+        <w:t xml:space="preserve">年</w:t>
+      </w:r>
+      <w:r>
+        <w:t xml:space="preserve"> </w:t>
+      </w:r>
+      <w:r>
+        <w:rPr>
+          <w:rFonts w:hint="eastAsia"/>
+        </w:rPr>
+        <w:t xml:space="preserve">Q4，美国电池制造投资约</w:t>
+      </w:r>
+      <w:r>
+        <w:t xml:space="preserve"> </w:t>
+      </w:r>
+      <w:r>
+        <w:rPr>
+          <w:b/>
+          <w:bCs/>
+        </w:rPr>
+        <w:t xml:space="preserve">120 </w:t>
+      </w:r>
+      <w:r>
+        <w:rPr>
+          <w:rFonts w:hint="eastAsia"/>
+          <w:b/>
+          <w:bCs/>
+        </w:rPr>
+        <w:t xml:space="preserve">亿美元</w:t>
+      </w:r>
+      <w:r>
+        <w:rPr>
+          <w:rFonts w:hint="eastAsia"/>
+        </w:rPr>
+        <w:t xml:space="preserve">，欧洲约</w:t>
+      </w:r>
+      <w:r>
+        <w:t xml:space="preserve"> </w:t>
+      </w:r>
+      <w:r>
+        <w:rPr>
+          <w:b/>
+          <w:bCs/>
+        </w:rPr>
+        <w:t xml:space="preserve">35 </w:t>
+      </w:r>
+      <w:r>
+        <w:rPr>
+          <w:rFonts w:hint="eastAsia"/>
+          <w:b/>
+          <w:bCs/>
+        </w:rPr>
+        <w:t xml:space="preserve">亿美元</w:t>
+      </w:r>
+      <w:r>
+        <w:rPr>
+          <w:rFonts w:hint="eastAsia"/>
+        </w:rPr>
+        <w:t xml:space="preserve">——差距</w:t>
+      </w:r>
+      <w:r>
+        <w:t xml:space="preserve"> 3.4 </w:t>
+      </w:r>
+      <w:r>
+        <w:rPr>
+          <w:rFonts w:hint="eastAsia"/>
+        </w:rPr>
+        <w:t xml:space="preserve">倍，且差距仍在扩大。</w:t>
+      </w:r>
+    </w:p>
+    <w:p>
+      <w:pPr>
+        <w:pStyle w:val="BodyText"/>
+      </w:pPr>
+      <w:r>
+        <w:rPr>
+          <w:rFonts w:hint="eastAsia"/>
+        </w:rPr>
+        <w:t xml:space="preserve">绿色制造领域，</w:t>
+      </w:r>
+      <w:hyperlink r:id="rId34">
+        <w:r>
+          <w:rPr>
+            <w:rStyle w:val="Hyperlink"/>
+          </w:rPr>
+          <w:t xml:space="preserve">Northvolt </w:t>
+        </w:r>
+        <w:r>
+          <w:rPr>
+            <w:rStyle w:val="Hyperlink"/>
+            <w:rFonts w:hint="eastAsia"/>
+          </w:rPr>
+          <w:t xml:space="preserve">于</w:t>
+        </w:r>
+        <w:r>
+          <w:rPr>
+            <w:rStyle w:val="Hyperlink"/>
+          </w:rPr>
+          <w:t xml:space="preserve"> 2024 </w:t>
+        </w:r>
+        <w:r>
+          <w:rPr>
+            <w:rStyle w:val="Hyperlink"/>
+            <w:rFonts w:hint="eastAsia"/>
+          </w:rPr>
           <w:t xml:space="preserve">年</w:t>
         </w:r>
         <w:r>
           <w:rPr>
             <w:rStyle w:val="Hyperlink"/>
           </w:rPr>
-          <w:t xml:space="preserve"> Q2 </w:t>
+          <w:t xml:space="preserve"> 11 </w:t>
         </w:r>
         <w:r>
           <w:rPr>
             <w:rStyle w:val="Hyperlink"/>
             <w:rFonts w:hint="eastAsia"/>
           </w:rPr>
-          <w:t xml:space="preserve">报告</w:t>
+          <w:t xml:space="preserve">月</w:t>
+        </w:r>
+        <w:r>
+          <w:rPr>
+            <w:rStyle w:val="Hyperlink"/>
+          </w:rPr>
+          <w:t xml:space="preserve"> 21 </w:t>
+        </w:r>
+        <w:r>
+          <w:rPr>
+            <w:rStyle w:val="Hyperlink"/>
+            <w:rFonts w:hint="eastAsia"/>
+          </w:rPr>
+          <w:t xml:space="preserve">日申请</w:t>
+        </w:r>
+        <w:r>
+          <w:rPr>
+            <w:rStyle w:val="Hyperlink"/>
+          </w:rPr>
+          <w:t xml:space="preserve"> Chapter 11 </w:t>
+        </w:r>
+        <w:r>
+          <w:rPr>
+            <w:rStyle w:val="Hyperlink"/>
+            <w:rFonts w:hint="eastAsia"/>
+          </w:rPr>
+          <w:t xml:space="preserve">破产保护</w:t>
         </w:r>
       </w:hyperlink>
       <w:r>
         <w:rPr>
           <w:rFonts w:hint="eastAsia"/>
         </w:rPr>
-        <w:t xml:space="preserve">提供了迄今最精确的部门数字：化工开工率</w:t>
-      </w:r>
-      <w:r>
-        <w:t xml:space="preserve"> 2025 </w:t>
-      </w:r>
-      <w:r>
-        <w:rPr>
-          <w:rFonts w:hint="eastAsia"/>
-        </w:rPr>
-        <w:t xml:space="preserve">年</w:t>
-      </w:r>
-      <w:r>
-        <w:t xml:space="preserve"> Q3 </w:t>
-      </w:r>
-      <w:r>
-        <w:rPr>
-          <w:rFonts w:hint="eastAsia"/>
-        </w:rPr>
-        <w:t xml:space="preserve">降至</w:t>
-      </w:r>
-      <w:r>
-        <w:t xml:space="preserve"> </w:t>
-      </w:r>
-      <w:r>
-        <w:rPr>
-          <w:b/>
-          <w:bCs/>
-        </w:rPr>
-        <w:t xml:space="preserve">70%</w:t>
-      </w:r>
-      <w:r>
-        <w:rPr>
-          <w:rFonts w:hint="eastAsia"/>
-        </w:rPr>
-        <w:t xml:space="preserve">，2025</w:t>
-      </w:r>
-      <w:r>
-        <w:t xml:space="preserve"> </w:t>
-      </w:r>
-      <w:r>
-        <w:rPr>
-          <w:rFonts w:hint="eastAsia"/>
-        </w:rPr>
-        <w:t xml:space="preserve">年全年均值</w:t>
-      </w:r>
-      <w:r>
-        <w:t xml:space="preserve"> </w:t>
-      </w:r>
-      <w:r>
-        <w:rPr>
-          <w:rFonts w:hint="eastAsia"/>
-        </w:rPr>
-        <w:t xml:space="preserve">72.5%，2024</w:t>
-      </w:r>
-      <w:r>
-        <w:t xml:space="preserve"> </w:t>
-      </w:r>
-      <w:r>
-        <w:rPr>
-          <w:rFonts w:hint="eastAsia"/>
-        </w:rPr>
-        <w:t xml:space="preserve">年全年均值</w:t>
-      </w:r>
-      <w:r>
-        <w:t xml:space="preserve"> 75%。VCI </w:t>
-      </w:r>
-      <w:r>
-        <w:rPr>
-          <w:rFonts w:hint="eastAsia"/>
-        </w:rPr>
-        <w:t xml:space="preserve">自己定义的盈利阈值是</w:t>
-      </w:r>
-      <w:r>
-        <w:t xml:space="preserve"> </w:t>
-      </w:r>
-      <w:r>
-        <w:rPr>
-          <w:b/>
-          <w:bCs/>
-        </w:rPr>
-        <w:t xml:space="preserve">80%</w:t>
-      </w:r>
-      <w:r>
-        <w:rPr>
-          <w:rFonts w:hint="eastAsia"/>
-        </w:rPr>
-        <w:t xml:space="preserve">——德国化工已连续三年（2023、2024、2025）低于盈利线。2024</w:t>
-      </w:r>
-      <w:r>
-        <w:t xml:space="preserve"> </w:t>
-      </w:r>
-      <w:r>
-        <w:rPr>
-          <w:rFonts w:hint="eastAsia"/>
-        </w:rPr>
-        <w:t xml:space="preserve">年化工/医药产量比</w:t>
-      </w:r>
-      <w:r>
-        <w:t xml:space="preserve"> 2018 </w:t>
-      </w:r>
-      <w:r>
-        <w:rPr>
-          <w:rFonts w:hint="eastAsia"/>
-        </w:rPr>
-        <w:t xml:space="preserve">年水平低约</w:t>
-      </w:r>
-      <w:r>
-        <w:t xml:space="preserve"> </w:t>
-      </w:r>
-      <w:r>
-        <w:rPr>
-          <w:rFonts w:hint="eastAsia"/>
-        </w:rPr>
-        <w:t xml:space="preserve">16%，订单较</w:t>
-      </w:r>
-      <w:r>
-        <w:t xml:space="preserve"> 2021 </w:t>
-      </w:r>
-      <w:r>
-        <w:rPr>
-          <w:rFonts w:hint="eastAsia"/>
-        </w:rPr>
-        <w:t xml:space="preserve">年峰值下跌约</w:t>
-      </w:r>
-      <w:r>
-        <w:t xml:space="preserve"> </w:t>
-      </w:r>
-      <w:r>
-        <w:rPr>
-          <w:rFonts w:hint="eastAsia"/>
-        </w:rPr>
-        <w:t xml:space="preserve">20%。这是二战后欧洲化工持续时间最长的一次低谷，而且与</w:t>
-      </w:r>
-      <w:r>
-        <w:t xml:space="preserve"> 2009 </w:t>
-      </w:r>
-      <w:r>
-        <w:rPr>
-          <w:rFonts w:hint="eastAsia"/>
-        </w:rPr>
-        <w:t xml:space="preserve">年金融危机后的短期冲击后快速反弹性质不同——那是需求冲击，这是结构性能源成本高企叠加需求疲软。</w:t>
+        <w:t xml:space="preserve">，负债约</w:t>
+      </w:r>
+      <w:r>
+        <w:t xml:space="preserve"> </w:t>
+      </w:r>
+      <w:r>
+        <w:rPr>
+          <w:b/>
+          <w:bCs/>
+        </w:rPr>
+        <w:t xml:space="preserve">58 </w:t>
+      </w:r>
+      <w:r>
+        <w:rPr>
+          <w:rFonts w:hint="eastAsia"/>
+          <w:b/>
+          <w:bCs/>
+        </w:rPr>
+        <w:t xml:space="preserve">亿美元</w:t>
+      </w:r>
+      <w:r>
+        <w:rPr>
+          <w:rFonts w:hint="eastAsia"/>
+        </w:rPr>
+        <w:t xml:space="preserve">，是欧洲电池雄心的最大挫折——直接原因是宝马</w:t>
+      </w:r>
+      <w:r>
+        <w:t xml:space="preserve"> 20 </w:t>
+      </w:r>
+      <w:r>
+        <w:rPr>
+          <w:rFonts w:hint="eastAsia"/>
+        </w:rPr>
+        <w:t xml:space="preserve">亿美元订单取消和产能爬坡失败，背景是美国/亚洲竞争对手的规模优势。这个案例把欧洲绿色制造的结构性劣势从理论变成了事实。</w:t>
       </w:r>
     </w:p>
     <w:p>
@@ -2355,112 +3080,128 @@
         <w:rPr>
           <w:rFonts w:hint="eastAsia"/>
         </w:rPr>
-        <w:t xml:space="preserve">外迁意向调查提供了更令人不安的前瞻指标。</w:t>
-      </w:r>
-      <w:hyperlink r:id="rId28">
+        <w:t xml:space="preserve">铝产业是能源冲击最直接的受害者：</w:t>
+      </w:r>
+      <w:hyperlink r:id="rId35">
+        <w:r>
+          <w:rPr>
+            <w:rStyle w:val="Hyperlink"/>
+          </w:rPr>
+          <w:t xml:space="preserve">Eurometaux </w:t>
+        </w:r>
         <w:r>
           <w:rPr>
             <w:rStyle w:val="Hyperlink"/>
             <w:rFonts w:hint="eastAsia"/>
           </w:rPr>
-          <w:t xml:space="preserve">DIHK（德国工商会）2024</w:t>
-        </w:r>
-        <w:r>
-          <w:rPr>
-            <w:rStyle w:val="Hyperlink"/>
-          </w:rPr>
-          <w:t xml:space="preserve"> </w:t>
+          <w:t xml:space="preserve">数据（ING</w:t>
+        </w:r>
+        <w:r>
+          <w:rPr>
+            <w:rStyle w:val="Hyperlink"/>
+          </w:rPr>
+          <w:t xml:space="preserve"> Think </w:t>
         </w:r>
         <w:r>
           <w:rPr>
             <w:rStyle w:val="Hyperlink"/>
             <w:rFonts w:hint="eastAsia"/>
           </w:rPr>
-          <w:t xml:space="preserve">年调查</w:t>
+          <w:t xml:space="preserve">引用）</w:t>
         </w:r>
       </w:hyperlink>
       <w:r>
         <w:rPr>
           <w:rFonts w:hint="eastAsia"/>
         </w:rPr>
-        <w:t xml:space="preserve">：</w:t>
-      </w:r>
-      <w:r>
-        <w:rPr>
-          <w:rFonts w:hint="eastAsia"/>
-          <w:b/>
-          <w:bCs/>
-        </w:rPr>
-        <w:t xml:space="preserve">37%的德国工业企业正在考虑生产限制或外迁</w:t>
-      </w:r>
-      <w:r>
-        <w:rPr>
-          <w:rFonts w:hint="eastAsia"/>
-        </w:rPr>
-        <w:t xml:space="preserve">（2023</w:t>
-      </w:r>
-      <w:r>
-        <w:t xml:space="preserve"> </w:t>
-      </w:r>
-      <w:r>
-        <w:rPr>
-          <w:rFonts w:hint="eastAsia"/>
-        </w:rPr>
-        <w:t xml:space="preserve">年：32%；2022</w:t>
-      </w:r>
-      <w:r>
-        <w:t xml:space="preserve"> </w:t>
-      </w:r>
-      <w:r>
-        <w:rPr>
-          <w:rFonts w:hint="eastAsia"/>
-        </w:rPr>
-        <w:t xml:space="preserve">年：21%）——两年内从五分之一上升到超过三分之一。能源成本高的企业中这一比例达到</w:t>
-      </w:r>
-      <w:r>
-        <w:t xml:space="preserve"> </w:t>
-      </w:r>
-      <w:r>
-        <w:rPr>
-          <w:rFonts w:hint="eastAsia"/>
-        </w:rPr>
-        <w:t xml:space="preserve">45%（2022</w:t>
-      </w:r>
-      <w:r>
-        <w:t xml:space="preserve"> </w:t>
-      </w:r>
-      <w:r>
-        <w:rPr>
-          <w:rFonts w:hint="eastAsia"/>
-        </w:rPr>
-        <w:t xml:space="preserve">年仅</w:t>
-      </w:r>
-      <w:r>
-        <w:t xml:space="preserve"> </w:t>
-      </w:r>
-      <w:r>
-        <w:rPr>
-          <w:rFonts w:hint="eastAsia"/>
-        </w:rPr>
-        <w:t xml:space="preserve">25%）；500</w:t>
-      </w:r>
-      <w:r>
-        <w:t xml:space="preserve"> </w:t>
-      </w:r>
-      <w:r>
-        <w:rPr>
-          <w:rFonts w:hint="eastAsia"/>
-        </w:rPr>
-        <w:t xml:space="preserve">名以上员工的大企业中达到</w:t>
-      </w:r>
-      <w:r>
-        <w:t xml:space="preserve"> </w:t>
-      </w:r>
-      <w:r>
-        <w:rPr>
-          <w:rFonts w:hint="eastAsia"/>
-        </w:rPr>
-        <w:t xml:space="preserve">51%。这一轨迹表明，外迁从个别决策向行业性迁移正在加速。</w:t>
+        <w:t xml:space="preserve">显示</w:t>
+      </w:r>
+      <w:r>
+        <w:t xml:space="preserve"> 2022 </w:t>
+      </w:r>
+      <w:r>
+        <w:rPr>
+          <w:rFonts w:hint="eastAsia"/>
+        </w:rPr>
+        <w:t xml:space="preserve">年欧盟约</w:t>
+      </w:r>
+      <w:r>
+        <w:t xml:space="preserve"> </w:t>
+      </w:r>
+      <w:r>
+        <w:rPr>
+          <w:b/>
+          <w:bCs/>
+        </w:rPr>
+        <w:t xml:space="preserve">110 </w:t>
+      </w:r>
+      <w:r>
+        <w:rPr>
+          <w:rFonts w:hint="eastAsia"/>
+          <w:b/>
+          <w:bCs/>
+        </w:rPr>
+        <w:t xml:space="preserve">万吨</w:t>
+      </w:r>
+      <w:r>
+        <w:rPr>
+          <w:rFonts w:hint="eastAsia"/>
+        </w:rPr>
+        <w:t xml:space="preserve">铝产能因电力危机被迫停产，约占欧盟铝产量的</w:t>
+      </w:r>
+      <w:r>
+        <w:t xml:space="preserve"> </w:t>
+      </w:r>
+      <w:r>
+        <w:rPr>
+          <w:rFonts w:hint="eastAsia"/>
+        </w:rPr>
+        <w:t xml:space="preserve">50%；具体关停案例包括罗马尼亚</w:t>
+      </w:r>
+      <w:r>
+        <w:t xml:space="preserve"> </w:t>
+      </w:r>
+      <w:r>
+        <w:rPr>
+          <w:rFonts w:hint="eastAsia"/>
+        </w:rPr>
+        <w:t xml:space="preserve">ALRO（28.3</w:t>
+      </w:r>
+      <w:r>
+        <w:t xml:space="preserve"> </w:t>
+      </w:r>
+      <w:r>
+        <w:rPr>
+          <w:rFonts w:hint="eastAsia"/>
+        </w:rPr>
+        <w:t xml:space="preserve">万吨）、荷兰</w:t>
+      </w:r>
+      <w:r>
+        <w:t xml:space="preserve"> </w:t>
+      </w:r>
+      <w:r>
+        <w:rPr>
+          <w:rFonts w:hint="eastAsia"/>
+        </w:rPr>
+        <w:t xml:space="preserve">Aldel（15</w:t>
+      </w:r>
+      <w:r>
+        <w:t xml:space="preserve"> </w:t>
+      </w:r>
+      <w:r>
+        <w:rPr>
+          <w:rFonts w:hint="eastAsia"/>
+        </w:rPr>
+        <w:t xml:space="preserve">万吨）、德国</w:t>
+      </w:r>
+      <w:r>
+        <w:t xml:space="preserve"> Speira Rheinwerk </w:t>
+      </w:r>
+      <w:r>
+        <w:rPr>
+          <w:rFonts w:hint="eastAsia"/>
+        </w:rPr>
+        <w:t xml:space="preserve">等。这些产能并未统一迁往某个目的地，而是被中东和北美的低成本产地填补。</w:t>
       </w:r>
     </w:p>
     <w:p>
@@ -2469,108 +3210,171 @@
       </w:pPr>
       <w:r>
         <w:rPr>
-          <w:rFonts w:hint="eastAsia"/>
-        </w:rPr>
-        <w:t xml:space="preserve">具体已公告或进行中的产业外迁案例：蒂森克虏伯</w:t>
-      </w:r>
-      <w:r>
-        <w:t xml:space="preserve"> 2024 </w:t>
-      </w:r>
-      <w:r>
-        <w:rPr>
-          <w:rFonts w:hint="eastAsia"/>
-        </w:rPr>
-        <w:t xml:space="preserve">年宣布减员约</w:t>
-      </w:r>
-      <w:r>
-        <w:t xml:space="preserve"> 11000 </w:t>
-      </w:r>
-      <w:r>
-        <w:rPr>
-          <w:rFonts w:hint="eastAsia"/>
-        </w:rPr>
-        <w:t xml:space="preserve">人（约占员工总数</w:t>
-      </w:r>
-      <w:r>
-        <w:t xml:space="preserve"> </w:t>
-      </w:r>
-      <w:r>
-        <w:rPr>
-          <w:rFonts w:hint="eastAsia"/>
-        </w:rPr>
-        <w:t xml:space="preserve">1/3）；大众汽车</w:t>
-      </w:r>
-      <w:r>
-        <w:t xml:space="preserve"> 2024 </w:t>
-      </w:r>
-      <w:r>
-        <w:rPr>
-          <w:rFonts w:hint="eastAsia"/>
-        </w:rPr>
-        <w:t xml:space="preserve">年宣布关闭德国本土工厂（德国汽车史上首次），宝马/梅赛德斯加速向中国/美国转移产能；德国汽车产量轨迹：2017</w:t>
-      </w:r>
-      <w:r>
-        <w:t xml:space="preserve"> </w:t>
-      </w:r>
-      <w:r>
-        <w:rPr>
-          <w:rFonts w:hint="eastAsia"/>
-        </w:rPr>
-        <w:t xml:space="preserve">年</w:t>
-      </w:r>
-      <w:r>
-        <w:t xml:space="preserve"> 520 </w:t>
-      </w:r>
-      <w:r>
-        <w:rPr>
-          <w:rFonts w:hint="eastAsia"/>
-        </w:rPr>
-        <w:t xml:space="preserve">万辆</w:t>
-      </w:r>
-      <w:r>
-        <w:t xml:space="preserve"> → 2025 </w:t>
-      </w:r>
-      <w:r>
-        <w:rPr>
-          <w:rFonts w:hint="eastAsia"/>
-        </w:rPr>
-        <w:t xml:space="preserve">年</w:t>
-      </w:r>
-      <w:r>
-        <w:t xml:space="preserve"> 400 </w:t>
-      </w:r>
-      <w:r>
-        <w:rPr>
-          <w:rFonts w:hint="eastAsia"/>
-        </w:rPr>
-        <w:t xml:space="preserve">万辆</w:t>
-      </w:r>
-      <w:r>
-        <w:t xml:space="preserve"> → 2026 </w:t>
-      </w:r>
-      <w:r>
-        <w:rPr>
-          <w:rFonts w:hint="eastAsia"/>
-        </w:rPr>
-        <w:t xml:space="preserve">年预计</w:t>
-      </w:r>
-      <w:r>
-        <w:t xml:space="preserve"> 340 </w:t>
-      </w:r>
-      <w:r>
-        <w:rPr>
-          <w:rFonts w:hint="eastAsia"/>
-        </w:rPr>
-        <w:t xml:space="preserve">万辆。BASF</w:t>
-      </w:r>
-      <w:r>
-        <w:t xml:space="preserve"> </w:t>
-      </w:r>
-      <w:r>
-        <w:rPr>
-          <w:rFonts w:hint="eastAsia"/>
-        </w:rPr>
-        <w:t xml:space="preserve">战略重心转移的方向是可以核实的事实：最大新投资是中国湛江新一体化</w:t>
+          <w:b/>
+          <w:bCs/>
+        </w:rPr>
+        <w:t xml:space="preserve">→ </w:t>
+      </w:r>
+      <w:r>
+        <w:rPr>
+          <w:rFonts w:hint="eastAsia"/>
+          <w:b/>
+          <w:bCs/>
+        </w:rPr>
+        <w:t xml:space="preserve">中国：悖论性的同步深化</w:t>
+      </w:r>
+    </w:p>
+    <w:p>
+      <w:pPr>
+        <w:pStyle w:val="BodyText"/>
+      </w:pPr>
+      <w:r>
+        <w:rPr>
+          <w:rFonts w:hint="eastAsia"/>
+        </w:rPr>
+        <w:t xml:space="preserve">欧洲企业嘴上谈脱钩，资本却在加倍押注中国。最强的一手证据：</w:t>
+      </w:r>
+      <w:hyperlink r:id="rId36">
+        <w:r>
+          <w:rPr>
+            <w:rStyle w:val="Hyperlink"/>
+          </w:rPr>
+          <w:t xml:space="preserve">BASF </w:t>
+        </w:r>
+        <w:r>
+          <w:rPr>
+            <w:rStyle w:val="Hyperlink"/>
+            <w:rFonts w:hint="eastAsia"/>
+          </w:rPr>
+          <w:t xml:space="preserve">于</w:t>
+        </w:r>
+        <w:r>
+          <w:rPr>
+            <w:rStyle w:val="Hyperlink"/>
+          </w:rPr>
+          <w:t xml:space="preserve"> 2026 </w:t>
+        </w:r>
+        <w:r>
+          <w:rPr>
+            <w:rStyle w:val="Hyperlink"/>
+            <w:rFonts w:hint="eastAsia"/>
+          </w:rPr>
+          <w:t xml:space="preserve">年</w:t>
+        </w:r>
+        <w:r>
+          <w:rPr>
+            <w:rStyle w:val="Hyperlink"/>
+          </w:rPr>
+          <w:t xml:space="preserve"> 3 </w:t>
+        </w:r>
+        <w:r>
+          <w:rPr>
+            <w:rStyle w:val="Hyperlink"/>
+            <w:rFonts w:hint="eastAsia"/>
+          </w:rPr>
+          <w:t xml:space="preserve">月</w:t>
+        </w:r>
+        <w:r>
+          <w:rPr>
+            <w:rStyle w:val="Hyperlink"/>
+          </w:rPr>
+          <w:t xml:space="preserve"> 26 </w:t>
+        </w:r>
+        <w:r>
+          <w:rPr>
+            <w:rStyle w:val="Hyperlink"/>
+            <w:rFonts w:hint="eastAsia"/>
+          </w:rPr>
+          <w:t xml:space="preserve">日正式投产中国湛江一体化</w:t>
+        </w:r>
+        <w:r>
+          <w:rPr>
+            <w:rStyle w:val="Hyperlink"/>
+          </w:rPr>
+          <w:t xml:space="preserve"> Verbund </w:t>
+        </w:r>
+        <w:r>
+          <w:rPr>
+            <w:rStyle w:val="Hyperlink"/>
+            <w:rFonts w:hint="eastAsia"/>
+          </w:rPr>
+          <w:t xml:space="preserve">基地</w:t>
+        </w:r>
+      </w:hyperlink>
+      <w:r>
+        <w:rPr>
+          <w:rFonts w:hint="eastAsia"/>
+        </w:rPr>
+        <w:t xml:space="preserve">，总投资</w:t>
+      </w:r>
+      <w:r>
+        <w:t xml:space="preserve"> </w:t>
+      </w:r>
+      <w:r>
+        <w:rPr>
+          <w:b/>
+          <w:bCs/>
+        </w:rPr>
+        <w:t xml:space="preserve">87 </w:t>
+      </w:r>
+      <w:r>
+        <w:rPr>
+          <w:rFonts w:hint="eastAsia"/>
+          <w:b/>
+          <w:bCs/>
+        </w:rPr>
+        <w:t xml:space="preserve">亿欧元</w:t>
+      </w:r>
+      <w:r>
+        <w:rPr>
+          <w:rFonts w:hint="eastAsia"/>
+        </w:rPr>
+        <w:t xml:space="preserve">（约合</w:t>
+      </w:r>
+      <w:r>
+        <w:t xml:space="preserve"> 100 </w:t>
+      </w:r>
+      <w:r>
+        <w:rPr>
+          <w:rFonts w:hint="eastAsia"/>
+        </w:rPr>
+        <w:t xml:space="preserve">亿美元），18</w:t>
+      </w:r>
+      <w:r>
+        <w:t xml:space="preserve"> </w:t>
+      </w:r>
+      <w:r>
+        <w:rPr>
+          <w:rFonts w:hint="eastAsia"/>
+        </w:rPr>
+        <w:t xml:space="preserve">套装置、32</w:t>
+      </w:r>
+      <w:r>
+        <w:t xml:space="preserve"> </w:t>
+      </w:r>
+      <w:r>
+        <w:rPr>
+          <w:rFonts w:hint="eastAsia"/>
+        </w:rPr>
+        <w:t xml:space="preserve">条生产线、年产乙烯</w:t>
+      </w:r>
+      <w:r>
+        <w:t xml:space="preserve"> 100 </w:t>
+      </w:r>
+      <w:r>
+        <w:rPr>
+          <w:rFonts w:hint="eastAsia"/>
+        </w:rPr>
+        <w:t xml:space="preserve">万吨，是</w:t>
+      </w:r>
+      <w:r>
+        <w:t xml:space="preserve"> BASF </w:t>
+      </w:r>
+      <w:r>
+        <w:rPr>
+          <w:rFonts w:hint="eastAsia"/>
+        </w:rPr>
+        <w:t xml:space="preserve">在中国有史以来最大投资，也是其全球三大</w:t>
       </w:r>
       <w:r>
         <w:t xml:space="preserve"> Verbund </w:t>
@@ -2579,34 +3383,7 @@
         <w:rPr>
           <w:rFonts w:hint="eastAsia"/>
         </w:rPr>
-        <w:t xml:space="preserve">基地，北美最大单项投资是路易斯安那州</w:t>
-      </w:r>
-      <w:r>
-        <w:t xml:space="preserve"> Geismar MDI </w:t>
-      </w:r>
-      <w:r>
-        <w:rPr>
-          <w:rFonts w:hint="eastAsia"/>
-        </w:rPr>
-        <w:t xml:space="preserve">扩产（约</w:t>
-      </w:r>
-      <w:r>
-        <w:t xml:space="preserve"> 10 </w:t>
-      </w:r>
-      <w:r>
-        <w:rPr>
-          <w:rFonts w:hint="eastAsia"/>
-        </w:rPr>
-        <w:t xml:space="preserve">亿美元，2026</w:t>
-      </w:r>
-      <w:r>
-        <w:t xml:space="preserve"> </w:t>
-      </w:r>
-      <w:r>
-        <w:rPr>
-          <w:rFonts w:hint="eastAsia"/>
-        </w:rPr>
-        <w:t xml:space="preserve">年投产）。</w:t>
+        <w:t xml:space="preserve">基地之一。这不是”将欧洲产能迁往中国”，而是”在中国为中国市场建立独立的生产体系”——两者性质不同，但都意味着欧洲本土不再是全球化工投资的优先选项。</w:t>
       </w:r>
     </w:p>
     <w:p>
@@ -2615,158 +3392,499 @@
       </w:pPr>
       <w:r>
         <w:rPr>
-          <w:rFonts w:hint="eastAsia"/>
-        </w:rPr>
-        <w:t xml:space="preserve">驱动外迁的最直接经济激励是能源成本差距：</w:t>
-      </w:r>
-      <w:hyperlink r:id="rId29">
-        <w:r>
-          <w:rPr>
-            <w:rStyle w:val="Hyperlink"/>
-          </w:rPr>
-          <w:t xml:space="preserve">EIA </w:t>
-        </w:r>
+          <w:b/>
+          <w:bCs/>
+        </w:rPr>
+        <w:t xml:space="preserve">→ </w:t>
+      </w:r>
+      <w:r>
+        <w:rPr>
+          <w:rFonts w:hint="eastAsia"/>
+          <w:b/>
+          <w:bCs/>
+        </w:rPr>
+        <w:t xml:space="preserve">中东：反向流动——海湾资本在收购欧洲资产</w:t>
+      </w:r>
+    </w:p>
+    <w:p>
+      <w:pPr>
+        <w:pStyle w:val="BodyText"/>
+      </w:pPr>
+      <w:r>
+        <w:rPr>
+          <w:rFonts w:hint="eastAsia"/>
+        </w:rPr>
+        <w:t xml:space="preserve">与通常想象的”欧洲企业去中东建厂”相反，实际发生的是海湾国家通过资本收购控制欧洲产业资产，同时关闭欧洲高成本装置。两个最硬的案例：</w:t>
+      </w:r>
+    </w:p>
+    <w:p>
+      <w:pPr>
+        <w:pStyle w:val="BodyText"/>
+      </w:pPr>
+      <w:r>
+        <w:rPr>
+          <w:rFonts w:hint="eastAsia"/>
+        </w:rPr>
+        <w:t xml:space="preserve">第一，</w:t>
+      </w:r>
+      <w:hyperlink r:id="rId37">
         <w:r>
           <w:rPr>
             <w:rStyle w:val="Hyperlink"/>
             <w:rFonts w:hint="eastAsia"/>
           </w:rPr>
-          <w:t xml:space="preserve">2025年数据</w:t>
+          <w:t xml:space="preserve">阿联酋</w:t>
+        </w:r>
+        <w:r>
+          <w:rPr>
+            <w:rStyle w:val="Hyperlink"/>
+          </w:rPr>
+          <w:t xml:space="preserve"> ADNOC </w:t>
+        </w:r>
+        <w:r>
+          <w:rPr>
+            <w:rStyle w:val="Hyperlink"/>
+            <w:rFonts w:hint="eastAsia"/>
+          </w:rPr>
+          <w:t xml:space="preserve">于</w:t>
+        </w:r>
+        <w:r>
+          <w:rPr>
+            <w:rStyle w:val="Hyperlink"/>
+          </w:rPr>
+          <w:t xml:space="preserve"> 2024 </w:t>
+        </w:r>
+        <w:r>
+          <w:rPr>
+            <w:rStyle w:val="Hyperlink"/>
+            <w:rFonts w:hint="eastAsia"/>
+          </w:rPr>
+          <w:t xml:space="preserve">年</w:t>
+        </w:r>
+        <w:r>
+          <w:rPr>
+            <w:rStyle w:val="Hyperlink"/>
+          </w:rPr>
+          <w:t xml:space="preserve"> 10 </w:t>
+        </w:r>
+        <w:r>
+          <w:rPr>
+            <w:rStyle w:val="Hyperlink"/>
+            <w:rFonts w:hint="eastAsia"/>
+          </w:rPr>
+          <w:t xml:space="preserve">月</w:t>
+        </w:r>
+        <w:r>
+          <w:rPr>
+            <w:rStyle w:val="Hyperlink"/>
+          </w:rPr>
+          <w:t xml:space="preserve"> 1 </w:t>
+        </w:r>
+        <w:r>
+          <w:rPr>
+            <w:rStyle w:val="Hyperlink"/>
+            <w:rFonts w:hint="eastAsia"/>
+          </w:rPr>
+          <w:t xml:space="preserve">日完成对德国化工巨头科思创（Covestro）的收购</w:t>
         </w:r>
       </w:hyperlink>
       <w:r>
         <w:rPr>
           <w:rFonts w:hint="eastAsia"/>
         </w:rPr>
-        <w:t xml:space="preserve">显示美国</w:t>
-      </w:r>
-      <w:r>
-        <w:t xml:space="preserve"> Henry Hub 2025 </w:t>
-      </w:r>
-      <w:r>
-        <w:rPr>
-          <w:rFonts w:hint="eastAsia"/>
-        </w:rPr>
-        <w:t xml:space="preserve">年均价约</w:t>
-      </w:r>
-      <w:r>
-        <w:t xml:space="preserve"> </w:t>
-      </w:r>
-      <w:r>
-        <w:rPr>
-          <w:b/>
-          <w:bCs/>
-        </w:rPr>
-        <w:t xml:space="preserve">$3.5/MMBtu</w:t>
-      </w:r>
-      <w:r>
-        <w:rPr>
-          <w:rFonts w:hint="eastAsia"/>
-        </w:rPr>
-        <w:t xml:space="preserve">，德国</w:t>
-      </w:r>
-      <w:r>
-        <w:t xml:space="preserve"> TTF </w:t>
-      </w:r>
-      <w:r>
-        <w:rPr>
-          <w:rFonts w:hint="eastAsia"/>
-        </w:rPr>
-        <w:t xml:space="preserve">约</w:t>
-      </w:r>
-      <w:r>
-        <w:t xml:space="preserve"> </w:t>
-      </w:r>
-      <w:r>
-        <w:rPr>
-          <w:b/>
-          <w:bCs/>
-        </w:rPr>
-        <w:t xml:space="preserve">$12–15/MMBtu</w:t>
-      </w:r>
-      <w:r>
-        <w:rPr>
-          <w:rFonts w:hint="eastAsia"/>
-        </w:rPr>
-        <w:t xml:space="preserve">，差距约</w:t>
-      </w:r>
-      <w:r>
-        <w:t xml:space="preserve"> </w:t>
-      </w:r>
-      <w:r>
-        <w:rPr>
-          <w:b/>
-          <w:bCs/>
-        </w:rPr>
-        <w:t xml:space="preserve">3–4 </w:t>
-      </w:r>
-      <w:r>
-        <w:rPr>
-          <w:rFonts w:hint="eastAsia"/>
-          <w:b/>
-          <w:bCs/>
-        </w:rPr>
-        <w:t xml:space="preserve">倍</w:t>
-      </w:r>
-      <w:r>
-        <w:rPr>
-          <w:rFonts w:hint="eastAsia"/>
-        </w:rPr>
-        <w:t xml:space="preserve">。在这个成本结构下，能源密集型化工生产在德国本土维持盈利变得系统性困难。</w:t>
-      </w:r>
-      <w:hyperlink r:id="rId30">
-        <w:r>
-          <w:rPr>
-            <w:rStyle w:val="Hyperlink"/>
-          </w:rPr>
-          <w:t xml:space="preserve">Bruegel </w:t>
-        </w:r>
+        <w:t xml:space="preserve">，总价约</w:t>
+      </w:r>
+      <w:r>
+        <w:t xml:space="preserve"> </w:t>
+      </w:r>
+      <w:r>
+        <w:rPr>
+          <w:b/>
+          <w:bCs/>
+        </w:rPr>
+        <w:t xml:space="preserve">164 </w:t>
+      </w:r>
+      <w:r>
+        <w:rPr>
+          <w:rFonts w:hint="eastAsia"/>
+          <w:b/>
+          <w:bCs/>
+        </w:rPr>
+        <w:t xml:space="preserve">亿美元（147</w:t>
+      </w:r>
+      <w:r>
+        <w:rPr>
+          <w:b/>
+          <w:bCs/>
+        </w:rPr>
+        <w:t xml:space="preserve"> </w:t>
+      </w:r>
+      <w:r>
+        <w:rPr>
+          <w:rFonts w:hint="eastAsia"/>
+          <w:b/>
+          <w:bCs/>
+        </w:rPr>
+        <w:t xml:space="preserve">亿欧元）</w:t>
+      </w:r>
+      <w:r>
+        <w:rPr>
+          <w:rFonts w:hint="eastAsia"/>
+        </w:rPr>
+        <w:t xml:space="preserve">，是</w:t>
+      </w:r>
+      <w:r>
+        <w:t xml:space="preserve"> ADNOC </w:t>
+      </w:r>
+      <w:r>
+        <w:rPr>
+          <w:rFonts w:hint="eastAsia"/>
+        </w:rPr>
+        <w:t xml:space="preserve">有史以来最大收购。科思创是全球聚碳酸酯和聚氨酯前体的主要生产商，员工</w:t>
+      </w:r>
+      <w:r>
+        <w:t xml:space="preserve"> 17500 </w:t>
+      </w:r>
+      <w:r>
+        <w:rPr>
+          <w:rFonts w:hint="eastAsia"/>
+        </w:rPr>
+        <w:t xml:space="preserve">人，49</w:t>
+      </w:r>
+      <w:r>
+        <w:t xml:space="preserve"> </w:t>
+      </w:r>
+      <w:r>
+        <w:rPr>
+          <w:rFonts w:hint="eastAsia"/>
+        </w:rPr>
+        <w:t xml:space="preserve">个全球生产基地——欧洲核心化工资产通过资本市场转移到海湾主权基金手中。</w:t>
+      </w:r>
+    </w:p>
+    <w:p>
+      <w:pPr>
+        <w:pStyle w:val="BodyText"/>
+      </w:pPr>
+      <w:r>
+        <w:rPr>
+          <w:rFonts w:hint="eastAsia"/>
+        </w:rPr>
+        <w:t xml:space="preserve">第二，</w:t>
+      </w:r>
+      <w:hyperlink r:id="rId38">
         <w:r>
           <w:rPr>
             <w:rStyle w:val="Hyperlink"/>
             <w:rFonts w:hint="eastAsia"/>
           </w:rPr>
-          <w:t xml:space="preserve">的部门结构数据</w:t>
+          <w:t xml:space="preserve">沙特</w:t>
+        </w:r>
+        <w:r>
+          <w:rPr>
+            <w:rStyle w:val="Hyperlink"/>
+          </w:rPr>
+          <w:t xml:space="preserve"> SABIC </w:t>
+        </w:r>
+        <w:r>
+          <w:rPr>
+            <w:rStyle w:val="Hyperlink"/>
+            <w:rFonts w:hint="eastAsia"/>
+          </w:rPr>
+          <w:t xml:space="preserve">于</w:t>
+        </w:r>
+        <w:r>
+          <w:rPr>
+            <w:rStyle w:val="Hyperlink"/>
+          </w:rPr>
+          <w:t xml:space="preserve"> 2024 </w:t>
+        </w:r>
+        <w:r>
+          <w:rPr>
+            <w:rStyle w:val="Hyperlink"/>
+            <w:rFonts w:hint="eastAsia"/>
+          </w:rPr>
+          <w:t xml:space="preserve">年</w:t>
+        </w:r>
+        <w:r>
+          <w:rPr>
+            <w:rStyle w:val="Hyperlink"/>
+          </w:rPr>
+          <w:t xml:space="preserve"> 4 </w:t>
+        </w:r>
+        <w:r>
+          <w:rPr>
+            <w:rStyle w:val="Hyperlink"/>
+            <w:rFonts w:hint="eastAsia"/>
+          </w:rPr>
+          <w:t xml:space="preserve">月正式关闭荷兰</w:t>
+        </w:r>
+        <w:r>
+          <w:rPr>
+            <w:rStyle w:val="Hyperlink"/>
+          </w:rPr>
+          <w:t xml:space="preserve"> Geleen </w:t>
+        </w:r>
+        <w:r>
+          <w:rPr>
+            <w:rStyle w:val="Hyperlink"/>
+            <w:rFonts w:hint="eastAsia"/>
+          </w:rPr>
+          <w:t xml:space="preserve">裂解装置</w:t>
         </w:r>
       </w:hyperlink>
       <w:r>
         <w:rPr>
           <w:rFonts w:hint="eastAsia"/>
         </w:rPr>
-        <w:t xml:space="preserve">显示化工/金属/矿物/纸消费约</w:t>
-      </w:r>
-      <w:r>
-        <w:t xml:space="preserve"> 65% </w:t>
-      </w:r>
-      <w:r>
-        <w:rPr>
-          <w:rFonts w:hint="eastAsia"/>
-        </w:rPr>
-        <w:t xml:space="preserve">的</w:t>
-      </w:r>
-      <w:r>
-        <w:t xml:space="preserve"> EU </w:t>
-      </w:r>
-      <w:r>
-        <w:rPr>
-          <w:rFonts w:hint="eastAsia"/>
-        </w:rPr>
-        <w:t xml:space="preserve">工业天然气，是欧洲工业中最暴露的部门群。</w:t>
-      </w:r>
-    </w:p>
-    <w:bookmarkStart w:id="38" w:name="外迁去哪里不同产业有不同目的地"/>
+        <w:t xml:space="preserve">，乙烯产能</w:t>
+      </w:r>
+      <w:r>
+        <w:t xml:space="preserve"> 55 </w:t>
+      </w:r>
+      <w:r>
+        <w:rPr>
+          <w:rFonts w:hint="eastAsia"/>
+        </w:rPr>
+        <w:t xml:space="preserve">万吨/年永久退出。SABIC</w:t>
+      </w:r>
+      <w:r>
+        <w:t xml:space="preserve"> </w:t>
+      </w:r>
+      <w:r>
+        <w:rPr>
+          <w:rFonts w:hint="eastAsia"/>
+        </w:rPr>
+        <w:t xml:space="preserve">明确将其归因于”欧洲市场条件”——低成本原料在沙特本土更具竞争力，没有理由在欧洲维持高成本生产。2026年1月，</w:t>
+      </w:r>
+      <w:hyperlink r:id="rId39">
+        <w:r>
+          <w:rPr>
+            <w:rStyle w:val="Hyperlink"/>
+            <w:rFonts w:hint="eastAsia"/>
+          </w:rPr>
+          <w:t xml:space="preserve">SABIC一次性完成对欧洲全部石化制造资产的清仓式出售</w:t>
+        </w:r>
+      </w:hyperlink>
+      <w:r>
+        <w:rPr>
+          <w:rFonts w:hint="eastAsia"/>
+        </w:rPr>
+        <w:t xml:space="preserve">：欧洲聚烯烃业务以5亿美元出售给Aequita（慕尼黑私募），欧洲+美洲工程热塑性塑料业务以4.5亿美元出售给Mutares（慕尼黑私募）。合计约9.5亿美元——化工界称之为”賤賣”（selling</w:t>
+      </w:r>
+      <w:r>
+        <w:t xml:space="preserve"> on the </w:t>
+      </w:r>
+      <w:r>
+        <w:rPr>
+          <w:rFonts w:hint="eastAsia"/>
+        </w:rPr>
+        <w:t xml:space="preserve">cheap）。Argaam（阿拉伯语沙特财经媒体）对SABIC</w:t>
+      </w:r>
+      <w:r>
+        <w:t xml:space="preserve"> </w:t>
+      </w:r>
+      <w:r>
+        <w:rPr>
+          <w:rFonts w:hint="eastAsia"/>
+        </w:rPr>
+        <w:t xml:space="preserve">2026年战略的报道称其明确定位为”从沙特出口”而非”在欧洲本地生产”。这是海湾国家对欧洲的战略定位从”在欧建厂”转向”欧洲是出口市场”的最清晰案例。</w:t>
+      </w:r>
+    </w:p>
+    <w:p>
+      <w:pPr>
+        <w:pStyle w:val="BodyText"/>
+      </w:pPr>
+      <w:r>
+        <w:rPr>
+          <w:rFonts w:hint="eastAsia"/>
+        </w:rPr>
+        <w:t xml:space="preserve">这两个案例揭示的是同一个方向：能源成本结构使欧洲成为化工的</w:t>
+      </w:r>
+      <w:r>
+        <w:rPr>
+          <w:rFonts w:hint="eastAsia"/>
+          <w:b/>
+          <w:bCs/>
+        </w:rPr>
+        <w:t xml:space="preserve">消费市场</w:t>
+      </w:r>
+      <w:r>
+        <w:rPr>
+          <w:rFonts w:hint="eastAsia"/>
+        </w:rPr>
+        <w:t xml:space="preserve">而非</w:t>
+      </w:r>
+      <w:r>
+        <w:rPr>
+          <w:rFonts w:hint="eastAsia"/>
+          <w:b/>
+          <w:bCs/>
+        </w:rPr>
+        <w:t xml:space="preserve">生产基地</w:t>
+      </w:r>
+      <w:r>
+        <w:rPr>
+          <w:rFonts w:hint="eastAsia"/>
+        </w:rPr>
+        <w:t xml:space="preserve">，海湾国家通过低成本能源优势同时做两件事——收购有价值的欧洲品牌技术，关闭不再经济的欧洲产能。</w:t>
+      </w:r>
+    </w:p>
+    <w:p>
+      <w:pPr>
+        <w:pStyle w:val="BodyText"/>
+      </w:pPr>
+      <w:r>
+        <w:rPr>
+          <w:b/>
+          <w:bCs/>
+        </w:rPr>
+        <w:t xml:space="preserve">→ </w:t>
+      </w:r>
+      <w:r>
+        <w:rPr>
+          <w:rFonts w:hint="eastAsia"/>
+          <w:b/>
+          <w:bCs/>
+        </w:rPr>
+        <w:t xml:space="preserve">印度与东南亚：非主要目的地</w:t>
+      </w:r>
+    </w:p>
+    <w:p>
+      <w:pPr>
+        <w:pStyle w:val="BodyText"/>
+      </w:pPr>
+      <w:r>
+        <w:rPr>
+          <w:rFonts w:hint="eastAsia"/>
+        </w:rPr>
+        <w:t xml:space="preserve">印度更适合接收劳动密集型和制药原料药类产业，承接欧洲重化工的产业基础不在——基础设施差距、监管不确定性、EU-India</w:t>
+      </w:r>
+      <w:r>
+        <w:t xml:space="preserve"> FTA </w:t>
+      </w:r>
+      <w:r>
+        <w:rPr>
+          <w:rFonts w:hint="eastAsia"/>
+        </w:rPr>
+        <w:t xml:space="preserve">尚未签署。东南亚已经是”中国+1”的电子组装接收地（越南、马来西亚），但承接欧洲钢铁/化工的产业条件不具备。两者对欧洲工业外迁的吸引力，在</w:t>
+      </w:r>
+      <w:r>
+        <w:t xml:space="preserve"> 2026 </w:t>
+      </w:r>
+      <w:r>
+        <w:rPr>
+          <w:rFonts w:hint="eastAsia"/>
+        </w:rPr>
+        <w:t xml:space="preserve">年的时间节点上，基本可以排除在主要目的地之外。</w:t>
+      </w:r>
+    </w:p>
+    <w:p>
+      <w:pPr>
+        <w:pStyle w:val="BodyText"/>
+      </w:pPr>
+      <w:r>
+        <w:rPr>
+          <w:rFonts w:hint="eastAsia"/>
+          <w:b/>
+          <w:bCs/>
+        </w:rPr>
+        <w:t xml:space="preserve">新的意外变量：霍尔木兹危机同时打断海湾出口</w:t>
+      </w:r>
+    </w:p>
+    <w:p>
+      <w:pPr>
+        <w:pStyle w:val="BodyText"/>
+      </w:pPr>
+      <w:r>
+        <w:rPr>
+          <w:rFonts w:hint="eastAsia"/>
+        </w:rPr>
+        <w:t xml:space="preserve">上述”海湾出口弥补欧洲产能”的逻辑存在一个在2026年初才浮现的结构性矛盾。</w:t>
+      </w:r>
+      <w:hyperlink r:id="rId40">
+        <w:r>
+          <w:rPr>
+            <w:rStyle w:val="Hyperlink"/>
+            <w:rFonts w:hint="eastAsia"/>
+          </w:rPr>
+          <w:t xml:space="preserve">沙特阿美-陶氏合资Sadara化工公司（朱拜勒，年产约300万吨）于2026年3月底因霍尔木兹供应链中断宣布停产</w:t>
+        </w:r>
+      </w:hyperlink>
+      <w:r>
+        <w:rPr>
+          <w:rFonts w:hint="eastAsia"/>
+        </w:rPr>
+        <w:t xml:space="preserve">（Bloomberg</w:t>
+      </w:r>
+      <w:r>
+        <w:t xml:space="preserve"> </w:t>
+      </w:r>
+      <w:r>
+        <w:rPr>
+          <w:rFonts w:hint="eastAsia"/>
+        </w:rPr>
+        <w:t xml:space="preserve">2026-03-31）——这座号称海湾区最大化工综合体的工厂，因其自身的供应链就依赖霍尔木兹通道，无法在海峡封锁期间正常运营。这个事件揭示了一个层次更深的脆弱性：欧洲去工业化留下的产能缺口，原本预期由海湾出口填补；但一旦触发欧洲危机的同一个地缘政治事件（霍尔木兹封锁），就能同时打断海湾供应方的产出——危机和替代来源绑在同一条传导链上。</w:t>
+      </w:r>
+    </w:p>
+    <w:p>
+      <w:pPr>
+        <w:pStyle w:val="BodyText"/>
+      </w:pPr>
+      <w:r>
+        <w:rPr>
+          <w:rFonts w:hint="eastAsia"/>
+          <w:b/>
+          <w:bCs/>
+        </w:rPr>
+        <w:t xml:space="preserve">底线</w:t>
+      </w:r>
+      <w:r>
+        <w:rPr>
+          <w:rFonts w:hint="eastAsia"/>
+        </w:rPr>
+        <w:t xml:space="preserve">：欧洲去工业化的目的地不是统一的——能源密集型化工随价差流向美国和被中东收购；绿色制造在美欧之间争夺；汽车产能在美国/中国分别扩张；欧洲本土保留的是高附加值、依赖技能和制度的制造环节。</w:t>
+      </w:r>
+      <w:r>
+        <w:rPr>
+          <w:rFonts w:hint="eastAsia"/>
+        </w:rPr>
+        <w:t xml:space="preserve">“去工业化”</w:t>
+      </w:r>
+      <w:r>
+        <w:rPr>
+          <w:rFonts w:hint="eastAsia"/>
+        </w:rPr>
+        <w:t xml:space="preserve">描述的不是整体迁移，而是</w:t>
+      </w:r>
+      <w:r>
+        <w:rPr>
+          <w:rFonts w:hint="eastAsia"/>
+          <w:b/>
+          <w:bCs/>
+        </w:rPr>
+        <w:t xml:space="preserve">产业链在全球重新落位</w:t>
+      </w:r>
+      <w:r>
+        <w:rPr>
+          <w:rFonts w:hint="eastAsia"/>
+        </w:rPr>
+        <w:t xml:space="preserve">，欧洲在这个过程中丢失的是能源密集的中间段。</w:t>
+      </w:r>
+    </w:p>
+    <w:bookmarkEnd w:id="41"/>
+    <w:bookmarkStart w:id="60" w:name="下游产业的三层传导谁能走谁只能承压"/>
     <w:p>
       <w:pPr>
         <w:pStyle w:val="Heading3"/>
       </w:pPr>
       <w:r>
-        <w:t xml:space="preserve">3.1 </w:t>
-      </w:r>
-      <w:r>
-        <w:rPr>
-          <w:rFonts w:hint="eastAsia"/>
-        </w:rPr>
-        <w:t xml:space="preserve">外迁去哪里：不同产业有不同目的地</w:t>
+        <w:t xml:space="preserve">3.2 </w:t>
+      </w:r>
+      <w:r>
+        <w:rPr>
+          <w:rFonts w:hint="eastAsia"/>
+        </w:rPr>
+        <w:t xml:space="preserve">下游产业的三层传导：谁能走，谁只能承压</w:t>
       </w:r>
     </w:p>
     <w:p>
@@ -2774,22 +3892,13 @@
         <w:pStyle w:val="FirstParagraph"/>
       </w:pPr>
       <w:r>
-        <w:rPr>
-          <w:rFonts w:hint="eastAsia"/>
-        </w:rPr>
-        <w:t xml:space="preserve">这是报告中最容易被回避的问题。</w:t>
-      </w:r>
-      <w:r>
-        <w:rPr>
-          <w:rFonts w:hint="eastAsia"/>
-        </w:rPr>
-        <w:t xml:space="preserve">“外迁是最硬的证据”</w:t>
-      </w:r>
-      <w:r>
-        <w:rPr>
-          <w:rFonts w:hint="eastAsia"/>
-        </w:rPr>
-        <w:t xml:space="preserve">——但外迁到哪里，不是一个统一答案。</w:t>
+        <w:t xml:space="preserve">§3.1 </w:t>
+      </w:r>
+      <w:r>
+        <w:rPr>
+          <w:rFonts w:hint="eastAsia"/>
+        </w:rPr>
+        <w:t xml:space="preserve">讲的是裂解厂和基础化工品的去向。但油气化工是大量下游产业的原料来源，冲击并不止于此。理解欧洲工业损伤的真实规模，需要把传导链完整走一遍。</w:t>
       </w:r>
     </w:p>
     <w:p>
@@ -2798,1147 +3907,301 @@
       </w:pPr>
       <w:r>
         <w:rPr>
-          <w:b/>
-          <w:bCs/>
-        </w:rPr>
-        <w:t xml:space="preserve">→ </w:t>
-      </w:r>
-      <w:r>
-        <w:rPr>
-          <w:rFonts w:hint="eastAsia"/>
-          <w:b/>
-          <w:bCs/>
-        </w:rPr>
-        <w:t xml:space="preserve">美国：能源密集型化工的主要目的地</w:t>
+          <w:rFonts w:hint="eastAsia"/>
+          <w:b/>
+          <w:bCs/>
+        </w:rPr>
+        <w:t xml:space="preserve">第一层（裂解/基础化工）已经发生的规模远超想象</w:t>
       </w:r>
     </w:p>
     <w:p>
       <w:pPr>
         <w:pStyle w:val="BodyText"/>
       </w:pPr>
-      <w:r>
-        <w:rPr>
-          <w:rFonts w:hint="eastAsia"/>
-        </w:rPr>
-        <w:t xml:space="preserve">能源价差叠加美国《通胀削减法案》（IRA，</w:t>
-      </w:r>
-      <w:hyperlink r:id="rId31">
-        <w:r>
-          <w:rPr>
-            <w:rStyle w:val="Hyperlink"/>
-          </w:rPr>
-          <w:t xml:space="preserve">$3690 </w:t>
-        </w:r>
+      <w:hyperlink r:id="rId42">
         <w:r>
           <w:rPr>
             <w:rStyle w:val="Hyperlink"/>
             <w:rFonts w:hint="eastAsia"/>
           </w:rPr>
-          <w:t xml:space="preserve">亿美元清洁能源补贴，CBO/JCT</w:t>
-        </w:r>
-        <w:r>
-          <w:rPr>
-            <w:rStyle w:val="Hyperlink"/>
-          </w:rPr>
-          <w:t xml:space="preserve"> </w:t>
+          <w:t xml:space="preserve">CEFIC（欧洲化学工业协会）2022–2025年化工关闭与投资雷达</w:t>
+        </w:r>
+      </w:hyperlink>
+      <w:r>
+        <w:rPr>
+          <w:rFonts w:hint="eastAsia"/>
+        </w:rPr>
+        <w:t xml:space="preserve">显示：四年内欧洲宣布关闭的化工产能累计</w:t>
+      </w:r>
+      <w:r>
+        <w:t xml:space="preserve"> </w:t>
+      </w:r>
+      <w:r>
+        <w:rPr>
+          <w:rFonts w:hint="eastAsia"/>
+          <w:b/>
+          <w:bCs/>
+        </w:rPr>
+        <w:t xml:space="preserve">3700万吨</w:t>
+      </w:r>
+      <w:r>
+        <w:rPr>
+          <w:rFonts w:hint="eastAsia"/>
+        </w:rPr>
+        <w:t xml:space="preserve">，占欧洲化工总产能的</w:t>
+      </w:r>
+      <w:r>
+        <w:t xml:space="preserve"> </w:t>
+      </w:r>
+      <w:r>
+        <w:rPr>
+          <w:b/>
+          <w:bCs/>
+        </w:rPr>
+        <w:t xml:space="preserve">9%</w:t>
+      </w:r>
+      <w:r>
+        <w:rPr>
+          <w:rFonts w:hint="eastAsia"/>
+        </w:rPr>
+        <w:t xml:space="preserve">；其中上游石化占关闭量的</w:t>
+      </w:r>
+      <w:r>
+        <w:t xml:space="preserve"> </w:t>
+      </w:r>
+      <w:r>
+        <w:rPr>
+          <w:rFonts w:hint="eastAsia"/>
+        </w:rPr>
+        <w:t xml:space="preserve">48%（约1780万吨）。同期，新增资本开支从2022年的</w:t>
+      </w:r>
+      <w:r>
+        <w:t xml:space="preserve"> </w:t>
+      </w:r>
+      <w:r>
+        <w:rPr>
+          <w:rFonts w:hint="eastAsia"/>
+          <w:b/>
+          <w:bCs/>
+        </w:rPr>
+        <w:t xml:space="preserve">76亿欧元</w:t>
+      </w:r>
+      <w:r>
+        <w:rPr>
+          <w:rFonts w:hint="eastAsia"/>
+        </w:rPr>
+        <w:t xml:space="preserve">崩至2025年的</w:t>
+      </w:r>
+      <w:r>
+        <w:t xml:space="preserve"> </w:t>
+      </w:r>
+      <w:r>
+        <w:rPr>
+          <w:rFonts w:hint="eastAsia"/>
+          <w:b/>
+          <w:bCs/>
+        </w:rPr>
+        <w:t xml:space="preserve">15亿欧元</w:t>
+      </w:r>
+      <w:r>
+        <w:rPr>
+          <w:rFonts w:hint="eastAsia"/>
+        </w:rPr>
+        <w:t xml:space="preserve">，跌幅81%。直接失业约2万个岗位，间接受威胁岗位约8.9万个。</w:t>
+      </w:r>
+    </w:p>
+    <w:p>
+      <w:pPr>
+        <w:pStyle w:val="BodyText"/>
+      </w:pPr>
+      <w:hyperlink r:id="rId43">
+        <w:r>
+          <w:rPr>
+            <w:rStyle w:val="Hyperlink"/>
+          </w:rPr>
+          <w:t xml:space="preserve">CEFIC </w:t>
         </w:r>
         <w:r>
           <w:rPr>
             <w:rStyle w:val="Hyperlink"/>
             <w:rFonts w:hint="eastAsia"/>
           </w:rPr>
-          <w:t xml:space="preserve">官方测算</w:t>
+          <w:t xml:space="preserve">2026年1月更新报告</w:t>
         </w:r>
       </w:hyperlink>
       <w:r>
         <w:rPr>
           <w:rFonts w:hint="eastAsia"/>
         </w:rPr>
-        <w:t xml:space="preserve">）的双重拉力，使美国成为欧洲能源密集型产业外迁的首选。最重要的量化证据来自</w:t>
-      </w:r>
-      <w:r>
-        <w:t xml:space="preserve"> </w:t>
-      </w:r>
-      <w:hyperlink r:id="rId32">
-        <w:r>
-          <w:rPr>
-            <w:rStyle w:val="Hyperlink"/>
-          </w:rPr>
-          <w:t xml:space="preserve">Bruegel × Rhodium </w:t>
-        </w:r>
+        <w:t xml:space="preserve">（涵盖至2025年12月）给出了更令人警觉的趋势：年度关闭速度从2022年的</w:t>
+      </w:r>
+      <w:r>
+        <w:rPr>
+          <w:rFonts w:hint="eastAsia"/>
+          <w:b/>
+          <w:bCs/>
+        </w:rPr>
+        <w:t xml:space="preserve">290万吨/年急升至2025年的1720万吨/年——6年内增速6倍</w:t>
+      </w:r>
+      <w:r>
+        <w:rPr>
+          <w:rFonts w:hint="eastAsia"/>
+        </w:rPr>
+        <w:t xml:space="preserve">；而新增投资量从2022年的</w:t>
+      </w:r>
+      <w:r>
+        <w:rPr>
+          <w:rFonts w:hint="eastAsia"/>
+          <w:b/>
+          <w:bCs/>
+        </w:rPr>
+        <w:t xml:space="preserve">270万吨/年崩至2025年的30万吨/年</w:t>
+      </w:r>
+      <w:r>
+        <w:rPr>
+          <w:rFonts w:hint="eastAsia"/>
+        </w:rPr>
+        <w:t xml:space="preserve">（跌幅89%）。Eurostat</w:t>
+      </w:r>
+      <w:r>
+        <w:t xml:space="preserve"> </w:t>
+      </w:r>
+      <w:r>
+        <w:rPr>
+          <w:rFonts w:hint="eastAsia"/>
+        </w:rPr>
+        <w:t xml:space="preserve">2026年3月工业生产数据：欧元区同比</w:t>
+      </w:r>
+      <w:r>
+        <w:rPr>
+          <w:b/>
+          <w:bCs/>
+        </w:rPr>
+        <w:t xml:space="preserve">-2.1%</w:t>
+      </w:r>
+      <w:r>
+        <w:rPr>
+          <w:rFonts w:hint="eastAsia"/>
+        </w:rPr>
+        <w:t xml:space="preserve">，仍无稳定信号。</w:t>
+      </w:r>
+    </w:p>
+    <w:p>
+      <w:pPr>
+        <w:pStyle w:val="BodyText"/>
+      </w:pPr>
+      <w:r>
+        <w:rPr>
+          <w:rFonts w:hint="eastAsia"/>
+        </w:rPr>
+        <w:t xml:space="preserve">这个数字说明一件事：欧洲的产能退出不是渐进调整，而是结构性坍塌。</w:t>
+      </w:r>
+    </w:p>
+    <w:p>
+      <w:pPr>
+        <w:pStyle w:val="BodyText"/>
+      </w:pPr>
+      <w:r>
+        <w:rPr>
+          <w:rFonts w:hint="eastAsia"/>
+          <w:b/>
+          <w:bCs/>
+        </w:rPr>
+        <w:t xml:space="preserve">2025年最大单体关闭事件</w:t>
+      </w:r>
+      <w:r>
+        <w:rPr>
+          <w:rFonts w:hint="eastAsia"/>
+        </w:rPr>
+        <w:t xml:space="preserve">：意大利ENI旗下Versalis于2025年完成欧洲基础化工史上规模最大的单次撤出——</w:t>
+      </w:r>
+      <w:hyperlink r:id="rId44">
         <w:r>
           <w:rPr>
             <w:rStyle w:val="Hyperlink"/>
             <w:rFonts w:hint="eastAsia"/>
           </w:rPr>
-          <w:t xml:space="preserve">Group”跨大西洋清洁投资追踪”系列</w:t>
+          <w:t xml:space="preserve">布林迪西裂解装置3月永久关闭</w:t>
         </w:r>
       </w:hyperlink>
       <w:r>
         <w:rPr>
           <w:rFonts w:hint="eastAsia"/>
         </w:rPr>
-        <w:t xml:space="preserve">：2024</w:t>
-      </w:r>
-      <w:r>
-        <w:t xml:space="preserve"> </w:t>
-      </w:r>
-      <w:r>
-        <w:rPr>
-          <w:rFonts w:hint="eastAsia"/>
-        </w:rPr>
-        <w:t xml:space="preserve">年</w:t>
-      </w:r>
-      <w:r>
-        <w:t xml:space="preserve"> </w:t>
-      </w:r>
-      <w:r>
-        <w:rPr>
-          <w:rFonts w:hint="eastAsia"/>
-        </w:rPr>
-        <w:t xml:space="preserve">Q4，美国电池制造投资约</w:t>
-      </w:r>
-      <w:r>
-        <w:t xml:space="preserve"> </w:t>
-      </w:r>
-      <w:r>
-        <w:rPr>
-          <w:b/>
-          <w:bCs/>
-        </w:rPr>
-        <w:t xml:space="preserve">120 </w:t>
-      </w:r>
-      <w:r>
-        <w:rPr>
-          <w:rFonts w:hint="eastAsia"/>
-          <w:b/>
-          <w:bCs/>
-        </w:rPr>
-        <w:t xml:space="preserve">亿美元</w:t>
-      </w:r>
-      <w:r>
-        <w:rPr>
-          <w:rFonts w:hint="eastAsia"/>
-        </w:rPr>
-        <w:t xml:space="preserve">，欧洲约</w:t>
-      </w:r>
-      <w:r>
-        <w:t xml:space="preserve"> </w:t>
-      </w:r>
-      <w:r>
-        <w:rPr>
-          <w:b/>
-          <w:bCs/>
-        </w:rPr>
-        <w:t xml:space="preserve">35 </w:t>
-      </w:r>
-      <w:r>
-        <w:rPr>
-          <w:rFonts w:hint="eastAsia"/>
-          <w:b/>
-          <w:bCs/>
-        </w:rPr>
-        <w:t xml:space="preserve">亿美元</w:t>
-      </w:r>
-      <w:r>
-        <w:rPr>
-          <w:rFonts w:hint="eastAsia"/>
-        </w:rPr>
-        <w:t xml:space="preserve">——差距</w:t>
-      </w:r>
-      <w:r>
-        <w:t xml:space="preserve"> 3.4 </w:t>
-      </w:r>
-      <w:r>
-        <w:rPr>
-          <w:rFonts w:hint="eastAsia"/>
-        </w:rPr>
-        <w:t xml:space="preserve">倍，且差距仍在扩大。</w:t>
-      </w:r>
-    </w:p>
-    <w:p>
-      <w:pPr>
-        <w:pStyle w:val="BodyText"/>
-      </w:pPr>
-      <w:r>
-        <w:rPr>
-          <w:rFonts w:hint="eastAsia"/>
-        </w:rPr>
-        <w:t xml:space="preserve">绿色制造领域，</w:t>
-      </w:r>
-      <w:hyperlink r:id="rId33">
-        <w:r>
-          <w:rPr>
-            <w:rStyle w:val="Hyperlink"/>
-          </w:rPr>
-          <w:t xml:space="preserve">Northvolt </w:t>
-        </w:r>
+        <w:t xml:space="preserve">（乙烯49万吨/年+丙烯25.5万吨/年，意大利语，Fortune</w:t>
+      </w:r>
+      <w:r>
+        <w:t xml:space="preserve"> </w:t>
+      </w:r>
+      <w:r>
+        <w:rPr>
+          <w:rFonts w:hint="eastAsia"/>
+        </w:rPr>
+        <w:t xml:space="preserve">Italia），</w:t>
+      </w:r>
+      <w:hyperlink r:id="rId45">
         <w:r>
           <w:rPr>
             <w:rStyle w:val="Hyperlink"/>
             <w:rFonts w:hint="eastAsia"/>
           </w:rPr>
-          <w:t xml:space="preserve">于</w:t>
-        </w:r>
-        <w:r>
-          <w:rPr>
-            <w:rStyle w:val="Hyperlink"/>
-          </w:rPr>
-          <w:t xml:space="preserve"> 2024 </w:t>
+          <w:t xml:space="preserve">普里奥洛（西西里）裂解装置12月完成关闭</w:t>
+        </w:r>
+      </w:hyperlink>
+      <w:r>
+        <w:rPr>
+          <w:rFonts w:hint="eastAsia"/>
+        </w:rPr>
+        <w:t xml:space="preserve">（乙烯49万吨/年+丙烯27.5万吨/年，意大利语）。意大利据此</w:t>
+      </w:r>
+      <w:r>
+        <w:rPr>
+          <w:rFonts w:hint="eastAsia"/>
+          <w:b/>
+          <w:bCs/>
+        </w:rPr>
+        <w:t xml:space="preserve">彻底退出基础石化生产</w:t>
+      </w:r>
+      <w:r>
+        <w:rPr>
+          <w:rFonts w:hint="eastAsia"/>
+        </w:rPr>
+        <w:t xml:space="preserve">，成为欧洲去工业化在单一国家层面最具标志性的节点。Federchimica（意大利化工协会）数据：2025年意大利化工产量-1.5%，为连续第四年下滑；中国在意大利化工进口中的份额从2021年的6%升至</w:t>
+      </w:r>
+      <w:r>
+        <w:rPr>
+          <w:rFonts w:hint="eastAsia"/>
+          <w:b/>
+          <w:bCs/>
+        </w:rPr>
+        <w:t xml:space="preserve">2025年8月的17%</w:t>
+      </w:r>
+      <w:r>
+        <w:rPr>
+          <w:rFonts w:hint="eastAsia"/>
+        </w:rPr>
+        <w:t xml:space="preserve">（</w:t>
+      </w:r>
+      <w:hyperlink r:id="rId46">
+        <w:r>
+          <w:rPr>
+            <w:rStyle w:val="Hyperlink"/>
+          </w:rPr>
+          <w:t xml:space="preserve">Federchimica </w:t>
         </w:r>
         <w:r>
           <w:rPr>
             <w:rStyle w:val="Hyperlink"/>
             <w:rFonts w:hint="eastAsia"/>
           </w:rPr>
-          <w:t xml:space="preserve">年</w:t>
-        </w:r>
-        <w:r>
-          <w:rPr>
-            <w:rStyle w:val="Hyperlink"/>
-          </w:rPr>
-          <w:t xml:space="preserve"> 11 </w:t>
-        </w:r>
-        <w:r>
-          <w:rPr>
-            <w:rStyle w:val="Hyperlink"/>
-            <w:rFonts w:hint="eastAsia"/>
-          </w:rPr>
-          <w:t xml:space="preserve">月</w:t>
-        </w:r>
-        <w:r>
-          <w:rPr>
-            <w:rStyle w:val="Hyperlink"/>
-          </w:rPr>
-          <w:t xml:space="preserve"> 21 </w:t>
-        </w:r>
-        <w:r>
-          <w:rPr>
-            <w:rStyle w:val="Hyperlink"/>
-            <w:rFonts w:hint="eastAsia"/>
-          </w:rPr>
-          <w:t xml:space="preserve">日申请</w:t>
-        </w:r>
-        <w:r>
-          <w:rPr>
-            <w:rStyle w:val="Hyperlink"/>
-          </w:rPr>
-          <w:t xml:space="preserve"> Chapter 11 </w:t>
-        </w:r>
-        <w:r>
-          <w:rPr>
-            <w:rStyle w:val="Hyperlink"/>
-            <w:rFonts w:hint="eastAsia"/>
-          </w:rPr>
-          <w:t xml:space="preserve">破产保护</w:t>
+          <w:t xml:space="preserve">2025年10月报告</w:t>
         </w:r>
       </w:hyperlink>
       <w:r>
         <w:rPr>
           <w:rFonts w:hint="eastAsia"/>
         </w:rPr>
-        <w:t xml:space="preserve">，负债约</w:t>
-      </w:r>
-      <w:r>
-        <w:t xml:space="preserve"> </w:t>
-      </w:r>
-      <w:r>
-        <w:rPr>
-          <w:b/>
-          <w:bCs/>
-        </w:rPr>
-        <w:t xml:space="preserve">58 </w:t>
-      </w:r>
-      <w:r>
-        <w:rPr>
-          <w:rFonts w:hint="eastAsia"/>
-          <w:b/>
-          <w:bCs/>
-        </w:rPr>
-        <w:t xml:space="preserve">亿美元</w:t>
-      </w:r>
-      <w:r>
-        <w:rPr>
-          <w:rFonts w:hint="eastAsia"/>
-        </w:rPr>
-        <w:t xml:space="preserve">，是欧洲电池雄心的最大挫折——直接原因是宝马</w:t>
-      </w:r>
-      <w:r>
-        <w:t xml:space="preserve"> 20 </w:t>
-      </w:r>
-      <w:r>
-        <w:rPr>
-          <w:rFonts w:hint="eastAsia"/>
-        </w:rPr>
-        <w:t xml:space="preserve">亿美元订单取消和产能爬坡失败，背景是美国/亚洲竞争对手的规模优势。这个案例把欧洲绿色制造的结构性劣势从理论变成了事实。</w:t>
-      </w:r>
-    </w:p>
-    <w:p>
-      <w:pPr>
-        <w:pStyle w:val="BodyText"/>
-      </w:pPr>
-      <w:r>
-        <w:rPr>
-          <w:rFonts w:hint="eastAsia"/>
-        </w:rPr>
-        <w:t xml:space="preserve">铝产业是能源冲击最直接的受害者：</w:t>
-      </w:r>
-      <w:hyperlink r:id="rId34">
-        <w:r>
-          <w:rPr>
-            <w:rStyle w:val="Hyperlink"/>
-          </w:rPr>
-          <w:t xml:space="preserve">Eurometaux </w:t>
-        </w:r>
-        <w:r>
-          <w:rPr>
-            <w:rStyle w:val="Hyperlink"/>
-            <w:rFonts w:hint="eastAsia"/>
-          </w:rPr>
-          <w:t xml:space="preserve">数据（ING</w:t>
-        </w:r>
-        <w:r>
-          <w:rPr>
-            <w:rStyle w:val="Hyperlink"/>
-          </w:rPr>
-          <w:t xml:space="preserve"> Think </w:t>
-        </w:r>
-        <w:r>
-          <w:rPr>
-            <w:rStyle w:val="Hyperlink"/>
-            <w:rFonts w:hint="eastAsia"/>
-          </w:rPr>
-          <w:t xml:space="preserve">引用）</w:t>
-        </w:r>
-      </w:hyperlink>
-      <w:r>
-        <w:rPr>
-          <w:rFonts w:hint="eastAsia"/>
-        </w:rPr>
-        <w:t xml:space="preserve">显示</w:t>
-      </w:r>
-      <w:r>
-        <w:t xml:space="preserve"> 2022 </w:t>
-      </w:r>
-      <w:r>
-        <w:rPr>
-          <w:rFonts w:hint="eastAsia"/>
-        </w:rPr>
-        <w:t xml:space="preserve">年欧盟约</w:t>
-      </w:r>
-      <w:r>
-        <w:t xml:space="preserve"> </w:t>
-      </w:r>
-      <w:r>
-        <w:rPr>
-          <w:b/>
-          <w:bCs/>
-        </w:rPr>
-        <w:t xml:space="preserve">110 </w:t>
-      </w:r>
-      <w:r>
-        <w:rPr>
-          <w:rFonts w:hint="eastAsia"/>
-          <w:b/>
-          <w:bCs/>
-        </w:rPr>
-        <w:t xml:space="preserve">万吨</w:t>
-      </w:r>
-      <w:r>
-        <w:rPr>
-          <w:rFonts w:hint="eastAsia"/>
-        </w:rPr>
-        <w:t xml:space="preserve">铝产能因电力危机被迫停产，约占欧盟铝产量的</w:t>
-      </w:r>
-      <w:r>
-        <w:t xml:space="preserve"> </w:t>
-      </w:r>
-      <w:r>
-        <w:rPr>
-          <w:rFonts w:hint="eastAsia"/>
-        </w:rPr>
-        <w:t xml:space="preserve">50%；具体关停案例包括罗马尼亚</w:t>
-      </w:r>
-      <w:r>
-        <w:t xml:space="preserve"> </w:t>
-      </w:r>
-      <w:r>
-        <w:rPr>
-          <w:rFonts w:hint="eastAsia"/>
-        </w:rPr>
-        <w:t xml:space="preserve">ALRO（28.3</w:t>
-      </w:r>
-      <w:r>
-        <w:t xml:space="preserve"> </w:t>
-      </w:r>
-      <w:r>
-        <w:rPr>
-          <w:rFonts w:hint="eastAsia"/>
-        </w:rPr>
-        <w:t xml:space="preserve">万吨）、荷兰</w:t>
-      </w:r>
-      <w:r>
-        <w:t xml:space="preserve"> </w:t>
-      </w:r>
-      <w:r>
-        <w:rPr>
-          <w:rFonts w:hint="eastAsia"/>
-        </w:rPr>
-        <w:t xml:space="preserve">Aldel（15</w:t>
-      </w:r>
-      <w:r>
-        <w:t xml:space="preserve"> </w:t>
-      </w:r>
-      <w:r>
-        <w:rPr>
-          <w:rFonts w:hint="eastAsia"/>
-        </w:rPr>
-        <w:t xml:space="preserve">万吨）、德国</w:t>
-      </w:r>
-      <w:r>
-        <w:t xml:space="preserve"> Speira Rheinwerk </w:t>
-      </w:r>
-      <w:r>
-        <w:rPr>
-          <w:rFonts w:hint="eastAsia"/>
-        </w:rPr>
-        <w:t xml:space="preserve">等。这些产能并未统一迁往某个目的地，而是被中东和北美的低成本产地填补。</w:t>
-      </w:r>
-    </w:p>
-    <w:p>
-      <w:pPr>
-        <w:pStyle w:val="BodyText"/>
-      </w:pPr>
-      <w:r>
-        <w:rPr>
-          <w:b/>
-          <w:bCs/>
-        </w:rPr>
-        <w:t xml:space="preserve">→ </w:t>
-      </w:r>
-      <w:r>
-        <w:rPr>
-          <w:rFonts w:hint="eastAsia"/>
-          <w:b/>
-          <w:bCs/>
-        </w:rPr>
-        <w:t xml:space="preserve">中国：悖论性的同步深化</w:t>
-      </w:r>
-    </w:p>
-    <w:p>
-      <w:pPr>
-        <w:pStyle w:val="BodyText"/>
-      </w:pPr>
-      <w:r>
-        <w:rPr>
-          <w:rFonts w:hint="eastAsia"/>
-        </w:rPr>
-        <w:t xml:space="preserve">欧洲企业嘴上谈脱钩，资本却在加倍押注中国。最强的一手证据：</w:t>
-      </w:r>
-      <w:hyperlink r:id="rId35">
-        <w:r>
-          <w:rPr>
-            <w:rStyle w:val="Hyperlink"/>
-          </w:rPr>
-          <w:t xml:space="preserve">BASF </w:t>
-        </w:r>
-        <w:r>
-          <w:rPr>
-            <w:rStyle w:val="Hyperlink"/>
-            <w:rFonts w:hint="eastAsia"/>
-          </w:rPr>
-          <w:t xml:space="preserve">于</w:t>
-        </w:r>
-        <w:r>
-          <w:rPr>
-            <w:rStyle w:val="Hyperlink"/>
-          </w:rPr>
-          <w:t xml:space="preserve"> 2026 </w:t>
-        </w:r>
-        <w:r>
-          <w:rPr>
-            <w:rStyle w:val="Hyperlink"/>
-            <w:rFonts w:hint="eastAsia"/>
-          </w:rPr>
-          <w:t xml:space="preserve">年</w:t>
-        </w:r>
-        <w:r>
-          <w:rPr>
-            <w:rStyle w:val="Hyperlink"/>
-          </w:rPr>
-          <w:t xml:space="preserve"> 3 </w:t>
-        </w:r>
-        <w:r>
-          <w:rPr>
-            <w:rStyle w:val="Hyperlink"/>
-            <w:rFonts w:hint="eastAsia"/>
-          </w:rPr>
-          <w:t xml:space="preserve">月</w:t>
-        </w:r>
-        <w:r>
-          <w:rPr>
-            <w:rStyle w:val="Hyperlink"/>
-          </w:rPr>
-          <w:t xml:space="preserve"> 26 </w:t>
-        </w:r>
-        <w:r>
-          <w:rPr>
-            <w:rStyle w:val="Hyperlink"/>
-            <w:rFonts w:hint="eastAsia"/>
-          </w:rPr>
-          <w:t xml:space="preserve">日正式投产中国湛江一体化</w:t>
-        </w:r>
-        <w:r>
-          <w:rPr>
-            <w:rStyle w:val="Hyperlink"/>
-          </w:rPr>
-          <w:t xml:space="preserve"> Verbund </w:t>
-        </w:r>
-        <w:r>
-          <w:rPr>
-            <w:rStyle w:val="Hyperlink"/>
-            <w:rFonts w:hint="eastAsia"/>
-          </w:rPr>
-          <w:t xml:space="preserve">基地</w:t>
-        </w:r>
-      </w:hyperlink>
-      <w:r>
-        <w:rPr>
-          <w:rFonts w:hint="eastAsia"/>
-        </w:rPr>
-        <w:t xml:space="preserve">，总投资</w:t>
-      </w:r>
-      <w:r>
-        <w:t xml:space="preserve"> </w:t>
-      </w:r>
-      <w:r>
-        <w:rPr>
-          <w:b/>
-          <w:bCs/>
-        </w:rPr>
-        <w:t xml:space="preserve">87 </w:t>
-      </w:r>
-      <w:r>
-        <w:rPr>
-          <w:rFonts w:hint="eastAsia"/>
-          <w:b/>
-          <w:bCs/>
-        </w:rPr>
-        <w:t xml:space="preserve">亿欧元</w:t>
-      </w:r>
-      <w:r>
-        <w:rPr>
-          <w:rFonts w:hint="eastAsia"/>
-        </w:rPr>
-        <w:t xml:space="preserve">（约合</w:t>
-      </w:r>
-      <w:r>
-        <w:t xml:space="preserve"> 100 </w:t>
-      </w:r>
-      <w:r>
-        <w:rPr>
-          <w:rFonts w:hint="eastAsia"/>
-        </w:rPr>
-        <w:t xml:space="preserve">亿美元），18</w:t>
-      </w:r>
-      <w:r>
-        <w:t xml:space="preserve"> </w:t>
-      </w:r>
-      <w:r>
-        <w:rPr>
-          <w:rFonts w:hint="eastAsia"/>
-        </w:rPr>
-        <w:t xml:space="preserve">套装置、32</w:t>
-      </w:r>
-      <w:r>
-        <w:t xml:space="preserve"> </w:t>
-      </w:r>
-      <w:r>
-        <w:rPr>
-          <w:rFonts w:hint="eastAsia"/>
-        </w:rPr>
-        <w:t xml:space="preserve">条生产线、年产乙烯</w:t>
-      </w:r>
-      <w:r>
-        <w:t xml:space="preserve"> 100 </w:t>
-      </w:r>
-      <w:r>
-        <w:rPr>
-          <w:rFonts w:hint="eastAsia"/>
-        </w:rPr>
-        <w:t xml:space="preserve">万吨，是</w:t>
-      </w:r>
-      <w:r>
-        <w:t xml:space="preserve"> BASF </w:t>
-      </w:r>
-      <w:r>
-        <w:rPr>
-          <w:rFonts w:hint="eastAsia"/>
-        </w:rPr>
-        <w:t xml:space="preserve">在中国有史以来最大投资，也是其全球三大</w:t>
-      </w:r>
-      <w:r>
-        <w:t xml:space="preserve"> Verbund </w:t>
-      </w:r>
-      <w:r>
-        <w:rPr>
-          <w:rFonts w:hint="eastAsia"/>
-        </w:rPr>
-        <w:t xml:space="preserve">基地之一。这不是”将欧洲产能迁往中国”，而是”在中国为中国市场建立独立的生产体系”——两者性质不同，但都意味着欧洲本土不再是全球化工投资的优先选项。</w:t>
-      </w:r>
-    </w:p>
-    <w:p>
-      <w:pPr>
-        <w:pStyle w:val="BodyText"/>
-      </w:pPr>
-      <w:r>
-        <w:rPr>
-          <w:b/>
-          <w:bCs/>
-        </w:rPr>
-        <w:t xml:space="preserve">→ </w:t>
-      </w:r>
-      <w:r>
-        <w:rPr>
-          <w:rFonts w:hint="eastAsia"/>
-          <w:b/>
-          <w:bCs/>
-        </w:rPr>
-        <w:t xml:space="preserve">中东：反向流动——海湾资本在收购欧洲资产</w:t>
-      </w:r>
-    </w:p>
-    <w:p>
-      <w:pPr>
-        <w:pStyle w:val="BodyText"/>
-      </w:pPr>
-      <w:r>
-        <w:rPr>
-          <w:rFonts w:hint="eastAsia"/>
-        </w:rPr>
-        <w:t xml:space="preserve">与通常想象的”欧洲企业去中东建厂”相反，实际发生的是海湾国家通过资本收购控制欧洲产业资产，同时关闭欧洲高成本装置。两个最硬的案例：</w:t>
-      </w:r>
-    </w:p>
-    <w:p>
-      <w:pPr>
-        <w:pStyle w:val="BodyText"/>
-      </w:pPr>
-      <w:r>
-        <w:rPr>
-          <w:rFonts w:hint="eastAsia"/>
-        </w:rPr>
-        <w:t xml:space="preserve">第一，</w:t>
-      </w:r>
-      <w:hyperlink r:id="rId36">
-        <w:r>
-          <w:rPr>
-            <w:rStyle w:val="Hyperlink"/>
-            <w:rFonts w:hint="eastAsia"/>
-          </w:rPr>
-          <w:t xml:space="preserve">阿联酋</w:t>
-        </w:r>
-        <w:r>
-          <w:rPr>
-            <w:rStyle w:val="Hyperlink"/>
-          </w:rPr>
-          <w:t xml:space="preserve"> ADNOC </w:t>
-        </w:r>
-        <w:r>
-          <w:rPr>
-            <w:rStyle w:val="Hyperlink"/>
-            <w:rFonts w:hint="eastAsia"/>
-          </w:rPr>
-          <w:t xml:space="preserve">于</w:t>
-        </w:r>
-        <w:r>
-          <w:rPr>
-            <w:rStyle w:val="Hyperlink"/>
-          </w:rPr>
-          <w:t xml:space="preserve"> 2024 </w:t>
-        </w:r>
-        <w:r>
-          <w:rPr>
-            <w:rStyle w:val="Hyperlink"/>
-            <w:rFonts w:hint="eastAsia"/>
-          </w:rPr>
-          <w:t xml:space="preserve">年</w:t>
-        </w:r>
-        <w:r>
-          <w:rPr>
-            <w:rStyle w:val="Hyperlink"/>
-          </w:rPr>
-          <w:t xml:space="preserve"> 10 </w:t>
-        </w:r>
-        <w:r>
-          <w:rPr>
-            <w:rStyle w:val="Hyperlink"/>
-            <w:rFonts w:hint="eastAsia"/>
-          </w:rPr>
-          <w:t xml:space="preserve">月</w:t>
-        </w:r>
-        <w:r>
-          <w:rPr>
-            <w:rStyle w:val="Hyperlink"/>
-          </w:rPr>
-          <w:t xml:space="preserve"> 1 </w:t>
-        </w:r>
-        <w:r>
-          <w:rPr>
-            <w:rStyle w:val="Hyperlink"/>
-            <w:rFonts w:hint="eastAsia"/>
-          </w:rPr>
-          <w:t xml:space="preserve">日完成对德国化工巨头科思创（Covestro）的收购</w:t>
-        </w:r>
-      </w:hyperlink>
-      <w:r>
-        <w:rPr>
-          <w:rFonts w:hint="eastAsia"/>
-        </w:rPr>
-        <w:t xml:space="preserve">，总价约</w:t>
-      </w:r>
-      <w:r>
-        <w:t xml:space="preserve"> </w:t>
-      </w:r>
-      <w:r>
-        <w:rPr>
-          <w:b/>
-          <w:bCs/>
-        </w:rPr>
-        <w:t xml:space="preserve">164 </w:t>
-      </w:r>
-      <w:r>
-        <w:rPr>
-          <w:rFonts w:hint="eastAsia"/>
-          <w:b/>
-          <w:bCs/>
-        </w:rPr>
-        <w:t xml:space="preserve">亿美元（147</w:t>
-      </w:r>
-      <w:r>
-        <w:rPr>
-          <w:b/>
-          <w:bCs/>
-        </w:rPr>
-        <w:t xml:space="preserve"> </w:t>
-      </w:r>
-      <w:r>
-        <w:rPr>
-          <w:rFonts w:hint="eastAsia"/>
-          <w:b/>
-          <w:bCs/>
-        </w:rPr>
-        <w:t xml:space="preserve">亿欧元）</w:t>
-      </w:r>
-      <w:r>
-        <w:rPr>
-          <w:rFonts w:hint="eastAsia"/>
-        </w:rPr>
-        <w:t xml:space="preserve">，是</w:t>
-      </w:r>
-      <w:r>
-        <w:t xml:space="preserve"> ADNOC </w:t>
-      </w:r>
-      <w:r>
-        <w:rPr>
-          <w:rFonts w:hint="eastAsia"/>
-        </w:rPr>
-        <w:t xml:space="preserve">有史以来最大收购。科思创是全球聚碳酸酯和聚氨酯前体的主要生产商，员工</w:t>
-      </w:r>
-      <w:r>
-        <w:t xml:space="preserve"> 17500 </w:t>
-      </w:r>
-      <w:r>
-        <w:rPr>
-          <w:rFonts w:hint="eastAsia"/>
-        </w:rPr>
-        <w:t xml:space="preserve">人，49</w:t>
-      </w:r>
-      <w:r>
-        <w:t xml:space="preserve"> </w:t>
-      </w:r>
-      <w:r>
-        <w:rPr>
-          <w:rFonts w:hint="eastAsia"/>
-        </w:rPr>
-        <w:t xml:space="preserve">个全球生产基地——欧洲核心化工资产通过资本市场转移到海湾主权基金手中。</w:t>
-      </w:r>
-    </w:p>
-    <w:p>
-      <w:pPr>
-        <w:pStyle w:val="BodyText"/>
-      </w:pPr>
-      <w:r>
-        <w:rPr>
-          <w:rFonts w:hint="eastAsia"/>
-        </w:rPr>
-        <w:t xml:space="preserve">第二，</w:t>
-      </w:r>
-      <w:hyperlink r:id="rId37">
-        <w:r>
-          <w:rPr>
-            <w:rStyle w:val="Hyperlink"/>
-            <w:rFonts w:hint="eastAsia"/>
-          </w:rPr>
-          <w:t xml:space="preserve">沙特</w:t>
-        </w:r>
-        <w:r>
-          <w:rPr>
-            <w:rStyle w:val="Hyperlink"/>
-          </w:rPr>
-          <w:t xml:space="preserve"> SABIC </w:t>
-        </w:r>
-        <w:r>
-          <w:rPr>
-            <w:rStyle w:val="Hyperlink"/>
-            <w:rFonts w:hint="eastAsia"/>
-          </w:rPr>
-          <w:t xml:space="preserve">于</w:t>
-        </w:r>
-        <w:r>
-          <w:rPr>
-            <w:rStyle w:val="Hyperlink"/>
-          </w:rPr>
-          <w:t xml:space="preserve"> 2024 </w:t>
-        </w:r>
-        <w:r>
-          <w:rPr>
-            <w:rStyle w:val="Hyperlink"/>
-            <w:rFonts w:hint="eastAsia"/>
-          </w:rPr>
-          <w:t xml:space="preserve">年</w:t>
-        </w:r>
-        <w:r>
-          <w:rPr>
-            <w:rStyle w:val="Hyperlink"/>
-          </w:rPr>
-          <w:t xml:space="preserve"> 4 </w:t>
-        </w:r>
-        <w:r>
-          <w:rPr>
-            <w:rStyle w:val="Hyperlink"/>
-            <w:rFonts w:hint="eastAsia"/>
-          </w:rPr>
-          <w:t xml:space="preserve">月正式关闭荷兰</w:t>
-        </w:r>
-        <w:r>
-          <w:rPr>
-            <w:rStyle w:val="Hyperlink"/>
-          </w:rPr>
-          <w:t xml:space="preserve"> Geleen </w:t>
-        </w:r>
-        <w:r>
-          <w:rPr>
-            <w:rStyle w:val="Hyperlink"/>
-            <w:rFonts w:hint="eastAsia"/>
-          </w:rPr>
-          <w:t xml:space="preserve">裂解装置</w:t>
-        </w:r>
-      </w:hyperlink>
-      <w:r>
-        <w:rPr>
-          <w:rFonts w:hint="eastAsia"/>
-        </w:rPr>
-        <w:t xml:space="preserve">，乙烯产能</w:t>
-      </w:r>
-      <w:r>
-        <w:t xml:space="preserve"> 55 </w:t>
-      </w:r>
-      <w:r>
-        <w:rPr>
-          <w:rFonts w:hint="eastAsia"/>
-        </w:rPr>
-        <w:t xml:space="preserve">万吨/年永久退出。SABIC</w:t>
-      </w:r>
-      <w:r>
-        <w:t xml:space="preserve"> </w:t>
-      </w:r>
-      <w:r>
-        <w:rPr>
-          <w:rFonts w:hint="eastAsia"/>
-        </w:rPr>
-        <w:t xml:space="preserve">明确将其归因于”欧洲市场条件”——低成本原料在沙特本土更具竞争力，没有理由在欧洲维持高成本生产。</w:t>
-      </w:r>
-    </w:p>
-    <w:p>
-      <w:pPr>
-        <w:pStyle w:val="BodyText"/>
-      </w:pPr>
-      <w:r>
-        <w:rPr>
-          <w:rFonts w:hint="eastAsia"/>
-        </w:rPr>
-        <w:t xml:space="preserve">这两个案例揭示的是同一个方向：能源成本结构使欧洲成为化工的</w:t>
-      </w:r>
-      <w:r>
-        <w:rPr>
-          <w:rFonts w:hint="eastAsia"/>
-          <w:b/>
-          <w:bCs/>
-        </w:rPr>
-        <w:t xml:space="preserve">消费市场</w:t>
-      </w:r>
-      <w:r>
-        <w:rPr>
-          <w:rFonts w:hint="eastAsia"/>
-        </w:rPr>
-        <w:t xml:space="preserve">而非</w:t>
-      </w:r>
-      <w:r>
-        <w:rPr>
-          <w:rFonts w:hint="eastAsia"/>
-          <w:b/>
-          <w:bCs/>
-        </w:rPr>
-        <w:t xml:space="preserve">生产基地</w:t>
-      </w:r>
-      <w:r>
-        <w:rPr>
-          <w:rFonts w:hint="eastAsia"/>
-        </w:rPr>
-        <w:t xml:space="preserve">，海湾国家通过低成本能源优势同时做两件事——收购有价值的欧洲品牌技术，关闭不再经济的欧洲产能。</w:t>
-      </w:r>
-    </w:p>
-    <w:p>
-      <w:pPr>
-        <w:pStyle w:val="BodyText"/>
-      </w:pPr>
-      <w:r>
-        <w:rPr>
-          <w:b/>
-          <w:bCs/>
-        </w:rPr>
-        <w:t xml:space="preserve">→ </w:t>
-      </w:r>
-      <w:r>
-        <w:rPr>
-          <w:rFonts w:hint="eastAsia"/>
-          <w:b/>
-          <w:bCs/>
-        </w:rPr>
-        <w:t xml:space="preserve">印度与东南亚：非主要目的地</w:t>
-      </w:r>
-    </w:p>
-    <w:p>
-      <w:pPr>
-        <w:pStyle w:val="BodyText"/>
-      </w:pPr>
-      <w:r>
-        <w:rPr>
-          <w:rFonts w:hint="eastAsia"/>
-        </w:rPr>
-        <w:t xml:space="preserve">印度更适合接收劳动密集型和制药原料药类产业，承接欧洲重化工的产业基础不在——基础设施差距、监管不确定性、EU-India</w:t>
-      </w:r>
-      <w:r>
-        <w:t xml:space="preserve"> FTA </w:t>
-      </w:r>
-      <w:r>
-        <w:rPr>
-          <w:rFonts w:hint="eastAsia"/>
-        </w:rPr>
-        <w:t xml:space="preserve">尚未签署。东南亚已经是”中国+1”的电子组装接收地（越南、马来西亚），但承接欧洲钢铁/化工的产业条件不具备。两者对欧洲工业外迁的吸引力，在</w:t>
-      </w:r>
-      <w:r>
-        <w:t xml:space="preserve"> 2026 </w:t>
-      </w:r>
-      <w:r>
-        <w:rPr>
-          <w:rFonts w:hint="eastAsia"/>
-        </w:rPr>
-        <w:t xml:space="preserve">年的时间节点上，基本可以排除在主要目的地之外。</w:t>
-      </w:r>
-    </w:p>
-    <w:p>
-      <w:pPr>
-        <w:pStyle w:val="BodyText"/>
-      </w:pPr>
-      <w:r>
-        <w:rPr>
-          <w:rFonts w:hint="eastAsia"/>
-          <w:b/>
-          <w:bCs/>
-        </w:rPr>
-        <w:t xml:space="preserve">底线</w:t>
-      </w:r>
-      <w:r>
-        <w:rPr>
-          <w:rFonts w:hint="eastAsia"/>
-        </w:rPr>
-        <w:t xml:space="preserve">：欧洲去工业化的目的地不是统一的——能源密集型化工随价差流向美国和被中东收购；绿色制造在美欧之间争夺；汽车产能在美国/中国分别扩张；欧洲本土保留的是高附加值、依赖技能和制度的制造环节。</w:t>
-      </w:r>
-      <w:r>
-        <w:rPr>
-          <w:rFonts w:hint="eastAsia"/>
-        </w:rPr>
-        <w:t xml:space="preserve">“去工业化”</w:t>
-      </w:r>
-      <w:r>
-        <w:rPr>
-          <w:rFonts w:hint="eastAsia"/>
-        </w:rPr>
-        <w:t xml:space="preserve">描述的不是整体迁移，而是</w:t>
-      </w:r>
-      <w:r>
-        <w:rPr>
-          <w:rFonts w:hint="eastAsia"/>
-          <w:b/>
-          <w:bCs/>
-        </w:rPr>
-        <w:t xml:space="preserve">产业链在全球重新落位</w:t>
-      </w:r>
-      <w:r>
-        <w:rPr>
-          <w:rFonts w:hint="eastAsia"/>
-        </w:rPr>
-        <w:t xml:space="preserve">，欧洲在这个过程中丢失的是能源密集的中间段。</w:t>
-      </w:r>
-    </w:p>
-    <w:bookmarkEnd w:id="38"/>
-    <w:bookmarkStart w:id="50" w:name="下游产业的三层传导谁能走谁只能承压"/>
-    <w:p>
-      <w:pPr>
-        <w:pStyle w:val="Heading3"/>
-      </w:pPr>
-      <w:r>
-        <w:t xml:space="preserve">3.2 </w:t>
-      </w:r>
-      <w:r>
-        <w:rPr>
-          <w:rFonts w:hint="eastAsia"/>
-        </w:rPr>
-        <w:t xml:space="preserve">下游产业的三层传导：谁能走，谁只能承压</w:t>
-      </w:r>
-    </w:p>
-    <w:p>
-      <w:pPr>
-        <w:pStyle w:val="FirstParagraph"/>
-      </w:pPr>
-      <w:r>
-        <w:t xml:space="preserve">§3.1 </w:t>
-      </w:r>
-      <w:r>
-        <w:rPr>
-          <w:rFonts w:hint="eastAsia"/>
-        </w:rPr>
-        <w:t xml:space="preserve">讲的是裂解厂和基础化工品的去向。但油气化工是大量下游产业的原料来源，冲击并不止于此。理解欧洲工业损伤的真实规模，需要把传导链完整走一遍。</w:t>
-      </w:r>
-    </w:p>
-    <w:p>
-      <w:pPr>
-        <w:pStyle w:val="BodyText"/>
-      </w:pPr>
-      <w:r>
-        <w:rPr>
-          <w:rFonts w:hint="eastAsia"/>
-          <w:b/>
-          <w:bCs/>
-        </w:rPr>
-        <w:t xml:space="preserve">第一层（裂解/基础化工）已经发生的规模远超想象</w:t>
-      </w:r>
-    </w:p>
-    <w:p>
-      <w:pPr>
-        <w:pStyle w:val="BodyText"/>
-      </w:pPr>
-      <w:hyperlink r:id="rId39">
-        <w:r>
-          <w:rPr>
-            <w:rStyle w:val="Hyperlink"/>
-            <w:rFonts w:hint="eastAsia"/>
-          </w:rPr>
-          <w:t xml:space="preserve">CEFIC（欧洲化学工业协会）2022–2025年化工关闭与投资雷达</w:t>
-        </w:r>
-      </w:hyperlink>
-      <w:r>
-        <w:rPr>
-          <w:rFonts w:hint="eastAsia"/>
-        </w:rPr>
-        <w:t xml:space="preserve">显示：四年内欧洲宣布关闭的化工产能累计</w:t>
-      </w:r>
-      <w:r>
-        <w:t xml:space="preserve"> </w:t>
-      </w:r>
-      <w:r>
-        <w:rPr>
-          <w:rFonts w:hint="eastAsia"/>
-          <w:b/>
-          <w:bCs/>
-        </w:rPr>
-        <w:t xml:space="preserve">3700万吨</w:t>
-      </w:r>
-      <w:r>
-        <w:rPr>
-          <w:rFonts w:hint="eastAsia"/>
-        </w:rPr>
-        <w:t xml:space="preserve">，占欧洲化工总产能的</w:t>
-      </w:r>
-      <w:r>
-        <w:t xml:space="preserve"> </w:t>
-      </w:r>
-      <w:r>
-        <w:rPr>
-          <w:b/>
-          <w:bCs/>
-        </w:rPr>
-        <w:t xml:space="preserve">9%</w:t>
-      </w:r>
-      <w:r>
-        <w:rPr>
-          <w:rFonts w:hint="eastAsia"/>
-        </w:rPr>
-        <w:t xml:space="preserve">；其中上游石化占关闭量的</w:t>
-      </w:r>
-      <w:r>
-        <w:t xml:space="preserve"> </w:t>
-      </w:r>
-      <w:r>
-        <w:rPr>
-          <w:rFonts w:hint="eastAsia"/>
-        </w:rPr>
-        <w:t xml:space="preserve">48%（约1780万吨）。同期，新增资本开支从2022年的</w:t>
-      </w:r>
-      <w:r>
-        <w:t xml:space="preserve"> </w:t>
-      </w:r>
-      <w:r>
-        <w:rPr>
-          <w:rFonts w:hint="eastAsia"/>
-          <w:b/>
-          <w:bCs/>
-        </w:rPr>
-        <w:t xml:space="preserve">76亿欧元</w:t>
-      </w:r>
-      <w:r>
-        <w:rPr>
-          <w:rFonts w:hint="eastAsia"/>
-        </w:rPr>
-        <w:t xml:space="preserve">崩至2025年的</w:t>
-      </w:r>
-      <w:r>
-        <w:t xml:space="preserve"> </w:t>
-      </w:r>
-      <w:r>
-        <w:rPr>
-          <w:rFonts w:hint="eastAsia"/>
-          <w:b/>
-          <w:bCs/>
-        </w:rPr>
-        <w:t xml:space="preserve">15亿欧元</w:t>
-      </w:r>
-      <w:r>
-        <w:rPr>
-          <w:rFonts w:hint="eastAsia"/>
-        </w:rPr>
-        <w:t xml:space="preserve">，跌幅81%。直接失业约2万个岗位，间接受威胁岗位约8.9万个。</w:t>
-      </w:r>
-    </w:p>
-    <w:p>
-      <w:pPr>
-        <w:pStyle w:val="BodyText"/>
-      </w:pPr>
-      <w:r>
-        <w:rPr>
-          <w:rFonts w:hint="eastAsia"/>
-        </w:rPr>
-        <w:t xml:space="preserve">这个数字说明一件事：欧洲的产能退出不是渐进调整，而是结构性坍塌。</w:t>
+        <w:t xml:space="preserve">，意大利语）。</w:t>
       </w:r>
     </w:p>
     <w:p>
@@ -4000,7 +4263,7 @@
         </w:rPr>
         <w:t xml:space="preserve">：</w:t>
       </w:r>
-      <w:hyperlink r:id="rId40">
+      <w:hyperlink r:id="rId47">
         <w:r>
           <w:rPr>
             <w:rStyle w:val="Hyperlink"/>
@@ -4067,7 +4330,7 @@
         </w:rPr>
         <w:t xml:space="preserve">，美国11.6%，沙特11.9%（PlasticsEurope数据）。PlasticsEurope协会自己将行业形容为</w:t>
       </w:r>
-      <w:hyperlink r:id="rId41">
+      <w:hyperlink r:id="rId48">
         <w:r>
           <w:rPr>
             <w:rStyle w:val="Hyperlink"/>
@@ -4101,7 +4364,7 @@
         </w:rPr>
         <w:t xml:space="preserve">：Arlanxeo（朗盛与沙特阿美的合成橡胶合资企业）</w:t>
       </w:r>
-      <w:hyperlink r:id="rId42">
+      <w:hyperlink r:id="rId49">
         <w:r>
           <w:rPr>
             <w:rStyle w:val="Hyperlink"/>
@@ -4152,7 +4415,7 @@
         </w:rPr>
         <w:t xml:space="preserve">。一手数据：</w:t>
       </w:r>
-      <w:hyperlink r:id="rId43">
+      <w:hyperlink r:id="rId50">
         <w:r>
           <w:rPr>
             <w:rStyle w:val="Hyperlink"/>
@@ -4195,7 +4458,7 @@
         </w:rPr>
         <w:t xml:space="preserve">氨，</w:t>
       </w:r>
-      <w:hyperlink r:id="rId44">
+      <w:hyperlink r:id="rId51">
         <w:r>
           <w:rPr>
             <w:rStyle w:val="Hyperlink"/>
@@ -4241,7 +4504,7 @@
         </w:rPr>
         <w:t xml:space="preserve">：欧洲是全球最大MDI消费市场（年消耗约90万吨），但本土生产能力正在被中国化工巨头万华化学（Wanhua）替代。万华2025年烟台产能扩至80万吨/年并继续扩张；</w:t>
       </w:r>
-      <w:hyperlink r:id="rId45">
+      <w:hyperlink r:id="rId52">
         <w:r>
           <w:rPr>
             <w:rStyle w:val="Hyperlink"/>
@@ -4256,7 +4519,7 @@
         </w:rPr>
         <w:t xml:space="preserve">。值得注意的是，万华在匈牙利持有BorsodChem子公司——这意味着部分”欧洲产”MDI实际上是中国企业控制的产能。SABIC将欧洲和美洲石化资产出售后，</w:t>
       </w:r>
-      <w:hyperlink r:id="rId46">
+      <w:hyperlink r:id="rId53">
         <w:r>
           <w:rPr>
             <w:rStyle w:val="Hyperlink"/>
@@ -4272,6 +4535,91 @@
     <w:p>
       <w:pPr>
         <w:pStyle w:val="FirstParagraph"/>
+      </w:pPr>
+      <w:r>
+        <w:rPr>
+          <w:rFonts w:hint="eastAsia"/>
+        </w:rPr>
+        <w:t xml:space="preserve">荷兰的情形提供了欧洲化工集中式崩溃的最新案例：2025年3月至7月短短</w:t>
+      </w:r>
+      <w:r>
+        <w:rPr>
+          <w:rFonts w:hint="eastAsia"/>
+          <w:b/>
+          <w:bCs/>
+        </w:rPr>
+        <w:t xml:space="preserve">6个月内</w:t>
+      </w:r>
+      <w:r>
+        <w:rPr>
+          <w:rFonts w:hint="eastAsia"/>
+        </w:rPr>
+        <w:t xml:space="preserve">，荷兰发生四起重大化工关闭：</w:t>
+      </w:r>
+      <w:hyperlink r:id="rId54">
+        <w:r>
+          <w:rPr>
+            <w:rStyle w:val="Hyperlink"/>
+            <w:rFonts w:hint="eastAsia"/>
+          </w:rPr>
+          <w:t xml:space="preserve">Westlake关闭Pernis工厂</w:t>
+        </w:r>
+      </w:hyperlink>
+      <w:r>
+        <w:rPr>
+          <w:rFonts w:hint="eastAsia"/>
+        </w:rPr>
+        <w:t xml:space="preserve">（230岗，荷兰语，VNCI）、</w:t>
+      </w:r>
+      <w:hyperlink r:id="rId55">
+        <w:r>
+          <w:rPr>
+            <w:rStyle w:val="Hyperlink"/>
+            <w:rFonts w:hint="eastAsia"/>
+          </w:rPr>
+          <w:t xml:space="preserve">Vynova宣布停止Beek的PVC生产</w:t>
+        </w:r>
+      </w:hyperlink>
+      <w:r>
+        <w:rPr>
+          <w:rFonts w:hint="eastAsia"/>
+        </w:rPr>
+        <w:t xml:space="preserve">（荷兰语）、LyondellBasell关闭Maasvlakte</w:t>
+      </w:r>
+      <w:r>
+        <w:t xml:space="preserve"> </w:t>
+      </w:r>
+      <w:r>
+        <w:rPr>
+          <w:rFonts w:hint="eastAsia"/>
+        </w:rPr>
+        <w:t xml:space="preserve">PO11装置（约160岗）。荷兰化工行业联合会VNCI主席Manon</w:t>
+      </w:r>
+      <w:r>
+        <w:t xml:space="preserve"> </w:t>
+      </w:r>
+      <w:r>
+        <w:rPr>
+          <w:rFonts w:hint="eastAsia"/>
+        </w:rPr>
+        <w:t xml:space="preserve">Bloemer表示：</w:t>
+      </w:r>
+      <w:r>
+        <w:rPr>
+          <w:rFonts w:hint="eastAsia"/>
+        </w:rPr>
+        <w:t xml:space="preserve">“这是令人担忧的趋势……荷兰化工业处于转折点”</w:t>
+      </w:r>
+      <w:r>
+        <w:rPr>
+          <w:rFonts w:hint="eastAsia"/>
+        </w:rPr>
+        <w:t xml:space="preserve">——失去这个产业将危及国家的战略独立性。</w:t>
+      </w:r>
+    </w:p>
+    <w:p>
+      <w:pPr>
+        <w:pStyle w:val="BodyText"/>
       </w:pPr>
       <w:r>
         <w:rPr>
@@ -4364,7 +4712,7 @@
         </w:rPr>
         <w:t xml:space="preserve">，已连续三年下跌（</w:t>
       </w:r>
-      <w:hyperlink r:id="rId47">
+      <w:hyperlink r:id="rId56">
         <w:r>
           <w:rPr>
             <w:rStyle w:val="Hyperlink"/>
@@ -4433,7 +4781,7 @@
         </w:rPr>
         <w:t xml:space="preserve">（中国35%，印度20%）。</w:t>
       </w:r>
-      <w:hyperlink r:id="rId48">
+      <w:hyperlink r:id="rId57">
         <w:r>
           <w:rPr>
             <w:rStyle w:val="Hyperlink"/>
@@ -4601,7 +4949,49 @@
               <w:rPr>
                 <w:rFonts w:hint="eastAsia"/>
               </w:rPr>
-              <w:t xml:space="preserve">乙烯（INEOS项目，2026年Q3投产）、塑料（11.6%）、氮肥</w:t>
+              <w:t xml:space="preserve">乙烯（</w:t>
+            </w:r>
+            <w:hyperlink r:id="rId58">
+              <w:r>
+                <w:rPr>
+                  <w:rStyle w:val="Hyperlink"/>
+                </w:rPr>
+                <w:t xml:space="preserve">INEOS Project One</w:t>
+              </w:r>
+            </w:hyperlink>
+            <w:r>
+              <w:rPr>
+                <w:rFonts w:hint="eastAsia"/>
+              </w:rPr>
+              <w:t xml:space="preserve">（2025年6月已完成70%，2,500名工地工人），机械竣工日期推迟至</w:t>
+            </w:r>
+            <w:r>
+              <w:rPr>
+                <w:rFonts w:hint="eastAsia"/>
+                <w:b/>
+                <w:bCs/>
+              </w:rPr>
+              <w:t xml:space="preserve">2026年底</w:t>
+            </w:r>
+            <w:r>
+              <w:rPr>
+                <w:rFonts w:hint="eastAsia"/>
+              </w:rPr>
+              <w:t xml:space="preserve">，预计启动</w:t>
+            </w:r>
+            <w:r>
+              <w:rPr>
+                <w:rFonts w:hint="eastAsia"/>
+                <w:b/>
+                <w:bCs/>
+              </w:rPr>
+              <w:t xml:space="preserve">2027年初</w:t>
+            </w:r>
+            <w:r>
+              <w:rPr>
+                <w:rFonts w:hint="eastAsia"/>
+              </w:rPr>
+              <w:t xml:space="preserve">（较原计划延迟））、塑料（11.6%）、氮肥</w:t>
             </w:r>
           </w:p>
         </w:tc>
@@ -4659,7 +5049,7 @@
               <w:rPr>
                 <w:rFonts w:hint="eastAsia"/>
               </w:rPr>
-              <w:t xml:space="preserve">以出口商姿态进入，同时通过资本收购（Covestro）获取技术资产</w:t>
+              <w:t xml:space="preserve">以出口商姿态进入，同时通过资本收购（Covestro）获取技术资产；注：Sadara停产（见下）表明霍尔木兹封锁同时打断海湾替代供应</w:t>
             </w:r>
           </w:p>
         </w:tc>
@@ -4688,7 +5078,7 @@
         </w:rPr>
         <w:t xml:space="preserve">油气化工危机的真实损伤远大于”化工厂关闭”这个一阶叙事。第一层关闭裂解装置（可以搬走）；第二层化工品萎缩并被进口替代（产能不搬走，市场份额让出）；第三层汽车/建筑/农业承压但无法迁移（只能接受成本转嫁或利润收缩）。</w:t>
       </w:r>
-      <w:hyperlink r:id="rId49">
+      <w:hyperlink r:id="rId59">
         <w:r>
           <w:rPr>
             <w:rStyle w:val="Hyperlink"/>
@@ -4710,9 +5100,9 @@
         </w:pict>
       </w:r>
     </w:p>
-    <w:bookmarkEnd w:id="50"/>
-    <w:bookmarkEnd w:id="51"/>
-    <w:bookmarkStart w:id="53" w:name="四三线财政重压与政策取舍"/>
+    <w:bookmarkEnd w:id="60"/>
+    <w:bookmarkEnd w:id="61"/>
+    <w:bookmarkStart w:id="63" w:name="四三线财政重压与政策取舍"/>
     <w:p>
       <w:pPr>
         <w:pStyle w:val="Heading2"/>
@@ -4874,7 +5264,7 @@
       <w:pPr>
         <w:pStyle w:val="BodyText"/>
       </w:pPr>
-      <w:hyperlink r:id="rId52">
+      <w:hyperlink r:id="rId62">
         <w:r>
           <w:rPr>
             <w:rStyle w:val="Hyperlink"/>
@@ -4990,8 +5380,8 @@
         </w:pict>
       </w:r>
     </w:p>
-    <w:bookmarkEnd w:id="53"/>
-    <w:bookmarkStart w:id="59" w:name="五三场分析师辩论"/>
+    <w:bookmarkEnd w:id="63"/>
+    <w:bookmarkStart w:id="70" w:name="五三场分析师辩论"/>
     <w:p>
       <w:pPr>
         <w:pStyle w:val="Heading2"/>
@@ -5003,7 +5393,7 @@
         <w:t xml:space="preserve">五、三场分析师辩论</w:t>
       </w:r>
     </w:p>
-    <w:bookmarkStart w:id="56" w:name="辩论一欧洲会与-maga-合流吗"/>
+    <w:bookmarkStart w:id="66" w:name="辩论一欧洲会与-maga-合流吗"/>
     <w:p>
       <w:pPr>
         <w:pStyle w:val="Heading3"/>
@@ -5057,7 +5447,7 @@
         </w:rPr>
         <w:t xml:space="preserve">：</w:t>
       </w:r>
-      <w:hyperlink r:id="rId54">
+      <w:hyperlink r:id="rId64">
         <w:r>
           <w:rPr>
             <w:rStyle w:val="Hyperlink"/>
@@ -5280,7 +5670,7 @@
         </w:rPr>
         <w:t xml:space="preserve">：</w:t>
       </w:r>
-      <w:hyperlink r:id="rId55">
+      <w:hyperlink r:id="rId65">
         <w:r>
           <w:rPr>
             <w:rStyle w:val="Hyperlink"/>
@@ -5463,8 +5853,8 @@
         <w:t xml:space="preserve">指出的结构约束。</w:t>
       </w:r>
     </w:p>
-    <w:bookmarkEnd w:id="56"/>
-    <w:bookmarkStart w:id="57" w:name="辩论二rearm-europe-能实现战略自主吗"/>
+    <w:bookmarkEnd w:id="66"/>
+    <w:bookmarkStart w:id="67" w:name="辩论二rearm-europe-能实现战略自主吗"/>
     <w:p>
       <w:pPr>
         <w:pStyle w:val="Heading3"/>
@@ -5693,8 +6083,8 @@
         <w:t xml:space="preserve">在财政规模上是真实的，但在能力实现上是结构性延迟的。最有可能的中期结果：欧盟拥有更多防务资金，但仍有大量资金流入美国供应商；防务工业整合局部推进但不完整；战略自主在政治语言上稳固，在技术能力上仍依赖。这与”合流”相反，但也不是真正的独立自主。</w:t>
       </w:r>
     </w:p>
-    <w:bookmarkEnd w:id="57"/>
-    <w:bookmarkStart w:id="58" w:name="辩论三欧洲去工业化是危机还是结构性转型机遇"/>
+    <w:bookmarkEnd w:id="67"/>
+    <w:bookmarkStart w:id="69" w:name="辩论三欧洲去工业化是危机还是结构性转型机遇"/>
     <w:p>
       <w:pPr>
         <w:pStyle w:val="Heading3"/>
@@ -5749,7 +6139,7 @@
         </w:rPr>
         <w:t xml:space="preserve">倍的结构性现实。伊朗冲击打开了已存在的价格传导管道，加速了这一结构性调整。</w:t>
       </w:r>
-      <w:hyperlink r:id="rId52">
+      <w:hyperlink r:id="rId62">
         <w:r>
           <w:rPr>
             <w:rStyle w:val="Hyperlink"/>
@@ -5812,7 +6202,7 @@
         </w:rPr>
         <w:t xml:space="preserve">：</w:t>
       </w:r>
-      <w:hyperlink r:id="rId27">
+      <w:hyperlink r:id="rId68">
         <w:r>
           <w:rPr>
             <w:rStyle w:val="Hyperlink"/>
@@ -5838,7 +6228,7 @@
         </w:rPr>
         <w:t xml:space="preserve">年三年连续低于盈利线，对企业来说这不是”结构性重组机遇”，这是生存威胁。</w:t>
       </w:r>
-      <w:hyperlink r:id="rId28">
+      <w:hyperlink r:id="rId29">
         <w:r>
           <w:rPr>
             <w:rStyle w:val="Hyperlink"/>
@@ -5968,9 +6358,9 @@
         </w:pict>
       </w:r>
     </w:p>
-    <w:bookmarkEnd w:id="58"/>
-    <w:bookmarkEnd w:id="59"/>
-    <w:bookmarkStart w:id="62" w:name="六德国是震中法国是镜像"/>
+    <w:bookmarkEnd w:id="69"/>
+    <w:bookmarkEnd w:id="70"/>
+    <w:bookmarkStart w:id="73" w:name="六德国是震中法国是镜像"/>
     <w:p>
       <w:pPr>
         <w:pStyle w:val="Heading2"/>
@@ -6118,7 +6508,7 @@
         </w:rPr>
         <w:t xml:space="preserve">：</w:t>
       </w:r>
-      <w:hyperlink r:id="rId60">
+      <w:hyperlink r:id="rId71">
         <w:r>
           <w:rPr>
             <w:rStyle w:val="Hyperlink"/>
@@ -6271,7 +6661,7 @@
       <w:r>
         <w:t xml:space="preserve">。</w:t>
       </w:r>
-      <w:hyperlink r:id="rId61">
+      <w:hyperlink r:id="rId72">
         <w:r>
           <w:rPr>
             <w:rStyle w:val="Hyperlink"/>
@@ -6512,8 +6902,8 @@
         </w:pict>
       </w:r>
     </w:p>
-    <w:bookmarkEnd w:id="62"/>
-    <w:bookmarkStart w:id="71" w:name="七右翼碎裂三条结构性断裂"/>
+    <w:bookmarkEnd w:id="73"/>
+    <w:bookmarkStart w:id="82" w:name="七右翼碎裂三条结构性断裂"/>
     <w:p>
       <w:pPr>
         <w:pStyle w:val="Heading2"/>
@@ -6545,7 +6935,7 @@
         <w:t xml:space="preserve">合流是结构性不可能的。原因不是价值观分歧，而是三条具体的利益断裂。</w:t>
       </w:r>
     </w:p>
-    <w:bookmarkStart w:id="63" w:name="断裂一俄罗斯问题最深的分裂"/>
+    <w:bookmarkStart w:id="74" w:name="断裂一俄罗斯问题最深的分裂"/>
     <w:p>
       <w:pPr>
         <w:pStyle w:val="Heading3"/>
@@ -6818,8 +7208,8 @@
         <w:t xml:space="preserve">这一分裂直接阻止了任何能覆盖欧洲右翼主要力量的统一平台。</w:t>
       </w:r>
     </w:p>
-    <w:bookmarkEnd w:id="63"/>
-    <w:bookmarkStart w:id="65" w:name="断裂二科技监管主权最具体的经济战"/>
+    <w:bookmarkEnd w:id="74"/>
+    <w:bookmarkStart w:id="76" w:name="断裂二科技监管主权最具体的经济战"/>
     <w:p>
       <w:pPr>
         <w:pStyle w:val="Heading3"/>
@@ -6868,7 +7258,7 @@
         </w:rPr>
         <w:t xml:space="preserve">日，</w:t>
       </w:r>
-      <w:hyperlink r:id="rId64">
+      <w:hyperlink r:id="rId75">
         <w:r>
           <w:rPr>
             <w:rStyle w:val="Hyperlink"/>
@@ -7048,8 +7438,8 @@
         <w:t xml:space="preserve">合流的第二条结构性障碍。</w:t>
       </w:r>
     </w:p>
-    <w:bookmarkEnd w:id="65"/>
-    <w:bookmarkStart w:id="70" w:name="断裂三关税与福利基本盘的利益冲突"/>
+    <w:bookmarkEnd w:id="76"/>
+    <w:bookmarkStart w:id="81" w:name="断裂三关税与福利基本盘的利益冲突"/>
     <w:p>
       <w:pPr>
         <w:pStyle w:val="Heading3"/>
@@ -7314,7 +7704,7 @@
         </w:rPr>
         <w:t xml:space="preserve">关税最大受害者社区的代言人。</w:t>
       </w:r>
-      <w:hyperlink r:id="rId66">
+      <w:hyperlink r:id="rId77">
         <w:r>
           <w:rPr>
             <w:rStyle w:val="Hyperlink"/>
@@ -7381,18 +7771,18 @@
           <wp:inline>
             <wp:extent cx="5334000" cy="2665722"/>
             <wp:effectExtent b="0" l="0" r="0" t="0"/>
-            <wp:docPr descr="图3 欧洲右翼政治——支持度与结构性断裂（Carnegie/ECFR数据）" title="" id="68" name="Picture"/>
+            <wp:docPr descr="图3 欧洲右翼政治——支持度与结构性断裂（Carnegie/ECFR数据）" title="" id="79" name="Picture"/>
             <a:graphic>
               <a:graphicData uri="http://schemas.openxmlformats.org/drawingml/2006/picture">
                 <pic:pic>
                   <pic:nvPicPr>
-                    <pic:cNvPr descr="assets/fig05_3.png" id="69" name="Picture"/>
+                    <pic:cNvPr descr="assets/fig05_3.png" id="80" name="Picture"/>
                     <pic:cNvPicPr>
                       <a:picLocks noChangeArrowheads="1" noChangeAspect="1"/>
                     </pic:cNvPicPr>
                   </pic:nvPicPr>
                   <pic:blipFill>
-                    <a:blip r:embed="rId67"/>
+                    <a:blip r:embed="rId78"/>
                     <a:stretch>
                       <a:fillRect/>
                     </a:stretch>
@@ -7446,9 +7836,9 @@
         </w:pict>
       </w:r>
     </w:p>
-    <w:bookmarkEnd w:id="70"/>
-    <w:bookmarkEnd w:id="71"/>
-    <w:bookmarkStart w:id="75" w:name="八强人轨迹2026-年的具体成绩单"/>
+    <w:bookmarkEnd w:id="81"/>
+    <w:bookmarkEnd w:id="82"/>
+    <w:bookmarkStart w:id="86" w:name="八强人轨迹2026-年的具体成绩单"/>
     <w:p>
       <w:pPr>
         <w:pStyle w:val="Heading2"/>
@@ -7499,7 +7889,7 @@
         </w:rPr>
         <w:t xml:space="preserve">【事实·已核实】</w:t>
       </w:r>
-      <w:hyperlink r:id="rId72">
+      <w:hyperlink r:id="rId83">
         <w:r>
           <w:rPr>
             <w:rStyle w:val="Hyperlink"/>
@@ -7650,7 +8040,7 @@
       <w:pPr>
         <w:pStyle w:val="BodyText"/>
       </w:pPr>
-      <w:hyperlink r:id="rId73">
+      <w:hyperlink r:id="rId84">
         <w:r>
           <w:rPr>
             <w:rStyle w:val="Hyperlink"/>
@@ -7891,7 +8281,7 @@
         </w:rPr>
         <w:t xml:space="preserve">个百分点。</w:t>
       </w:r>
-      <w:hyperlink r:id="rId74">
+      <w:hyperlink r:id="rId85">
         <w:r>
           <w:rPr>
             <w:rStyle w:val="Hyperlink"/>
@@ -8108,8 +8498,8 @@
         </w:pict>
       </w:r>
     </w:p>
-    <w:bookmarkEnd w:id="75"/>
-    <w:bookmarkStart w:id="76" w:name="九概率与轨迹判断"/>
+    <w:bookmarkEnd w:id="86"/>
+    <w:bookmarkStart w:id="87" w:name="九概率与轨迹判断"/>
     <w:p>
       <w:pPr>
         <w:pStyle w:val="Heading2"/>
@@ -8422,8 +8812,8 @@
         </w:pict>
       </w:r>
     </w:p>
-    <w:bookmarkEnd w:id="76"/>
-    <w:bookmarkStart w:id="77" w:name="十判断可能错在哪"/>
+    <w:bookmarkEnd w:id="87"/>
+    <w:bookmarkStart w:id="88" w:name="十判断可能错在哪"/>
     <w:p>
       <w:pPr>
         <w:pStyle w:val="Heading2"/>
@@ -8703,8 +9093,8 @@
         </w:pict>
       </w:r>
     </w:p>
-    <w:bookmarkEnd w:id="77"/>
-    <w:bookmarkStart w:id="79" w:name="不确定性账本"/>
+    <w:bookmarkEnd w:id="88"/>
+    <w:bookmarkStart w:id="90" w:name="不确定性账本"/>
     <w:p>
       <w:pPr>
         <w:pStyle w:val="Heading2"/>
@@ -9166,7 +9556,7 @@
         </w:rPr>
         <w:t xml:space="preserve">：</w:t>
       </w:r>
-      <w:hyperlink r:id="rId54">
+      <w:hyperlink r:id="rId64">
         <w:r>
           <w:rPr>
             <w:rStyle w:val="Hyperlink"/>
@@ -9190,7 +9580,7 @@
       <w:r>
         <w:t xml:space="preserve"> </w:t>
       </w:r>
-      <w:hyperlink r:id="rId78">
+      <w:hyperlink r:id="rId89">
         <w:r>
           <w:rPr>
             <w:rStyle w:val="Hyperlink"/>
@@ -9208,7 +9598,7 @@
       <w:r>
         <w:t xml:space="preserve"> </w:t>
       </w:r>
-      <w:hyperlink r:id="rId55">
+      <w:hyperlink r:id="rId65">
         <w:r>
           <w:rPr>
             <w:rStyle w:val="Hyperlink"/>
@@ -9239,7 +9629,7 @@
       <w:r>
         <w:t xml:space="preserve"> </w:t>
       </w:r>
-      <w:hyperlink r:id="rId52">
+      <w:hyperlink r:id="rId62">
         <w:r>
           <w:rPr>
             <w:rStyle w:val="Hyperlink"/>
@@ -9289,8 +9679,8 @@
         </w:pict>
       </w:r>
     </w:p>
-    <w:bookmarkEnd w:id="79"/>
-    <w:bookmarkStart w:id="81" w:name="附录关键数据表"/>
+    <w:bookmarkEnd w:id="90"/>
+    <w:bookmarkStart w:id="92" w:name="附录关键数据表"/>
     <w:p>
       <w:pPr>
         <w:pStyle w:val="Heading2"/>
@@ -9390,7 +9780,7 @@
               <w:rPr>
                 <w:rFonts w:hint="eastAsia"/>
               </w:rPr>
-              <w:t xml:space="preserve">化工开工率</w:t>
+              <w:t xml:space="preserve">化工开工率（2025全年均值）</w:t>
             </w:r>
           </w:p>
         </w:tc>
@@ -9415,7 +9805,10 @@
               <w:pStyle w:val="Compact"/>
             </w:pPr>
             <w:r>
-              <w:t xml:space="preserve">2025 Q3</w:t>
+              <w:rPr>
+                <w:rFonts w:hint="eastAsia"/>
+              </w:rPr>
+              <w:t xml:space="preserve">2025全年</w:t>
             </w:r>
           </w:p>
         </w:tc>
@@ -9430,7 +9823,76 @@
                 <w:rPr>
                   <w:rStyle w:val="Hyperlink"/>
                 </w:rPr>
-                <w:t xml:space="preserve">VCI</w:t>
+                <w:t xml:space="preserve">VCI Jahresbilanz 2025</w:t>
+              </w:r>
+            </w:hyperlink>
+          </w:p>
+        </w:tc>
+      </w:tr>
+      <w:tr>
+        <w:tc>
+          <w:tcPr/>
+          <w:p>
+            <w:pPr>
+              <w:pStyle w:val="Compact"/>
+            </w:pPr>
+            <w:r>
+              <w:t xml:space="preserve">EU </w:t>
+            </w:r>
+            <w:r>
+              <w:rPr>
+                <w:rFonts w:hint="eastAsia"/>
+              </w:rPr>
+              <w:t xml:space="preserve">化工开工率（Q1</w:t>
+            </w:r>
+            <w:r>
+              <w:t xml:space="preserve"> </w:t>
+            </w:r>
+            <w:r>
+              <w:rPr>
+                <w:rFonts w:hint="eastAsia"/>
+              </w:rPr>
+              <w:t xml:space="preserve">2026）</w:t>
+            </w:r>
+          </w:p>
+        </w:tc>
+        <w:tc>
+          <w:tcPr/>
+          <w:p>
+            <w:pPr>
+              <w:pStyle w:val="Compact"/>
+            </w:pPr>
+            <w:r>
+              <w:rPr>
+                <w:rFonts w:hint="eastAsia"/>
+              </w:rPr>
+              <w:t xml:space="preserve">75.1%，生产同比-6%</w:t>
+            </w:r>
+          </w:p>
+        </w:tc>
+        <w:tc>
+          <w:tcPr/>
+          <w:p>
+            <w:pPr>
+              <w:pStyle w:val="Compact"/>
+            </w:pPr>
+            <w:r>
+              <w:t xml:space="preserve">2026 Q1</w:t>
+            </w:r>
+          </w:p>
+        </w:tc>
+        <w:tc>
+          <w:tcPr/>
+          <w:p>
+            <w:pPr>
+              <w:pStyle w:val="Compact"/>
+            </w:pPr>
+            <w:hyperlink r:id="rId28">
+              <w:r>
+                <w:rPr>
+                  <w:rStyle w:val="Hyperlink"/>
+                </w:rPr>
+                <w:t xml:space="preserve">VCI QB 1/2026</w:t>
               </w:r>
             </w:hyperlink>
           </w:p>
@@ -9557,6 +10019,58 @@
               <w:rPr>
                 <w:rFonts w:hint="eastAsia"/>
               </w:rPr>
+              <w:t xml:space="preserve">德国化工企业计划迁出/关闭</w:t>
+            </w:r>
+          </w:p>
+        </w:tc>
+        <w:tc>
+          <w:tcPr/>
+          <w:p>
+            <w:pPr>
+              <w:pStyle w:val="Compact"/>
+            </w:pPr>
+            <w:r>
+              <w:t xml:space="preserve">20%</w:t>
+            </w:r>
+          </w:p>
+        </w:tc>
+        <w:tc>
+          <w:tcPr/>
+          <w:p>
+            <w:pPr>
+              <w:pStyle w:val="Compact"/>
+            </w:pPr>
+            <w:r>
+              <w:rPr>
+                <w:rFonts w:hint="eastAsia"/>
+              </w:rPr>
+              <w:t xml:space="preserve">2026初调查</w:t>
+            </w:r>
+          </w:p>
+        </w:tc>
+        <w:tc>
+          <w:tcPr/>
+          <w:p>
+            <w:pPr>
+              <w:pStyle w:val="Compact"/>
+            </w:pPr>
+            <w:r>
+              <w:t xml:space="preserve">VCI QB 1/2026</w:t>
+            </w:r>
+          </w:p>
+        </w:tc>
+      </w:tr>
+      <w:tr>
+        <w:tc>
+          <w:tcPr/>
+          <w:p>
+            <w:pPr>
+              <w:pStyle w:val="Compact"/>
+            </w:pPr>
+            <w:r>
+              <w:rPr>
+                <w:rFonts w:hint="eastAsia"/>
+              </w:rPr>
               <w:t xml:space="preserve">德国工业外迁意向</w:t>
             </w:r>
           </w:p>
@@ -9592,7 +10106,7 @@
             <w:pPr>
               <w:pStyle w:val="Compact"/>
             </w:pPr>
-            <w:hyperlink r:id="rId28">
+            <w:hyperlink r:id="rId29">
               <w:r>
                 <w:rPr>
                   <w:rStyle w:val="Hyperlink"/>
@@ -9848,7 +10362,7 @@
             <w:pPr>
               <w:pStyle w:val="Compact"/>
             </w:pPr>
-            <w:hyperlink r:id="rId52">
+            <w:hyperlink r:id="rId62">
               <w:r>
                 <w:rPr>
                   <w:rStyle w:val="Hyperlink"/>
@@ -10241,7 +10755,7 @@
             <w:pPr>
               <w:pStyle w:val="Compact"/>
             </w:pPr>
-            <w:hyperlink r:id="rId80">
+            <w:hyperlink r:id="rId91">
               <w:r>
                 <w:rPr>
                   <w:rStyle w:val="Hyperlink"/>
@@ -10411,7 +10925,7 @@
             <w:pPr>
               <w:pStyle w:val="Compact"/>
             </w:pPr>
-            <w:hyperlink r:id="rId64">
+            <w:hyperlink r:id="rId75">
               <w:r>
                 <w:rPr>
                   <w:rStyle w:val="Hyperlink"/>
@@ -10469,7 +10983,7 @@
             <w:pPr>
               <w:pStyle w:val="Compact"/>
             </w:pPr>
-            <w:hyperlink r:id="rId72">
+            <w:hyperlink r:id="rId83">
               <w:r>
                 <w:rPr>
                   <w:rStyle w:val="Hyperlink"/>
@@ -10529,7 +11043,7 @@
             <w:pPr>
               <w:pStyle w:val="Compact"/>
             </w:pPr>
-            <w:hyperlink r:id="rId74">
+            <w:hyperlink r:id="rId85">
               <w:r>
                 <w:rPr>
                   <w:rStyle w:val="Hyperlink"/>
@@ -10628,8 +11142,8 @@
         <w:t xml:space="preserve">2026-05-30。概率/机制分析，非确定性预测。</w:t>
       </w:r>
     </w:p>
-    <w:bookmarkEnd w:id="81"/>
-    <w:bookmarkEnd w:id="82"/>
+    <w:bookmarkEnd w:id="92"/>
+    <w:bookmarkEnd w:id="93"/>
     <w:sectPr>
       <w:footnotePr>
         <w:numRestart w:val="eachSect"/>
